--- a/docs/tables/whole/sec7_ckd_c30.docx
+++ b/docs/tables/whole/sec7_ckd_c30.docx
@@ -19,12 +19,12 @@
       <w:tblGrid>
         <w:gridCol w:w="2869"/>
         <w:gridCol w:w="778"/>
-        <w:gridCol w:w="1084"/>
-        <w:gridCol w:w="1756"/>
+        <w:gridCol w:w="839"/>
+        <w:gridCol w:w="1389"/>
         <w:gridCol w:w="1181"/>
         <w:gridCol w:w="778"/>
-        <w:gridCol w:w="1084"/>
-        <w:gridCol w:w="1879"/>
+        <w:gridCol w:w="839"/>
+        <w:gridCol w:w="1389"/>
         <w:gridCol w:w="1181"/>
       </w:tblGrid>
       <w:tr>
@@ -2069,7 +2069,7 @@
                 <w:szCs w:val="22"/>
                 <w:color w:val="000000"/>
               </w:rPr>
-              <w:t xml:space="preserve">0.57</w:t>
+              <w:t xml:space="preserve">0.58</w:t>
             </w:r>
           </w:p>
         </w:tc>
@@ -2175,7 +2175,7 @@
                 <w:szCs w:val="22"/>
                 <w:color w:val="000000"/>
               </w:rPr>
-              <w:t xml:space="preserve">0.250</w:t>
+              <w:t xml:space="preserve">0.260</w:t>
             </w:r>
           </w:p>
         </w:tc>
@@ -2658,7 +2658,7 @@
                 <w:szCs w:val="22"/>
                 <w:color w:val="000000"/>
               </w:rPr>
-              <w:t xml:space="preserve">0.140</w:t>
+              <w:t xml:space="preserve">0.150</w:t>
             </w:r>
           </w:p>
         </w:tc>
@@ -4001,113 +4001,113 @@
                 <w:szCs w:val="22"/>
                 <w:color w:val="000000"/>
               </w:rPr>
-              <w:t xml:space="preserve">1.35</w:t>
-            </w:r>
-          </w:p>
-        </w:tc>
-        <w:tc>
-          <w:tcPr>
-            <w:tcBorders>
-              <w:bottom w:val="none" w:sz="0" w:space="0" w:color="000000"/>
-              <w:top w:val="none" w:sz="0" w:space="0" w:color="000000"/>
-              <w:left w:val="none" w:sz="0" w:space="0" w:color="000000"/>
-              <w:right w:val="none" w:sz="0" w:space="0" w:color="000000"/>
-            </w:tcBorders>
-            <w:shd w:val="clear" w:color="auto" w:fill="FFFFFF"/>
-            <w:tcMar>
-              <w:top w:w="0" w:type="dxa"/>
-              <w:bottom w:w="0" w:type="dxa"/>
-              <w:left w:w="0" w:type="dxa"/>
-              <w:right w:w="0" w:type="dxa"/>
-            </w:tcMar>
-            <w:vAlign w:val="top"/>
-          </w:tcPr>
-          <w:p>
-            <w:pPr>
-              <w:pStyle w:val="Normal"/>
-              <w:jc w:val="center"/>
-              <w:pBdr>
-                <w:bottom w:val="none" w:sz="0" w:space="0" w:color="000000"/>
-                <w:top w:val="none" w:sz="0" w:space="0" w:color="000000"/>
-                <w:left w:val="none" w:sz="0" w:space="0" w:color="000000"/>
-                <w:right w:val="none" w:sz="0" w:space="0" w:color="000000"/>
-              </w:pBdr>
-              <w:spacing w:after="100" w:before="100" w:line="240"/>
-              <w:ind w:left="100" w:right="100" w:firstLine="0" w:firstLineChars="0"/>
-              <w:rPr>
-                <w:rFonts w:ascii="Helvetica" w:hAnsi="Helvetica" w:eastAsia="Helvetica" w:cs="Helvetica"/>
-                <w:i w:val="false"/>
-                <w:b w:val="false"/>
-                <w:u w:val="none"/>
-                <w:sz w:val="22"/>
-                <w:szCs w:val="22"/>
-                <w:color w:val="000000"/>
-              </w:rPr>
-            </w:pPr>
-            <w:r>
-              <w:rPr>
-                <w:rFonts w:ascii="Helvetica" w:hAnsi="Helvetica" w:eastAsia="Helvetica" w:cs="Helvetica"/>
-                <w:i w:val="false"/>
-                <w:b w:val="false"/>
-                <w:u w:val="none"/>
-                <w:sz w:val="22"/>
-                <w:szCs w:val="22"/>
-                <w:color w:val="000000"/>
-              </w:rPr>
-              <w:t xml:space="preserve">0.46, 3.95</w:t>
-            </w:r>
-          </w:p>
-        </w:tc>
-        <w:tc>
-          <w:tcPr>
-            <w:tcBorders>
-              <w:bottom w:val="none" w:sz="0" w:space="0" w:color="000000"/>
-              <w:top w:val="none" w:sz="0" w:space="0" w:color="000000"/>
-              <w:left w:val="none" w:sz="0" w:space="0" w:color="000000"/>
-              <w:right w:val="none" w:sz="0" w:space="0" w:color="000000"/>
-            </w:tcBorders>
-            <w:shd w:val="clear" w:color="auto" w:fill="FFFFFF"/>
-            <w:tcMar>
-              <w:top w:w="0" w:type="dxa"/>
-              <w:bottom w:w="0" w:type="dxa"/>
-              <w:left w:w="0" w:type="dxa"/>
-              <w:right w:w="0" w:type="dxa"/>
-            </w:tcMar>
-            <w:vAlign w:val="top"/>
-          </w:tcPr>
-          <w:p>
-            <w:pPr>
-              <w:pStyle w:val="Normal"/>
-              <w:jc w:val="center"/>
-              <w:pBdr>
-                <w:bottom w:val="none" w:sz="0" w:space="0" w:color="000000"/>
-                <w:top w:val="none" w:sz="0" w:space="0" w:color="000000"/>
-                <w:left w:val="none" w:sz="0" w:space="0" w:color="000000"/>
-                <w:right w:val="none" w:sz="0" w:space="0" w:color="000000"/>
-              </w:pBdr>
-              <w:spacing w:after="100" w:before="100" w:line="240"/>
-              <w:ind w:left="100" w:right="100" w:firstLine="0" w:firstLineChars="0"/>
-              <w:rPr>
-                <w:rFonts w:ascii="Helvetica" w:hAnsi="Helvetica" w:eastAsia="Helvetica" w:cs="Helvetica"/>
-                <w:i w:val="false"/>
-                <w:b w:val="false"/>
-                <w:u w:val="none"/>
-                <w:sz w:val="22"/>
-                <w:szCs w:val="22"/>
-                <w:color w:val="000000"/>
-              </w:rPr>
-            </w:pPr>
-            <w:r>
-              <w:rPr>
-                <w:rFonts w:ascii="Helvetica" w:hAnsi="Helvetica" w:eastAsia="Helvetica" w:cs="Helvetica"/>
-                <w:i w:val="false"/>
-                <w:b w:val="false"/>
-                <w:u w:val="none"/>
-                <w:sz w:val="22"/>
-                <w:szCs w:val="22"/>
-                <w:color w:val="000000"/>
-              </w:rPr>
-              <w:t xml:space="preserve">0.580</w:t>
+              <w:t xml:space="preserve">1.36</w:t>
+            </w:r>
+          </w:p>
+        </w:tc>
+        <w:tc>
+          <w:tcPr>
+            <w:tcBorders>
+              <w:bottom w:val="none" w:sz="0" w:space="0" w:color="000000"/>
+              <w:top w:val="none" w:sz="0" w:space="0" w:color="000000"/>
+              <w:left w:val="none" w:sz="0" w:space="0" w:color="000000"/>
+              <w:right w:val="none" w:sz="0" w:space="0" w:color="000000"/>
+            </w:tcBorders>
+            <w:shd w:val="clear" w:color="auto" w:fill="FFFFFF"/>
+            <w:tcMar>
+              <w:top w:w="0" w:type="dxa"/>
+              <w:bottom w:w="0" w:type="dxa"/>
+              <w:left w:w="0" w:type="dxa"/>
+              <w:right w:w="0" w:type="dxa"/>
+            </w:tcMar>
+            <w:vAlign w:val="top"/>
+          </w:tcPr>
+          <w:p>
+            <w:pPr>
+              <w:pStyle w:val="Normal"/>
+              <w:jc w:val="center"/>
+              <w:pBdr>
+                <w:bottom w:val="none" w:sz="0" w:space="0" w:color="000000"/>
+                <w:top w:val="none" w:sz="0" w:space="0" w:color="000000"/>
+                <w:left w:val="none" w:sz="0" w:space="0" w:color="000000"/>
+                <w:right w:val="none" w:sz="0" w:space="0" w:color="000000"/>
+              </w:pBdr>
+              <w:spacing w:after="100" w:before="100" w:line="240"/>
+              <w:ind w:left="100" w:right="100" w:firstLine="0" w:firstLineChars="0"/>
+              <w:rPr>
+                <w:rFonts w:ascii="Helvetica" w:hAnsi="Helvetica" w:eastAsia="Helvetica" w:cs="Helvetica"/>
+                <w:i w:val="false"/>
+                <w:b w:val="false"/>
+                <w:u w:val="none"/>
+                <w:sz w:val="22"/>
+                <w:szCs w:val="22"/>
+                <w:color w:val="000000"/>
+              </w:rPr>
+            </w:pPr>
+            <w:r>
+              <w:rPr>
+                <w:rFonts w:ascii="Helvetica" w:hAnsi="Helvetica" w:eastAsia="Helvetica" w:cs="Helvetica"/>
+                <w:i w:val="false"/>
+                <w:b w:val="false"/>
+                <w:u w:val="none"/>
+                <w:sz w:val="22"/>
+                <w:szCs w:val="22"/>
+                <w:color w:val="000000"/>
+              </w:rPr>
+              <w:t xml:space="preserve">0.46, 4.01</w:t>
+            </w:r>
+          </w:p>
+        </w:tc>
+        <w:tc>
+          <w:tcPr>
+            <w:tcBorders>
+              <w:bottom w:val="none" w:sz="0" w:space="0" w:color="000000"/>
+              <w:top w:val="none" w:sz="0" w:space="0" w:color="000000"/>
+              <w:left w:val="none" w:sz="0" w:space="0" w:color="000000"/>
+              <w:right w:val="none" w:sz="0" w:space="0" w:color="000000"/>
+            </w:tcBorders>
+            <w:shd w:val="clear" w:color="auto" w:fill="FFFFFF"/>
+            <w:tcMar>
+              <w:top w:w="0" w:type="dxa"/>
+              <w:bottom w:w="0" w:type="dxa"/>
+              <w:left w:w="0" w:type="dxa"/>
+              <w:right w:w="0" w:type="dxa"/>
+            </w:tcMar>
+            <w:vAlign w:val="top"/>
+          </w:tcPr>
+          <w:p>
+            <w:pPr>
+              <w:pStyle w:val="Normal"/>
+              <w:jc w:val="center"/>
+              <w:pBdr>
+                <w:bottom w:val="none" w:sz="0" w:space="0" w:color="000000"/>
+                <w:top w:val="none" w:sz="0" w:space="0" w:color="000000"/>
+                <w:left w:val="none" w:sz="0" w:space="0" w:color="000000"/>
+                <w:right w:val="none" w:sz="0" w:space="0" w:color="000000"/>
+              </w:pBdr>
+              <w:spacing w:after="100" w:before="100" w:line="240"/>
+              <w:ind w:left="100" w:right="100" w:firstLine="0" w:firstLineChars="0"/>
+              <w:rPr>
+                <w:rFonts w:ascii="Helvetica" w:hAnsi="Helvetica" w:eastAsia="Helvetica" w:cs="Helvetica"/>
+                <w:i w:val="false"/>
+                <w:b w:val="false"/>
+                <w:u w:val="none"/>
+                <w:sz w:val="22"/>
+                <w:szCs w:val="22"/>
+                <w:color w:val="000000"/>
+              </w:rPr>
+            </w:pPr>
+            <w:r>
+              <w:rPr>
+                <w:rFonts w:ascii="Helvetica" w:hAnsi="Helvetica" w:eastAsia="Helvetica" w:cs="Helvetica"/>
+                <w:i w:val="false"/>
+                <w:b w:val="false"/>
+                <w:u w:val="none"/>
+                <w:sz w:val="22"/>
+                <w:szCs w:val="22"/>
+                <w:color w:val="000000"/>
+              </w:rPr>
+              <w:t xml:space="preserve">0.570</w:t>
             </w:r>
           </w:p>
         </w:tc>
@@ -4484,113 +4484,113 @@
                 <w:szCs w:val="22"/>
                 <w:color w:val="000000"/>
               </w:rPr>
-              <w:t xml:space="preserve">0.92</w:t>
-            </w:r>
-          </w:p>
-        </w:tc>
-        <w:tc>
-          <w:tcPr>
-            <w:tcBorders>
-              <w:bottom w:val="none" w:sz="0" w:space="0" w:color="000000"/>
-              <w:top w:val="none" w:sz="0" w:space="0" w:color="000000"/>
-              <w:left w:val="none" w:sz="0" w:space="0" w:color="000000"/>
-              <w:right w:val="none" w:sz="0" w:space="0" w:color="000000"/>
-            </w:tcBorders>
-            <w:shd w:val="clear" w:color="auto" w:fill="FFFFFF"/>
-            <w:tcMar>
-              <w:top w:w="0" w:type="dxa"/>
-              <w:bottom w:w="0" w:type="dxa"/>
-              <w:left w:w="0" w:type="dxa"/>
-              <w:right w:w="0" w:type="dxa"/>
-            </w:tcMar>
-            <w:vAlign w:val="top"/>
-          </w:tcPr>
-          <w:p>
-            <w:pPr>
-              <w:pStyle w:val="Normal"/>
-              <w:jc w:val="center"/>
-              <w:pBdr>
-                <w:bottom w:val="none" w:sz="0" w:space="0" w:color="000000"/>
-                <w:top w:val="none" w:sz="0" w:space="0" w:color="000000"/>
-                <w:left w:val="none" w:sz="0" w:space="0" w:color="000000"/>
-                <w:right w:val="none" w:sz="0" w:space="0" w:color="000000"/>
-              </w:pBdr>
-              <w:spacing w:after="100" w:before="100" w:line="240"/>
-              <w:ind w:left="100" w:right="100" w:firstLine="0" w:firstLineChars="0"/>
-              <w:rPr>
-                <w:rFonts w:ascii="Helvetica" w:hAnsi="Helvetica" w:eastAsia="Helvetica" w:cs="Helvetica"/>
-                <w:i w:val="false"/>
-                <w:b w:val="false"/>
-                <w:u w:val="none"/>
-                <w:sz w:val="22"/>
-                <w:szCs w:val="22"/>
-                <w:color w:val="000000"/>
-              </w:rPr>
-            </w:pPr>
-            <w:r>
-              <w:rPr>
-                <w:rFonts w:ascii="Helvetica" w:hAnsi="Helvetica" w:eastAsia="Helvetica" w:cs="Helvetica"/>
-                <w:i w:val="false"/>
-                <w:b w:val="false"/>
-                <w:u w:val="none"/>
-                <w:sz w:val="22"/>
-                <w:szCs w:val="22"/>
-                <w:color w:val="000000"/>
-              </w:rPr>
-              <w:t xml:space="preserve">0.76, 1.11</w:t>
-            </w:r>
-          </w:p>
-        </w:tc>
-        <w:tc>
-          <w:tcPr>
-            <w:tcBorders>
-              <w:bottom w:val="none" w:sz="0" w:space="0" w:color="000000"/>
-              <w:top w:val="none" w:sz="0" w:space="0" w:color="000000"/>
-              <w:left w:val="none" w:sz="0" w:space="0" w:color="000000"/>
-              <w:right w:val="none" w:sz="0" w:space="0" w:color="000000"/>
-            </w:tcBorders>
-            <w:shd w:val="clear" w:color="auto" w:fill="FFFFFF"/>
-            <w:tcMar>
-              <w:top w:w="0" w:type="dxa"/>
-              <w:bottom w:w="0" w:type="dxa"/>
-              <w:left w:w="0" w:type="dxa"/>
-              <w:right w:w="0" w:type="dxa"/>
-            </w:tcMar>
-            <w:vAlign w:val="top"/>
-          </w:tcPr>
-          <w:p>
-            <w:pPr>
-              <w:pStyle w:val="Normal"/>
-              <w:jc w:val="center"/>
-              <w:pBdr>
-                <w:bottom w:val="none" w:sz="0" w:space="0" w:color="000000"/>
-                <w:top w:val="none" w:sz="0" w:space="0" w:color="000000"/>
-                <w:left w:val="none" w:sz="0" w:space="0" w:color="000000"/>
-                <w:right w:val="none" w:sz="0" w:space="0" w:color="000000"/>
-              </w:pBdr>
-              <w:spacing w:after="100" w:before="100" w:line="240"/>
-              <w:ind w:left="100" w:right="100" w:firstLine="0" w:firstLineChars="0"/>
-              <w:rPr>
-                <w:rFonts w:ascii="Helvetica" w:hAnsi="Helvetica" w:eastAsia="Helvetica" w:cs="Helvetica"/>
-                <w:i w:val="false"/>
-                <w:b w:val="false"/>
-                <w:u w:val="none"/>
-                <w:sz w:val="22"/>
-                <w:szCs w:val="22"/>
-                <w:color w:val="000000"/>
-              </w:rPr>
-            </w:pPr>
-            <w:r>
-              <w:rPr>
-                <w:rFonts w:ascii="Helvetica" w:hAnsi="Helvetica" w:eastAsia="Helvetica" w:cs="Helvetica"/>
-                <w:i w:val="false"/>
-                <w:b w:val="false"/>
-                <w:u w:val="none"/>
-                <w:sz w:val="22"/>
-                <w:szCs w:val="22"/>
-                <w:color w:val="000000"/>
-              </w:rPr>
-              <w:t xml:space="preserve">0.390</w:t>
+              <w:t xml:space="preserve">0.91</w:t>
+            </w:r>
+          </w:p>
+        </w:tc>
+        <w:tc>
+          <w:tcPr>
+            <w:tcBorders>
+              <w:bottom w:val="none" w:sz="0" w:space="0" w:color="000000"/>
+              <w:top w:val="none" w:sz="0" w:space="0" w:color="000000"/>
+              <w:left w:val="none" w:sz="0" w:space="0" w:color="000000"/>
+              <w:right w:val="none" w:sz="0" w:space="0" w:color="000000"/>
+            </w:tcBorders>
+            <w:shd w:val="clear" w:color="auto" w:fill="FFFFFF"/>
+            <w:tcMar>
+              <w:top w:w="0" w:type="dxa"/>
+              <w:bottom w:w="0" w:type="dxa"/>
+              <w:left w:w="0" w:type="dxa"/>
+              <w:right w:w="0" w:type="dxa"/>
+            </w:tcMar>
+            <w:vAlign w:val="top"/>
+          </w:tcPr>
+          <w:p>
+            <w:pPr>
+              <w:pStyle w:val="Normal"/>
+              <w:jc w:val="center"/>
+              <w:pBdr>
+                <w:bottom w:val="none" w:sz="0" w:space="0" w:color="000000"/>
+                <w:top w:val="none" w:sz="0" w:space="0" w:color="000000"/>
+                <w:left w:val="none" w:sz="0" w:space="0" w:color="000000"/>
+                <w:right w:val="none" w:sz="0" w:space="0" w:color="000000"/>
+              </w:pBdr>
+              <w:spacing w:after="100" w:before="100" w:line="240"/>
+              <w:ind w:left="100" w:right="100" w:firstLine="0" w:firstLineChars="0"/>
+              <w:rPr>
+                <w:rFonts w:ascii="Helvetica" w:hAnsi="Helvetica" w:eastAsia="Helvetica" w:cs="Helvetica"/>
+                <w:i w:val="false"/>
+                <w:b w:val="false"/>
+                <w:u w:val="none"/>
+                <w:sz w:val="22"/>
+                <w:szCs w:val="22"/>
+                <w:color w:val="000000"/>
+              </w:rPr>
+            </w:pPr>
+            <w:r>
+              <w:rPr>
+                <w:rFonts w:ascii="Helvetica" w:hAnsi="Helvetica" w:eastAsia="Helvetica" w:cs="Helvetica"/>
+                <w:i w:val="false"/>
+                <w:b w:val="false"/>
+                <w:u w:val="none"/>
+                <w:sz w:val="22"/>
+                <w:szCs w:val="22"/>
+                <w:color w:val="000000"/>
+              </w:rPr>
+              <w:t xml:space="preserve">0.76, 1.10</w:t>
+            </w:r>
+          </w:p>
+        </w:tc>
+        <w:tc>
+          <w:tcPr>
+            <w:tcBorders>
+              <w:bottom w:val="none" w:sz="0" w:space="0" w:color="000000"/>
+              <w:top w:val="none" w:sz="0" w:space="0" w:color="000000"/>
+              <w:left w:val="none" w:sz="0" w:space="0" w:color="000000"/>
+              <w:right w:val="none" w:sz="0" w:space="0" w:color="000000"/>
+            </w:tcBorders>
+            <w:shd w:val="clear" w:color="auto" w:fill="FFFFFF"/>
+            <w:tcMar>
+              <w:top w:w="0" w:type="dxa"/>
+              <w:bottom w:w="0" w:type="dxa"/>
+              <w:left w:w="0" w:type="dxa"/>
+              <w:right w:w="0" w:type="dxa"/>
+            </w:tcMar>
+            <w:vAlign w:val="top"/>
+          </w:tcPr>
+          <w:p>
+            <w:pPr>
+              <w:pStyle w:val="Normal"/>
+              <w:jc w:val="center"/>
+              <w:pBdr>
+                <w:bottom w:val="none" w:sz="0" w:space="0" w:color="000000"/>
+                <w:top w:val="none" w:sz="0" w:space="0" w:color="000000"/>
+                <w:left w:val="none" w:sz="0" w:space="0" w:color="000000"/>
+                <w:right w:val="none" w:sz="0" w:space="0" w:color="000000"/>
+              </w:pBdr>
+              <w:spacing w:after="100" w:before="100" w:line="240"/>
+              <w:ind w:left="100" w:right="100" w:firstLine="0" w:firstLineChars="0"/>
+              <w:rPr>
+                <w:rFonts w:ascii="Helvetica" w:hAnsi="Helvetica" w:eastAsia="Helvetica" w:cs="Helvetica"/>
+                <w:i w:val="false"/>
+                <w:b w:val="false"/>
+                <w:u w:val="none"/>
+                <w:sz w:val="22"/>
+                <w:szCs w:val="22"/>
+                <w:color w:val="000000"/>
+              </w:rPr>
+            </w:pPr>
+            <w:r>
+              <w:rPr>
+                <w:rFonts w:ascii="Helvetica" w:hAnsi="Helvetica" w:eastAsia="Helvetica" w:cs="Helvetica"/>
+                <w:i w:val="false"/>
+                <w:b w:val="false"/>
+                <w:u w:val="none"/>
+                <w:sz w:val="22"/>
+                <w:szCs w:val="22"/>
+                <w:color w:val="000000"/>
+              </w:rPr>
+              <w:t xml:space="preserve">0.350</w:t>
             </w:r>
           </w:p>
         </w:tc>
@@ -5933,113 +5933,113 @@
                 <w:szCs w:val="22"/>
                 <w:color w:val="000000"/>
               </w:rPr>
-              <w:t xml:space="preserve">1.37</w:t>
-            </w:r>
-          </w:p>
-        </w:tc>
-        <w:tc>
-          <w:tcPr>
-            <w:tcBorders>
-              <w:bottom w:val="none" w:sz="0" w:space="0" w:color="000000"/>
-              <w:top w:val="none" w:sz="0" w:space="0" w:color="000000"/>
-              <w:left w:val="none" w:sz="0" w:space="0" w:color="000000"/>
-              <w:right w:val="none" w:sz="0" w:space="0" w:color="000000"/>
-            </w:tcBorders>
-            <w:shd w:val="clear" w:color="auto" w:fill="FFFFFF"/>
-            <w:tcMar>
-              <w:top w:w="0" w:type="dxa"/>
-              <w:bottom w:w="0" w:type="dxa"/>
-              <w:left w:w="0" w:type="dxa"/>
-              <w:right w:w="0" w:type="dxa"/>
-            </w:tcMar>
-            <w:vAlign w:val="top"/>
-          </w:tcPr>
-          <w:p>
-            <w:pPr>
-              <w:pStyle w:val="Normal"/>
-              <w:jc w:val="center"/>
-              <w:pBdr>
-                <w:bottom w:val="none" w:sz="0" w:space="0" w:color="000000"/>
-                <w:top w:val="none" w:sz="0" w:space="0" w:color="000000"/>
-                <w:left w:val="none" w:sz="0" w:space="0" w:color="000000"/>
-                <w:right w:val="none" w:sz="0" w:space="0" w:color="000000"/>
-              </w:pBdr>
-              <w:spacing w:after="100" w:before="100" w:line="240"/>
-              <w:ind w:left="100" w:right="100" w:firstLine="0" w:firstLineChars="0"/>
-              <w:rPr>
-                <w:rFonts w:ascii="Helvetica" w:hAnsi="Helvetica" w:eastAsia="Helvetica" w:cs="Helvetica"/>
-                <w:i w:val="false"/>
-                <w:b w:val="false"/>
-                <w:u w:val="none"/>
-                <w:sz w:val="22"/>
-                <w:szCs w:val="22"/>
-                <w:color w:val="000000"/>
-              </w:rPr>
-            </w:pPr>
-            <w:r>
-              <w:rPr>
-                <w:rFonts w:ascii="Helvetica" w:hAnsi="Helvetica" w:eastAsia="Helvetica" w:cs="Helvetica"/>
-                <w:i w:val="false"/>
-                <w:b w:val="false"/>
-                <w:u w:val="none"/>
-                <w:sz w:val="22"/>
-                <w:szCs w:val="22"/>
-                <w:color w:val="000000"/>
-              </w:rPr>
-              <w:t xml:space="preserve">0.61, 3.05</w:t>
-            </w:r>
-          </w:p>
-        </w:tc>
-        <w:tc>
-          <w:tcPr>
-            <w:tcBorders>
-              <w:bottom w:val="none" w:sz="0" w:space="0" w:color="000000"/>
-              <w:top w:val="none" w:sz="0" w:space="0" w:color="000000"/>
-              <w:left w:val="none" w:sz="0" w:space="0" w:color="000000"/>
-              <w:right w:val="none" w:sz="0" w:space="0" w:color="000000"/>
-            </w:tcBorders>
-            <w:shd w:val="clear" w:color="auto" w:fill="FFFFFF"/>
-            <w:tcMar>
-              <w:top w:w="0" w:type="dxa"/>
-              <w:bottom w:w="0" w:type="dxa"/>
-              <w:left w:w="0" w:type="dxa"/>
-              <w:right w:w="0" w:type="dxa"/>
-            </w:tcMar>
-            <w:vAlign w:val="top"/>
-          </w:tcPr>
-          <w:p>
-            <w:pPr>
-              <w:pStyle w:val="Normal"/>
-              <w:jc w:val="center"/>
-              <w:pBdr>
-                <w:bottom w:val="none" w:sz="0" w:space="0" w:color="000000"/>
-                <w:top w:val="none" w:sz="0" w:space="0" w:color="000000"/>
-                <w:left w:val="none" w:sz="0" w:space="0" w:color="000000"/>
-                <w:right w:val="none" w:sz="0" w:space="0" w:color="000000"/>
-              </w:pBdr>
-              <w:spacing w:after="100" w:before="100" w:line="240"/>
-              <w:ind w:left="100" w:right="100" w:firstLine="0" w:firstLineChars="0"/>
-              <w:rPr>
-                <w:rFonts w:ascii="Helvetica" w:hAnsi="Helvetica" w:eastAsia="Helvetica" w:cs="Helvetica"/>
-                <w:i w:val="false"/>
-                <w:b w:val="false"/>
-                <w:u w:val="none"/>
-                <w:sz w:val="22"/>
-                <w:szCs w:val="22"/>
-                <w:color w:val="000000"/>
-              </w:rPr>
-            </w:pPr>
-            <w:r>
-              <w:rPr>
-                <w:rFonts w:ascii="Helvetica" w:hAnsi="Helvetica" w:eastAsia="Helvetica" w:cs="Helvetica"/>
-                <w:i w:val="false"/>
-                <w:b w:val="false"/>
-                <w:u w:val="none"/>
-                <w:sz w:val="22"/>
-                <w:szCs w:val="22"/>
-                <w:color w:val="000000"/>
-              </w:rPr>
-              <w:t xml:space="preserve">0.440</w:t>
+              <w:t xml:space="preserve">1.36</w:t>
+            </w:r>
+          </w:p>
+        </w:tc>
+        <w:tc>
+          <w:tcPr>
+            <w:tcBorders>
+              <w:bottom w:val="none" w:sz="0" w:space="0" w:color="000000"/>
+              <w:top w:val="none" w:sz="0" w:space="0" w:color="000000"/>
+              <w:left w:val="none" w:sz="0" w:space="0" w:color="000000"/>
+              <w:right w:val="none" w:sz="0" w:space="0" w:color="000000"/>
+            </w:tcBorders>
+            <w:shd w:val="clear" w:color="auto" w:fill="FFFFFF"/>
+            <w:tcMar>
+              <w:top w:w="0" w:type="dxa"/>
+              <w:bottom w:w="0" w:type="dxa"/>
+              <w:left w:w="0" w:type="dxa"/>
+              <w:right w:w="0" w:type="dxa"/>
+            </w:tcMar>
+            <w:vAlign w:val="top"/>
+          </w:tcPr>
+          <w:p>
+            <w:pPr>
+              <w:pStyle w:val="Normal"/>
+              <w:jc w:val="center"/>
+              <w:pBdr>
+                <w:bottom w:val="none" w:sz="0" w:space="0" w:color="000000"/>
+                <w:top w:val="none" w:sz="0" w:space="0" w:color="000000"/>
+                <w:left w:val="none" w:sz="0" w:space="0" w:color="000000"/>
+                <w:right w:val="none" w:sz="0" w:space="0" w:color="000000"/>
+              </w:pBdr>
+              <w:spacing w:after="100" w:before="100" w:line="240"/>
+              <w:ind w:left="100" w:right="100" w:firstLine="0" w:firstLineChars="0"/>
+              <w:rPr>
+                <w:rFonts w:ascii="Helvetica" w:hAnsi="Helvetica" w:eastAsia="Helvetica" w:cs="Helvetica"/>
+                <w:i w:val="false"/>
+                <w:b w:val="false"/>
+                <w:u w:val="none"/>
+                <w:sz w:val="22"/>
+                <w:szCs w:val="22"/>
+                <w:color w:val="000000"/>
+              </w:rPr>
+            </w:pPr>
+            <w:r>
+              <w:rPr>
+                <w:rFonts w:ascii="Helvetica" w:hAnsi="Helvetica" w:eastAsia="Helvetica" w:cs="Helvetica"/>
+                <w:i w:val="false"/>
+                <w:b w:val="false"/>
+                <w:u w:val="none"/>
+                <w:sz w:val="22"/>
+                <w:szCs w:val="22"/>
+                <w:color w:val="000000"/>
+              </w:rPr>
+              <w:t xml:space="preserve">0.61, 3.02</w:t>
+            </w:r>
+          </w:p>
+        </w:tc>
+        <w:tc>
+          <w:tcPr>
+            <w:tcBorders>
+              <w:bottom w:val="none" w:sz="0" w:space="0" w:color="000000"/>
+              <w:top w:val="none" w:sz="0" w:space="0" w:color="000000"/>
+              <w:left w:val="none" w:sz="0" w:space="0" w:color="000000"/>
+              <w:right w:val="none" w:sz="0" w:space="0" w:color="000000"/>
+            </w:tcBorders>
+            <w:shd w:val="clear" w:color="auto" w:fill="FFFFFF"/>
+            <w:tcMar>
+              <w:top w:w="0" w:type="dxa"/>
+              <w:bottom w:w="0" w:type="dxa"/>
+              <w:left w:w="0" w:type="dxa"/>
+              <w:right w:w="0" w:type="dxa"/>
+            </w:tcMar>
+            <w:vAlign w:val="top"/>
+          </w:tcPr>
+          <w:p>
+            <w:pPr>
+              <w:pStyle w:val="Normal"/>
+              <w:jc w:val="center"/>
+              <w:pBdr>
+                <w:bottom w:val="none" w:sz="0" w:space="0" w:color="000000"/>
+                <w:top w:val="none" w:sz="0" w:space="0" w:color="000000"/>
+                <w:left w:val="none" w:sz="0" w:space="0" w:color="000000"/>
+                <w:right w:val="none" w:sz="0" w:space="0" w:color="000000"/>
+              </w:pBdr>
+              <w:spacing w:after="100" w:before="100" w:line="240"/>
+              <w:ind w:left="100" w:right="100" w:firstLine="0" w:firstLineChars="0"/>
+              <w:rPr>
+                <w:rFonts w:ascii="Helvetica" w:hAnsi="Helvetica" w:eastAsia="Helvetica" w:cs="Helvetica"/>
+                <w:i w:val="false"/>
+                <w:b w:val="false"/>
+                <w:u w:val="none"/>
+                <w:sz w:val="22"/>
+                <w:szCs w:val="22"/>
+                <w:color w:val="000000"/>
+              </w:rPr>
+            </w:pPr>
+            <w:r>
+              <w:rPr>
+                <w:rFonts w:ascii="Helvetica" w:hAnsi="Helvetica" w:eastAsia="Helvetica" w:cs="Helvetica"/>
+                <w:i w:val="false"/>
+                <w:b w:val="false"/>
+                <w:u w:val="none"/>
+                <w:sz w:val="22"/>
+                <w:szCs w:val="22"/>
+                <w:color w:val="000000"/>
+              </w:rPr>
+              <w:t xml:space="preserve">0.460</w:t>
             </w:r>
           </w:p>
         </w:tc>
@@ -7012,7 +7012,7 @@
       </w:tr>
       <w:tr>
         <w:trPr>
-          <w:trHeight w:val="597" w:hRule="auto"/>
+          <w:trHeight w:val="598" w:hRule="auto"/>
         </w:trPr>
         body14
         <w:tc>
@@ -7435,7 +7435,7 @@
                 <w:szCs w:val="22"/>
                 <w:color w:val="000000"/>
               </w:rPr>
-              <w:t xml:space="preserve">0.01, 3.05</w:t>
+              <w:t xml:space="preserve">0.01, 3.08</w:t>
             </w:r>
           </w:p>
         </w:tc>
@@ -7865,113 +7865,113 @@
                 <w:szCs w:val="22"/>
                 <w:color w:val="000000"/>
               </w:rPr>
-              <w:t xml:space="preserve">2.18</w:t>
-            </w:r>
-          </w:p>
-        </w:tc>
-        <w:tc>
-          <w:tcPr>
-            <w:tcBorders>
-              <w:bottom w:val="none" w:sz="0" w:space="0" w:color="000000"/>
-              <w:top w:val="none" w:sz="0" w:space="0" w:color="000000"/>
-              <w:left w:val="none" w:sz="0" w:space="0" w:color="000000"/>
-              <w:right w:val="none" w:sz="0" w:space="0" w:color="000000"/>
-            </w:tcBorders>
-            <w:shd w:val="clear" w:color="auto" w:fill="FFFFFF"/>
-            <w:tcMar>
-              <w:top w:w="0" w:type="dxa"/>
-              <w:bottom w:w="0" w:type="dxa"/>
-              <w:left w:w="0" w:type="dxa"/>
-              <w:right w:w="0" w:type="dxa"/>
-            </w:tcMar>
-            <w:vAlign w:val="top"/>
-          </w:tcPr>
-          <w:p>
-            <w:pPr>
-              <w:pStyle w:val="Normal"/>
-              <w:jc w:val="center"/>
-              <w:pBdr>
-                <w:bottom w:val="none" w:sz="0" w:space="0" w:color="000000"/>
-                <w:top w:val="none" w:sz="0" w:space="0" w:color="000000"/>
-                <w:left w:val="none" w:sz="0" w:space="0" w:color="000000"/>
-                <w:right w:val="none" w:sz="0" w:space="0" w:color="000000"/>
-              </w:pBdr>
-              <w:spacing w:after="100" w:before="100" w:line="240"/>
-              <w:ind w:left="100" w:right="100" w:firstLine="0" w:firstLineChars="0"/>
-              <w:rPr>
-                <w:rFonts w:ascii="Helvetica" w:hAnsi="Helvetica" w:eastAsia="Helvetica" w:cs="Helvetica"/>
-                <w:i w:val="false"/>
-                <w:b w:val="false"/>
-                <w:u w:val="none"/>
-                <w:sz w:val="22"/>
-                <w:szCs w:val="22"/>
-                <w:color w:val="000000"/>
-              </w:rPr>
-            </w:pPr>
-            <w:r>
-              <w:rPr>
-                <w:rFonts w:ascii="Helvetica" w:hAnsi="Helvetica" w:eastAsia="Helvetica" w:cs="Helvetica"/>
-                <w:i w:val="false"/>
-                <w:b w:val="false"/>
-                <w:u w:val="none"/>
-                <w:sz w:val="22"/>
-                <w:szCs w:val="22"/>
-                <w:color w:val="000000"/>
-              </w:rPr>
-              <w:t xml:space="preserve">0.20, 23.8</w:t>
-            </w:r>
-          </w:p>
-        </w:tc>
-        <w:tc>
-          <w:tcPr>
-            <w:tcBorders>
-              <w:bottom w:val="none" w:sz="0" w:space="0" w:color="000000"/>
-              <w:top w:val="none" w:sz="0" w:space="0" w:color="000000"/>
-              <w:left w:val="none" w:sz="0" w:space="0" w:color="000000"/>
-              <w:right w:val="none" w:sz="0" w:space="0" w:color="000000"/>
-            </w:tcBorders>
-            <w:shd w:val="clear" w:color="auto" w:fill="FFFFFF"/>
-            <w:tcMar>
-              <w:top w:w="0" w:type="dxa"/>
-              <w:bottom w:w="0" w:type="dxa"/>
-              <w:left w:w="0" w:type="dxa"/>
-              <w:right w:w="0" w:type="dxa"/>
-            </w:tcMar>
-            <w:vAlign w:val="top"/>
-          </w:tcPr>
-          <w:p>
-            <w:pPr>
-              <w:pStyle w:val="Normal"/>
-              <w:jc w:val="center"/>
-              <w:pBdr>
-                <w:bottom w:val="none" w:sz="0" w:space="0" w:color="000000"/>
-                <w:top w:val="none" w:sz="0" w:space="0" w:color="000000"/>
-                <w:left w:val="none" w:sz="0" w:space="0" w:color="000000"/>
-                <w:right w:val="none" w:sz="0" w:space="0" w:color="000000"/>
-              </w:pBdr>
-              <w:spacing w:after="100" w:before="100" w:line="240"/>
-              <w:ind w:left="100" w:right="100" w:firstLine="0" w:firstLineChars="0"/>
-              <w:rPr>
-                <w:rFonts w:ascii="Helvetica" w:hAnsi="Helvetica" w:eastAsia="Helvetica" w:cs="Helvetica"/>
-                <w:i w:val="false"/>
-                <w:b w:val="false"/>
-                <w:u w:val="none"/>
-                <w:sz w:val="22"/>
-                <w:szCs w:val="22"/>
-                <w:color w:val="000000"/>
-              </w:rPr>
-            </w:pPr>
-            <w:r>
-              <w:rPr>
-                <w:rFonts w:ascii="Helvetica" w:hAnsi="Helvetica" w:eastAsia="Helvetica" w:cs="Helvetica"/>
-                <w:i w:val="false"/>
-                <w:b w:val="false"/>
-                <w:u w:val="none"/>
-                <w:sz w:val="22"/>
-                <w:szCs w:val="22"/>
-                <w:color w:val="000000"/>
-              </w:rPr>
-              <w:t xml:space="preserve">0.520</w:t>
+              <w:t xml:space="preserve">2.45</w:t>
+            </w:r>
+          </w:p>
+        </w:tc>
+        <w:tc>
+          <w:tcPr>
+            <w:tcBorders>
+              <w:bottom w:val="none" w:sz="0" w:space="0" w:color="000000"/>
+              <w:top w:val="none" w:sz="0" w:space="0" w:color="000000"/>
+              <w:left w:val="none" w:sz="0" w:space="0" w:color="000000"/>
+              <w:right w:val="none" w:sz="0" w:space="0" w:color="000000"/>
+            </w:tcBorders>
+            <w:shd w:val="clear" w:color="auto" w:fill="FFFFFF"/>
+            <w:tcMar>
+              <w:top w:w="0" w:type="dxa"/>
+              <w:bottom w:w="0" w:type="dxa"/>
+              <w:left w:w="0" w:type="dxa"/>
+              <w:right w:w="0" w:type="dxa"/>
+            </w:tcMar>
+            <w:vAlign w:val="top"/>
+          </w:tcPr>
+          <w:p>
+            <w:pPr>
+              <w:pStyle w:val="Normal"/>
+              <w:jc w:val="center"/>
+              <w:pBdr>
+                <w:bottom w:val="none" w:sz="0" w:space="0" w:color="000000"/>
+                <w:top w:val="none" w:sz="0" w:space="0" w:color="000000"/>
+                <w:left w:val="none" w:sz="0" w:space="0" w:color="000000"/>
+                <w:right w:val="none" w:sz="0" w:space="0" w:color="000000"/>
+              </w:pBdr>
+              <w:spacing w:after="100" w:before="100" w:line="240"/>
+              <w:ind w:left="100" w:right="100" w:firstLine="0" w:firstLineChars="0"/>
+              <w:rPr>
+                <w:rFonts w:ascii="Helvetica" w:hAnsi="Helvetica" w:eastAsia="Helvetica" w:cs="Helvetica"/>
+                <w:i w:val="false"/>
+                <w:b w:val="false"/>
+                <w:u w:val="none"/>
+                <w:sz w:val="22"/>
+                <w:szCs w:val="22"/>
+                <w:color w:val="000000"/>
+              </w:rPr>
+            </w:pPr>
+            <w:r>
+              <w:rPr>
+                <w:rFonts w:ascii="Helvetica" w:hAnsi="Helvetica" w:eastAsia="Helvetica" w:cs="Helvetica"/>
+                <w:i w:val="false"/>
+                <w:b w:val="false"/>
+                <w:u w:val="none"/>
+                <w:sz w:val="22"/>
+                <w:szCs w:val="22"/>
+                <w:color w:val="000000"/>
+              </w:rPr>
+              <w:t xml:space="preserve">0.24, 24.8</w:t>
+            </w:r>
+          </w:p>
+        </w:tc>
+        <w:tc>
+          <w:tcPr>
+            <w:tcBorders>
+              <w:bottom w:val="none" w:sz="0" w:space="0" w:color="000000"/>
+              <w:top w:val="none" w:sz="0" w:space="0" w:color="000000"/>
+              <w:left w:val="none" w:sz="0" w:space="0" w:color="000000"/>
+              <w:right w:val="none" w:sz="0" w:space="0" w:color="000000"/>
+            </w:tcBorders>
+            <w:shd w:val="clear" w:color="auto" w:fill="FFFFFF"/>
+            <w:tcMar>
+              <w:top w:w="0" w:type="dxa"/>
+              <w:bottom w:w="0" w:type="dxa"/>
+              <w:left w:w="0" w:type="dxa"/>
+              <w:right w:w="0" w:type="dxa"/>
+            </w:tcMar>
+            <w:vAlign w:val="top"/>
+          </w:tcPr>
+          <w:p>
+            <w:pPr>
+              <w:pStyle w:val="Normal"/>
+              <w:jc w:val="center"/>
+              <w:pBdr>
+                <w:bottom w:val="none" w:sz="0" w:space="0" w:color="000000"/>
+                <w:top w:val="none" w:sz="0" w:space="0" w:color="000000"/>
+                <w:left w:val="none" w:sz="0" w:space="0" w:color="000000"/>
+                <w:right w:val="none" w:sz="0" w:space="0" w:color="000000"/>
+              </w:pBdr>
+              <w:spacing w:after="100" w:before="100" w:line="240"/>
+              <w:ind w:left="100" w:right="100" w:firstLine="0" w:firstLineChars="0"/>
+              <w:rPr>
+                <w:rFonts w:ascii="Helvetica" w:hAnsi="Helvetica" w:eastAsia="Helvetica" w:cs="Helvetica"/>
+                <w:i w:val="false"/>
+                <w:b w:val="false"/>
+                <w:u w:val="none"/>
+                <w:sz w:val="22"/>
+                <w:szCs w:val="22"/>
+                <w:color w:val="000000"/>
+              </w:rPr>
+            </w:pPr>
+            <w:r>
+              <w:rPr>
+                <w:rFonts w:ascii="Helvetica" w:hAnsi="Helvetica" w:eastAsia="Helvetica" w:cs="Helvetica"/>
+                <w:i w:val="false"/>
+                <w:b w:val="false"/>
+                <w:u w:val="none"/>
+                <w:sz w:val="22"/>
+                <w:szCs w:val="22"/>
+                <w:color w:val="000000"/>
+              </w:rPr>
+              <w:t xml:space="preserve">0.450</w:t>
             </w:r>
           </w:p>
         </w:tc>
@@ -8348,113 +8348,113 @@
                 <w:szCs w:val="22"/>
                 <w:color w:val="000000"/>
               </w:rPr>
-              <w:t xml:space="preserve">0.68</w:t>
-            </w:r>
-          </w:p>
-        </w:tc>
-        <w:tc>
-          <w:tcPr>
-            <w:tcBorders>
-              <w:bottom w:val="none" w:sz="0" w:space="0" w:color="000000"/>
-              <w:top w:val="none" w:sz="0" w:space="0" w:color="000000"/>
-              <w:left w:val="none" w:sz="0" w:space="0" w:color="000000"/>
-              <w:right w:val="none" w:sz="0" w:space="0" w:color="000000"/>
-            </w:tcBorders>
-            <w:shd w:val="clear" w:color="auto" w:fill="FFFFFF"/>
-            <w:tcMar>
-              <w:top w:w="0" w:type="dxa"/>
-              <w:bottom w:w="0" w:type="dxa"/>
-              <w:left w:w="0" w:type="dxa"/>
-              <w:right w:w="0" w:type="dxa"/>
-            </w:tcMar>
-            <w:vAlign w:val="top"/>
-          </w:tcPr>
-          <w:p>
-            <w:pPr>
-              <w:pStyle w:val="Normal"/>
-              <w:jc w:val="center"/>
-              <w:pBdr>
-                <w:bottom w:val="none" w:sz="0" w:space="0" w:color="000000"/>
-                <w:top w:val="none" w:sz="0" w:space="0" w:color="000000"/>
-                <w:left w:val="none" w:sz="0" w:space="0" w:color="000000"/>
-                <w:right w:val="none" w:sz="0" w:space="0" w:color="000000"/>
-              </w:pBdr>
-              <w:spacing w:after="100" w:before="100" w:line="240"/>
-              <w:ind w:left="100" w:right="100" w:firstLine="0" w:firstLineChars="0"/>
-              <w:rPr>
-                <w:rFonts w:ascii="Helvetica" w:hAnsi="Helvetica" w:eastAsia="Helvetica" w:cs="Helvetica"/>
-                <w:i w:val="false"/>
-                <w:b w:val="false"/>
-                <w:u w:val="none"/>
-                <w:sz w:val="22"/>
-                <w:szCs w:val="22"/>
-                <w:color w:val="000000"/>
-              </w:rPr>
-            </w:pPr>
-            <w:r>
-              <w:rPr>
-                <w:rFonts w:ascii="Helvetica" w:hAnsi="Helvetica" w:eastAsia="Helvetica" w:cs="Helvetica"/>
-                <w:i w:val="false"/>
-                <w:b w:val="false"/>
-                <w:u w:val="none"/>
-                <w:sz w:val="22"/>
-                <w:szCs w:val="22"/>
-                <w:color w:val="000000"/>
-              </w:rPr>
-              <w:t xml:space="preserve">0.07, 6.49</w:t>
-            </w:r>
-          </w:p>
-        </w:tc>
-        <w:tc>
-          <w:tcPr>
-            <w:tcBorders>
-              <w:bottom w:val="none" w:sz="0" w:space="0" w:color="000000"/>
-              <w:top w:val="none" w:sz="0" w:space="0" w:color="000000"/>
-              <w:left w:val="none" w:sz="0" w:space="0" w:color="000000"/>
-              <w:right w:val="none" w:sz="0" w:space="0" w:color="000000"/>
-            </w:tcBorders>
-            <w:shd w:val="clear" w:color="auto" w:fill="FFFFFF"/>
-            <w:tcMar>
-              <w:top w:w="0" w:type="dxa"/>
-              <w:bottom w:w="0" w:type="dxa"/>
-              <w:left w:w="0" w:type="dxa"/>
-              <w:right w:w="0" w:type="dxa"/>
-            </w:tcMar>
-            <w:vAlign w:val="top"/>
-          </w:tcPr>
-          <w:p>
-            <w:pPr>
-              <w:pStyle w:val="Normal"/>
-              <w:jc w:val="center"/>
-              <w:pBdr>
-                <w:bottom w:val="none" w:sz="0" w:space="0" w:color="000000"/>
-                <w:top w:val="none" w:sz="0" w:space="0" w:color="000000"/>
-                <w:left w:val="none" w:sz="0" w:space="0" w:color="000000"/>
-                <w:right w:val="none" w:sz="0" w:space="0" w:color="000000"/>
-              </w:pBdr>
-              <w:spacing w:after="100" w:before="100" w:line="240"/>
-              <w:ind w:left="100" w:right="100" w:firstLine="0" w:firstLineChars="0"/>
-              <w:rPr>
-                <w:rFonts w:ascii="Helvetica" w:hAnsi="Helvetica" w:eastAsia="Helvetica" w:cs="Helvetica"/>
-                <w:i w:val="false"/>
-                <w:b w:val="false"/>
-                <w:u w:val="none"/>
-                <w:sz w:val="22"/>
-                <w:szCs w:val="22"/>
-                <w:color w:val="000000"/>
-              </w:rPr>
-            </w:pPr>
-            <w:r>
-              <w:rPr>
-                <w:rFonts w:ascii="Helvetica" w:hAnsi="Helvetica" w:eastAsia="Helvetica" w:cs="Helvetica"/>
-                <w:i w:val="false"/>
-                <w:b w:val="false"/>
-                <w:u w:val="none"/>
-                <w:sz w:val="22"/>
-                <w:szCs w:val="22"/>
-                <w:color w:val="000000"/>
-              </w:rPr>
-              <w:t xml:space="preserve">0.730</w:t>
+              <w:t xml:space="preserve">0.69</w:t>
+            </w:r>
+          </w:p>
+        </w:tc>
+        <w:tc>
+          <w:tcPr>
+            <w:tcBorders>
+              <w:bottom w:val="none" w:sz="0" w:space="0" w:color="000000"/>
+              <w:top w:val="none" w:sz="0" w:space="0" w:color="000000"/>
+              <w:left w:val="none" w:sz="0" w:space="0" w:color="000000"/>
+              <w:right w:val="none" w:sz="0" w:space="0" w:color="000000"/>
+            </w:tcBorders>
+            <w:shd w:val="clear" w:color="auto" w:fill="FFFFFF"/>
+            <w:tcMar>
+              <w:top w:w="0" w:type="dxa"/>
+              <w:bottom w:w="0" w:type="dxa"/>
+              <w:left w:w="0" w:type="dxa"/>
+              <w:right w:w="0" w:type="dxa"/>
+            </w:tcMar>
+            <w:vAlign w:val="top"/>
+          </w:tcPr>
+          <w:p>
+            <w:pPr>
+              <w:pStyle w:val="Normal"/>
+              <w:jc w:val="center"/>
+              <w:pBdr>
+                <w:bottom w:val="none" w:sz="0" w:space="0" w:color="000000"/>
+                <w:top w:val="none" w:sz="0" w:space="0" w:color="000000"/>
+                <w:left w:val="none" w:sz="0" w:space="0" w:color="000000"/>
+                <w:right w:val="none" w:sz="0" w:space="0" w:color="000000"/>
+              </w:pBdr>
+              <w:spacing w:after="100" w:before="100" w:line="240"/>
+              <w:ind w:left="100" w:right="100" w:firstLine="0" w:firstLineChars="0"/>
+              <w:rPr>
+                <w:rFonts w:ascii="Helvetica" w:hAnsi="Helvetica" w:eastAsia="Helvetica" w:cs="Helvetica"/>
+                <w:i w:val="false"/>
+                <w:b w:val="false"/>
+                <w:u w:val="none"/>
+                <w:sz w:val="22"/>
+                <w:szCs w:val="22"/>
+                <w:color w:val="000000"/>
+              </w:rPr>
+            </w:pPr>
+            <w:r>
+              <w:rPr>
+                <w:rFonts w:ascii="Helvetica" w:hAnsi="Helvetica" w:eastAsia="Helvetica" w:cs="Helvetica"/>
+                <w:i w:val="false"/>
+                <w:b w:val="false"/>
+                <w:u w:val="none"/>
+                <w:sz w:val="22"/>
+                <w:szCs w:val="22"/>
+                <w:color w:val="000000"/>
+              </w:rPr>
+              <w:t xml:space="preserve">0.07, 6.76</w:t>
+            </w:r>
+          </w:p>
+        </w:tc>
+        <w:tc>
+          <w:tcPr>
+            <w:tcBorders>
+              <w:bottom w:val="none" w:sz="0" w:space="0" w:color="000000"/>
+              <w:top w:val="none" w:sz="0" w:space="0" w:color="000000"/>
+              <w:left w:val="none" w:sz="0" w:space="0" w:color="000000"/>
+              <w:right w:val="none" w:sz="0" w:space="0" w:color="000000"/>
+            </w:tcBorders>
+            <w:shd w:val="clear" w:color="auto" w:fill="FFFFFF"/>
+            <w:tcMar>
+              <w:top w:w="0" w:type="dxa"/>
+              <w:bottom w:w="0" w:type="dxa"/>
+              <w:left w:w="0" w:type="dxa"/>
+              <w:right w:w="0" w:type="dxa"/>
+            </w:tcMar>
+            <w:vAlign w:val="top"/>
+          </w:tcPr>
+          <w:p>
+            <w:pPr>
+              <w:pStyle w:val="Normal"/>
+              <w:jc w:val="center"/>
+              <w:pBdr>
+                <w:bottom w:val="none" w:sz="0" w:space="0" w:color="000000"/>
+                <w:top w:val="none" w:sz="0" w:space="0" w:color="000000"/>
+                <w:left w:val="none" w:sz="0" w:space="0" w:color="000000"/>
+                <w:right w:val="none" w:sz="0" w:space="0" w:color="000000"/>
+              </w:pBdr>
+              <w:spacing w:after="100" w:before="100" w:line="240"/>
+              <w:ind w:left="100" w:right="100" w:firstLine="0" w:firstLineChars="0"/>
+              <w:rPr>
+                <w:rFonts w:ascii="Helvetica" w:hAnsi="Helvetica" w:eastAsia="Helvetica" w:cs="Helvetica"/>
+                <w:i w:val="false"/>
+                <w:b w:val="false"/>
+                <w:u w:val="none"/>
+                <w:sz w:val="22"/>
+                <w:szCs w:val="22"/>
+                <w:color w:val="000000"/>
+              </w:rPr>
+            </w:pPr>
+            <w:r>
+              <w:rPr>
+                <w:rFonts w:ascii="Helvetica" w:hAnsi="Helvetica" w:eastAsia="Helvetica" w:cs="Helvetica"/>
+                <w:i w:val="false"/>
+                <w:b w:val="false"/>
+                <w:u w:val="none"/>
+                <w:sz w:val="22"/>
+                <w:szCs w:val="22"/>
+                <w:color w:val="000000"/>
+              </w:rPr>
+              <w:t xml:space="preserve">0.750</w:t>
             </w:r>
           </w:p>
         </w:tc>
@@ -8831,113 +8831,113 @@
                 <w:szCs w:val="22"/>
                 <w:color w:val="000000"/>
               </w:rPr>
-              <w:t xml:space="preserve">0.63</w:t>
-            </w:r>
-          </w:p>
-        </w:tc>
-        <w:tc>
-          <w:tcPr>
-            <w:tcBorders>
-              <w:bottom w:val="none" w:sz="0" w:space="0" w:color="000000"/>
-              <w:top w:val="none" w:sz="0" w:space="0" w:color="000000"/>
-              <w:left w:val="none" w:sz="0" w:space="0" w:color="000000"/>
-              <w:right w:val="none" w:sz="0" w:space="0" w:color="000000"/>
-            </w:tcBorders>
-            <w:shd w:val="clear" w:color="auto" w:fill="FFFFFF"/>
-            <w:tcMar>
-              <w:top w:w="0" w:type="dxa"/>
-              <w:bottom w:w="0" w:type="dxa"/>
-              <w:left w:w="0" w:type="dxa"/>
-              <w:right w:w="0" w:type="dxa"/>
-            </w:tcMar>
-            <w:vAlign w:val="top"/>
-          </w:tcPr>
-          <w:p>
-            <w:pPr>
-              <w:pStyle w:val="Normal"/>
-              <w:jc w:val="center"/>
-              <w:pBdr>
-                <w:bottom w:val="none" w:sz="0" w:space="0" w:color="000000"/>
-                <w:top w:val="none" w:sz="0" w:space="0" w:color="000000"/>
-                <w:left w:val="none" w:sz="0" w:space="0" w:color="000000"/>
-                <w:right w:val="none" w:sz="0" w:space="0" w:color="000000"/>
-              </w:pBdr>
-              <w:spacing w:after="100" w:before="100" w:line="240"/>
-              <w:ind w:left="100" w:right="100" w:firstLine="0" w:firstLineChars="0"/>
-              <w:rPr>
-                <w:rFonts w:ascii="Helvetica" w:hAnsi="Helvetica" w:eastAsia="Helvetica" w:cs="Helvetica"/>
-                <w:i w:val="false"/>
-                <w:b w:val="false"/>
-                <w:u w:val="none"/>
-                <w:sz w:val="22"/>
-                <w:szCs w:val="22"/>
-                <w:color w:val="000000"/>
-              </w:rPr>
-            </w:pPr>
-            <w:r>
-              <w:rPr>
-                <w:rFonts w:ascii="Helvetica" w:hAnsi="Helvetica" w:eastAsia="Helvetica" w:cs="Helvetica"/>
-                <w:i w:val="false"/>
-                <w:b w:val="false"/>
-                <w:u w:val="none"/>
-                <w:sz w:val="22"/>
-                <w:szCs w:val="22"/>
-                <w:color w:val="000000"/>
-              </w:rPr>
-              <w:t xml:space="preserve">0.10, 4.04</w:t>
-            </w:r>
-          </w:p>
-        </w:tc>
-        <w:tc>
-          <w:tcPr>
-            <w:tcBorders>
-              <w:bottom w:val="none" w:sz="0" w:space="0" w:color="000000"/>
-              <w:top w:val="none" w:sz="0" w:space="0" w:color="000000"/>
-              <w:left w:val="none" w:sz="0" w:space="0" w:color="000000"/>
-              <w:right w:val="none" w:sz="0" w:space="0" w:color="000000"/>
-            </w:tcBorders>
-            <w:shd w:val="clear" w:color="auto" w:fill="FFFFFF"/>
-            <w:tcMar>
-              <w:top w:w="0" w:type="dxa"/>
-              <w:bottom w:w="0" w:type="dxa"/>
-              <w:left w:w="0" w:type="dxa"/>
-              <w:right w:w="0" w:type="dxa"/>
-            </w:tcMar>
-            <w:vAlign w:val="top"/>
-          </w:tcPr>
-          <w:p>
-            <w:pPr>
-              <w:pStyle w:val="Normal"/>
-              <w:jc w:val="center"/>
-              <w:pBdr>
-                <w:bottom w:val="none" w:sz="0" w:space="0" w:color="000000"/>
-                <w:top w:val="none" w:sz="0" w:space="0" w:color="000000"/>
-                <w:left w:val="none" w:sz="0" w:space="0" w:color="000000"/>
-                <w:right w:val="none" w:sz="0" w:space="0" w:color="000000"/>
-              </w:pBdr>
-              <w:spacing w:after="100" w:before="100" w:line="240"/>
-              <w:ind w:left="100" w:right="100" w:firstLine="0" w:firstLineChars="0"/>
-              <w:rPr>
-                <w:rFonts w:ascii="Helvetica" w:hAnsi="Helvetica" w:eastAsia="Helvetica" w:cs="Helvetica"/>
-                <w:i w:val="false"/>
-                <w:b w:val="false"/>
-                <w:u w:val="none"/>
-                <w:sz w:val="22"/>
-                <w:szCs w:val="22"/>
-                <w:color w:val="000000"/>
-              </w:rPr>
-            </w:pPr>
-            <w:r>
-              <w:rPr>
-                <w:rFonts w:ascii="Helvetica" w:hAnsi="Helvetica" w:eastAsia="Helvetica" w:cs="Helvetica"/>
-                <w:i w:val="false"/>
-                <w:b w:val="false"/>
-                <w:u w:val="none"/>
-                <w:sz w:val="22"/>
-                <w:szCs w:val="22"/>
-                <w:color w:val="000000"/>
-              </w:rPr>
-              <w:t xml:space="preserve">0.620</w:t>
+              <w:t xml:space="preserve">0.66</w:t>
+            </w:r>
+          </w:p>
+        </w:tc>
+        <w:tc>
+          <w:tcPr>
+            <w:tcBorders>
+              <w:bottom w:val="none" w:sz="0" w:space="0" w:color="000000"/>
+              <w:top w:val="none" w:sz="0" w:space="0" w:color="000000"/>
+              <w:left w:val="none" w:sz="0" w:space="0" w:color="000000"/>
+              <w:right w:val="none" w:sz="0" w:space="0" w:color="000000"/>
+            </w:tcBorders>
+            <w:shd w:val="clear" w:color="auto" w:fill="FFFFFF"/>
+            <w:tcMar>
+              <w:top w:w="0" w:type="dxa"/>
+              <w:bottom w:w="0" w:type="dxa"/>
+              <w:left w:w="0" w:type="dxa"/>
+              <w:right w:w="0" w:type="dxa"/>
+            </w:tcMar>
+            <w:vAlign w:val="top"/>
+          </w:tcPr>
+          <w:p>
+            <w:pPr>
+              <w:pStyle w:val="Normal"/>
+              <w:jc w:val="center"/>
+              <w:pBdr>
+                <w:bottom w:val="none" w:sz="0" w:space="0" w:color="000000"/>
+                <w:top w:val="none" w:sz="0" w:space="0" w:color="000000"/>
+                <w:left w:val="none" w:sz="0" w:space="0" w:color="000000"/>
+                <w:right w:val="none" w:sz="0" w:space="0" w:color="000000"/>
+              </w:pBdr>
+              <w:spacing w:after="100" w:before="100" w:line="240"/>
+              <w:ind w:left="100" w:right="100" w:firstLine="0" w:firstLineChars="0"/>
+              <w:rPr>
+                <w:rFonts w:ascii="Helvetica" w:hAnsi="Helvetica" w:eastAsia="Helvetica" w:cs="Helvetica"/>
+                <w:i w:val="false"/>
+                <w:b w:val="false"/>
+                <w:u w:val="none"/>
+                <w:sz w:val="22"/>
+                <w:szCs w:val="22"/>
+                <w:color w:val="000000"/>
+              </w:rPr>
+            </w:pPr>
+            <w:r>
+              <w:rPr>
+                <w:rFonts w:ascii="Helvetica" w:hAnsi="Helvetica" w:eastAsia="Helvetica" w:cs="Helvetica"/>
+                <w:i w:val="false"/>
+                <w:b w:val="false"/>
+                <w:u w:val="none"/>
+                <w:sz w:val="22"/>
+                <w:szCs w:val="22"/>
+                <w:color w:val="000000"/>
+              </w:rPr>
+              <w:t xml:space="preserve">0.10, 4.19</w:t>
+            </w:r>
+          </w:p>
+        </w:tc>
+        <w:tc>
+          <w:tcPr>
+            <w:tcBorders>
+              <w:bottom w:val="none" w:sz="0" w:space="0" w:color="000000"/>
+              <w:top w:val="none" w:sz="0" w:space="0" w:color="000000"/>
+              <w:left w:val="none" w:sz="0" w:space="0" w:color="000000"/>
+              <w:right w:val="none" w:sz="0" w:space="0" w:color="000000"/>
+            </w:tcBorders>
+            <w:shd w:val="clear" w:color="auto" w:fill="FFFFFF"/>
+            <w:tcMar>
+              <w:top w:w="0" w:type="dxa"/>
+              <w:bottom w:w="0" w:type="dxa"/>
+              <w:left w:w="0" w:type="dxa"/>
+              <w:right w:w="0" w:type="dxa"/>
+            </w:tcMar>
+            <w:vAlign w:val="top"/>
+          </w:tcPr>
+          <w:p>
+            <w:pPr>
+              <w:pStyle w:val="Normal"/>
+              <w:jc w:val="center"/>
+              <w:pBdr>
+                <w:bottom w:val="none" w:sz="0" w:space="0" w:color="000000"/>
+                <w:top w:val="none" w:sz="0" w:space="0" w:color="000000"/>
+                <w:left w:val="none" w:sz="0" w:space="0" w:color="000000"/>
+                <w:right w:val="none" w:sz="0" w:space="0" w:color="000000"/>
+              </w:pBdr>
+              <w:spacing w:after="100" w:before="100" w:line="240"/>
+              <w:ind w:left="100" w:right="100" w:firstLine="0" w:firstLineChars="0"/>
+              <w:rPr>
+                <w:rFonts w:ascii="Helvetica" w:hAnsi="Helvetica" w:eastAsia="Helvetica" w:cs="Helvetica"/>
+                <w:i w:val="false"/>
+                <w:b w:val="false"/>
+                <w:u w:val="none"/>
+                <w:sz w:val="22"/>
+                <w:szCs w:val="22"/>
+                <w:color w:val="000000"/>
+              </w:rPr>
+            </w:pPr>
+            <w:r>
+              <w:rPr>
+                <w:rFonts w:ascii="Helvetica" w:hAnsi="Helvetica" w:eastAsia="Helvetica" w:cs="Helvetica"/>
+                <w:i w:val="false"/>
+                <w:b w:val="false"/>
+                <w:u w:val="none"/>
+                <w:sz w:val="22"/>
+                <w:szCs w:val="22"/>
+                <w:color w:val="000000"/>
+              </w:rPr>
+              <w:t xml:space="preserve">0.660</w:t>
             </w:r>
           </w:p>
         </w:tc>
@@ -9314,113 +9314,113 @@
                 <w:szCs w:val="22"/>
                 <w:color w:val="000000"/>
               </w:rPr>
-              <w:t xml:space="preserve">0.50</w:t>
-            </w:r>
-          </w:p>
-        </w:tc>
-        <w:tc>
-          <w:tcPr>
-            <w:tcBorders>
-              <w:bottom w:val="none" w:sz="0" w:space="0" w:color="000000"/>
-              <w:top w:val="none" w:sz="0" w:space="0" w:color="000000"/>
-              <w:left w:val="none" w:sz="0" w:space="0" w:color="000000"/>
-              <w:right w:val="none" w:sz="0" w:space="0" w:color="000000"/>
-            </w:tcBorders>
-            <w:shd w:val="clear" w:color="auto" w:fill="FFFFFF"/>
-            <w:tcMar>
-              <w:top w:w="0" w:type="dxa"/>
-              <w:bottom w:w="0" w:type="dxa"/>
-              <w:left w:w="0" w:type="dxa"/>
-              <w:right w:w="0" w:type="dxa"/>
-            </w:tcMar>
-            <w:vAlign w:val="top"/>
-          </w:tcPr>
-          <w:p>
-            <w:pPr>
-              <w:pStyle w:val="Normal"/>
-              <w:jc w:val="center"/>
-              <w:pBdr>
-                <w:bottom w:val="none" w:sz="0" w:space="0" w:color="000000"/>
-                <w:top w:val="none" w:sz="0" w:space="0" w:color="000000"/>
-                <w:left w:val="none" w:sz="0" w:space="0" w:color="000000"/>
-                <w:right w:val="none" w:sz="0" w:space="0" w:color="000000"/>
-              </w:pBdr>
-              <w:spacing w:after="100" w:before="100" w:line="240"/>
-              <w:ind w:left="100" w:right="100" w:firstLine="0" w:firstLineChars="0"/>
-              <w:rPr>
-                <w:rFonts w:ascii="Helvetica" w:hAnsi="Helvetica" w:eastAsia="Helvetica" w:cs="Helvetica"/>
-                <w:i w:val="false"/>
-                <w:b w:val="false"/>
-                <w:u w:val="none"/>
-                <w:sz w:val="22"/>
-                <w:szCs w:val="22"/>
-                <w:color w:val="000000"/>
-              </w:rPr>
-            </w:pPr>
-            <w:r>
-              <w:rPr>
-                <w:rFonts w:ascii="Helvetica" w:hAnsi="Helvetica" w:eastAsia="Helvetica" w:cs="Helvetica"/>
-                <w:i w:val="false"/>
-                <w:b w:val="false"/>
-                <w:u w:val="none"/>
-                <w:sz w:val="22"/>
-                <w:szCs w:val="22"/>
-                <w:color w:val="000000"/>
-              </w:rPr>
-              <w:t xml:space="preserve">0.04, 6.51</w:t>
-            </w:r>
-          </w:p>
-        </w:tc>
-        <w:tc>
-          <w:tcPr>
-            <w:tcBorders>
-              <w:bottom w:val="none" w:sz="0" w:space="0" w:color="000000"/>
-              <w:top w:val="none" w:sz="0" w:space="0" w:color="000000"/>
-              <w:left w:val="none" w:sz="0" w:space="0" w:color="000000"/>
-              <w:right w:val="none" w:sz="0" w:space="0" w:color="000000"/>
-            </w:tcBorders>
-            <w:shd w:val="clear" w:color="auto" w:fill="FFFFFF"/>
-            <w:tcMar>
-              <w:top w:w="0" w:type="dxa"/>
-              <w:bottom w:w="0" w:type="dxa"/>
-              <w:left w:w="0" w:type="dxa"/>
-              <w:right w:w="0" w:type="dxa"/>
-            </w:tcMar>
-            <w:vAlign w:val="top"/>
-          </w:tcPr>
-          <w:p>
-            <w:pPr>
-              <w:pStyle w:val="Normal"/>
-              <w:jc w:val="center"/>
-              <w:pBdr>
-                <w:bottom w:val="none" w:sz="0" w:space="0" w:color="000000"/>
-                <w:top w:val="none" w:sz="0" w:space="0" w:color="000000"/>
-                <w:left w:val="none" w:sz="0" w:space="0" w:color="000000"/>
-                <w:right w:val="none" w:sz="0" w:space="0" w:color="000000"/>
-              </w:pBdr>
-              <w:spacing w:after="100" w:before="100" w:line="240"/>
-              <w:ind w:left="100" w:right="100" w:firstLine="0" w:firstLineChars="0"/>
-              <w:rPr>
-                <w:rFonts w:ascii="Helvetica" w:hAnsi="Helvetica" w:eastAsia="Helvetica" w:cs="Helvetica"/>
-                <w:i w:val="false"/>
-                <w:b w:val="false"/>
-                <w:u w:val="none"/>
-                <w:sz w:val="22"/>
-                <w:szCs w:val="22"/>
-                <w:color w:val="000000"/>
-              </w:rPr>
-            </w:pPr>
-            <w:r>
-              <w:rPr>
-                <w:rFonts w:ascii="Helvetica" w:hAnsi="Helvetica" w:eastAsia="Helvetica" w:cs="Helvetica"/>
-                <w:i w:val="false"/>
-                <w:b w:val="false"/>
-                <w:u w:val="none"/>
-                <w:sz w:val="22"/>
-                <w:szCs w:val="22"/>
-                <w:color w:val="000000"/>
-              </w:rPr>
-              <w:t xml:space="preserve">0.600</w:t>
+              <w:t xml:space="preserve">0.53</w:t>
+            </w:r>
+          </w:p>
+        </w:tc>
+        <w:tc>
+          <w:tcPr>
+            <w:tcBorders>
+              <w:bottom w:val="none" w:sz="0" w:space="0" w:color="000000"/>
+              <w:top w:val="none" w:sz="0" w:space="0" w:color="000000"/>
+              <w:left w:val="none" w:sz="0" w:space="0" w:color="000000"/>
+              <w:right w:val="none" w:sz="0" w:space="0" w:color="000000"/>
+            </w:tcBorders>
+            <w:shd w:val="clear" w:color="auto" w:fill="FFFFFF"/>
+            <w:tcMar>
+              <w:top w:w="0" w:type="dxa"/>
+              <w:bottom w:w="0" w:type="dxa"/>
+              <w:left w:w="0" w:type="dxa"/>
+              <w:right w:w="0" w:type="dxa"/>
+            </w:tcMar>
+            <w:vAlign w:val="top"/>
+          </w:tcPr>
+          <w:p>
+            <w:pPr>
+              <w:pStyle w:val="Normal"/>
+              <w:jc w:val="center"/>
+              <w:pBdr>
+                <w:bottom w:val="none" w:sz="0" w:space="0" w:color="000000"/>
+                <w:top w:val="none" w:sz="0" w:space="0" w:color="000000"/>
+                <w:left w:val="none" w:sz="0" w:space="0" w:color="000000"/>
+                <w:right w:val="none" w:sz="0" w:space="0" w:color="000000"/>
+              </w:pBdr>
+              <w:spacing w:after="100" w:before="100" w:line="240"/>
+              <w:ind w:left="100" w:right="100" w:firstLine="0" w:firstLineChars="0"/>
+              <w:rPr>
+                <w:rFonts w:ascii="Helvetica" w:hAnsi="Helvetica" w:eastAsia="Helvetica" w:cs="Helvetica"/>
+                <w:i w:val="false"/>
+                <w:b w:val="false"/>
+                <w:u w:val="none"/>
+                <w:sz w:val="22"/>
+                <w:szCs w:val="22"/>
+                <w:color w:val="000000"/>
+              </w:rPr>
+            </w:pPr>
+            <w:r>
+              <w:rPr>
+                <w:rFonts w:ascii="Helvetica" w:hAnsi="Helvetica" w:eastAsia="Helvetica" w:cs="Helvetica"/>
+                <w:i w:val="false"/>
+                <w:b w:val="false"/>
+                <w:u w:val="none"/>
+                <w:sz w:val="22"/>
+                <w:szCs w:val="22"/>
+                <w:color w:val="000000"/>
+              </w:rPr>
+              <w:t xml:space="preserve">0.04, 6.99</w:t>
+            </w:r>
+          </w:p>
+        </w:tc>
+        <w:tc>
+          <w:tcPr>
+            <w:tcBorders>
+              <w:bottom w:val="none" w:sz="0" w:space="0" w:color="000000"/>
+              <w:top w:val="none" w:sz="0" w:space="0" w:color="000000"/>
+              <w:left w:val="none" w:sz="0" w:space="0" w:color="000000"/>
+              <w:right w:val="none" w:sz="0" w:space="0" w:color="000000"/>
+            </w:tcBorders>
+            <w:shd w:val="clear" w:color="auto" w:fill="FFFFFF"/>
+            <w:tcMar>
+              <w:top w:w="0" w:type="dxa"/>
+              <w:bottom w:w="0" w:type="dxa"/>
+              <w:left w:w="0" w:type="dxa"/>
+              <w:right w:w="0" w:type="dxa"/>
+            </w:tcMar>
+            <w:vAlign w:val="top"/>
+          </w:tcPr>
+          <w:p>
+            <w:pPr>
+              <w:pStyle w:val="Normal"/>
+              <w:jc w:val="center"/>
+              <w:pBdr>
+                <w:bottom w:val="none" w:sz="0" w:space="0" w:color="000000"/>
+                <w:top w:val="none" w:sz="0" w:space="0" w:color="000000"/>
+                <w:left w:val="none" w:sz="0" w:space="0" w:color="000000"/>
+                <w:right w:val="none" w:sz="0" w:space="0" w:color="000000"/>
+              </w:pBdr>
+              <w:spacing w:after="100" w:before="100" w:line="240"/>
+              <w:ind w:left="100" w:right="100" w:firstLine="0" w:firstLineChars="0"/>
+              <w:rPr>
+                <w:rFonts w:ascii="Helvetica" w:hAnsi="Helvetica" w:eastAsia="Helvetica" w:cs="Helvetica"/>
+                <w:i w:val="false"/>
+                <w:b w:val="false"/>
+                <w:u w:val="none"/>
+                <w:sz w:val="22"/>
+                <w:szCs w:val="22"/>
+                <w:color w:val="000000"/>
+              </w:rPr>
+            </w:pPr>
+            <w:r>
+              <w:rPr>
+                <w:rFonts w:ascii="Helvetica" w:hAnsi="Helvetica" w:eastAsia="Helvetica" w:cs="Helvetica"/>
+                <w:i w:val="false"/>
+                <w:b w:val="false"/>
+                <w:u w:val="none"/>
+                <w:sz w:val="22"/>
+                <w:szCs w:val="22"/>
+                <w:color w:val="000000"/>
+              </w:rPr>
+              <w:t xml:space="preserve">0.630</w:t>
             </w:r>
           </w:p>
         </w:tc>
@@ -11246,60 +11246,60 @@
                 <w:szCs w:val="22"/>
                 <w:color w:val="000000"/>
               </w:rPr>
-              <w:t xml:space="preserve">1.68</w:t>
-            </w:r>
-          </w:p>
-        </w:tc>
-        <w:tc>
-          <w:tcPr>
-            <w:tcBorders>
-              <w:bottom w:val="none" w:sz="0" w:space="0" w:color="000000"/>
-              <w:top w:val="none" w:sz="0" w:space="0" w:color="000000"/>
-              <w:left w:val="none" w:sz="0" w:space="0" w:color="000000"/>
-              <w:right w:val="none" w:sz="0" w:space="0" w:color="000000"/>
-            </w:tcBorders>
-            <w:shd w:val="clear" w:color="auto" w:fill="FFFFFF"/>
-            <w:tcMar>
-              <w:top w:w="0" w:type="dxa"/>
-              <w:bottom w:w="0" w:type="dxa"/>
-              <w:left w:w="0" w:type="dxa"/>
-              <w:right w:w="0" w:type="dxa"/>
-            </w:tcMar>
-            <w:vAlign w:val="top"/>
-          </w:tcPr>
-          <w:p>
-            <w:pPr>
-              <w:pStyle w:val="Normal"/>
-              <w:jc w:val="center"/>
-              <w:pBdr>
-                <w:bottom w:val="none" w:sz="0" w:space="0" w:color="000000"/>
-                <w:top w:val="none" w:sz="0" w:space="0" w:color="000000"/>
-                <w:left w:val="none" w:sz="0" w:space="0" w:color="000000"/>
-                <w:right w:val="none" w:sz="0" w:space="0" w:color="000000"/>
-              </w:pBdr>
-              <w:spacing w:after="100" w:before="100" w:line="240"/>
-              <w:ind w:left="100" w:right="100" w:firstLine="0" w:firstLineChars="0"/>
-              <w:rPr>
-                <w:rFonts w:ascii="Helvetica" w:hAnsi="Helvetica" w:eastAsia="Helvetica" w:cs="Helvetica"/>
-                <w:i w:val="false"/>
-                <w:b w:val="false"/>
-                <w:u w:val="none"/>
-                <w:sz w:val="22"/>
-                <w:szCs w:val="22"/>
-                <w:color w:val="000000"/>
-              </w:rPr>
-            </w:pPr>
-            <w:r>
-              <w:rPr>
-                <w:rFonts w:ascii="Helvetica" w:hAnsi="Helvetica" w:eastAsia="Helvetica" w:cs="Helvetica"/>
-                <w:i w:val="false"/>
-                <w:b w:val="false"/>
-                <w:u w:val="none"/>
-                <w:sz w:val="22"/>
-                <w:szCs w:val="22"/>
-                <w:color w:val="000000"/>
-              </w:rPr>
-              <w:t xml:space="preserve">0.52, 5.40</w:t>
+              <w:t xml:space="preserve">1.70</w:t>
+            </w:r>
+          </w:p>
+        </w:tc>
+        <w:tc>
+          <w:tcPr>
+            <w:tcBorders>
+              <w:bottom w:val="none" w:sz="0" w:space="0" w:color="000000"/>
+              <w:top w:val="none" w:sz="0" w:space="0" w:color="000000"/>
+              <w:left w:val="none" w:sz="0" w:space="0" w:color="000000"/>
+              <w:right w:val="none" w:sz="0" w:space="0" w:color="000000"/>
+            </w:tcBorders>
+            <w:shd w:val="clear" w:color="auto" w:fill="FFFFFF"/>
+            <w:tcMar>
+              <w:top w:w="0" w:type="dxa"/>
+              <w:bottom w:w="0" w:type="dxa"/>
+              <w:left w:w="0" w:type="dxa"/>
+              <w:right w:w="0" w:type="dxa"/>
+            </w:tcMar>
+            <w:vAlign w:val="top"/>
+          </w:tcPr>
+          <w:p>
+            <w:pPr>
+              <w:pStyle w:val="Normal"/>
+              <w:jc w:val="center"/>
+              <w:pBdr>
+                <w:bottom w:val="none" w:sz="0" w:space="0" w:color="000000"/>
+                <w:top w:val="none" w:sz="0" w:space="0" w:color="000000"/>
+                <w:left w:val="none" w:sz="0" w:space="0" w:color="000000"/>
+                <w:right w:val="none" w:sz="0" w:space="0" w:color="000000"/>
+              </w:pBdr>
+              <w:spacing w:after="100" w:before="100" w:line="240"/>
+              <w:ind w:left="100" w:right="100" w:firstLine="0" w:firstLineChars="0"/>
+              <w:rPr>
+                <w:rFonts w:ascii="Helvetica" w:hAnsi="Helvetica" w:eastAsia="Helvetica" w:cs="Helvetica"/>
+                <w:i w:val="false"/>
+                <w:b w:val="false"/>
+                <w:u w:val="none"/>
+                <w:sz w:val="22"/>
+                <w:szCs w:val="22"/>
+                <w:color w:val="000000"/>
+              </w:rPr>
+            </w:pPr>
+            <w:r>
+              <w:rPr>
+                <w:rFonts w:ascii="Helvetica" w:hAnsi="Helvetica" w:eastAsia="Helvetica" w:cs="Helvetica"/>
+                <w:i w:val="false"/>
+                <w:b w:val="false"/>
+                <w:u w:val="none"/>
+                <w:sz w:val="22"/>
+                <w:szCs w:val="22"/>
+                <w:color w:val="000000"/>
+              </w:rPr>
+              <w:t xml:space="preserve">0.53, 5.47</w:t>
             </w:r>
           </w:p>
         </w:tc>
@@ -12695,113 +12695,113 @@
                 <w:szCs w:val="22"/>
                 <w:color w:val="000000"/>
               </w:rPr>
-              <w:t xml:space="preserve">3.97</w:t>
-            </w:r>
-          </w:p>
-        </w:tc>
-        <w:tc>
-          <w:tcPr>
-            <w:tcBorders>
-              <w:bottom w:val="none" w:sz="0" w:space="0" w:color="000000"/>
-              <w:top w:val="none" w:sz="0" w:space="0" w:color="000000"/>
-              <w:left w:val="none" w:sz="0" w:space="0" w:color="000000"/>
-              <w:right w:val="none" w:sz="0" w:space="0" w:color="000000"/>
-            </w:tcBorders>
-            <w:shd w:val="clear" w:color="auto" w:fill="FFFFFF"/>
-            <w:tcMar>
-              <w:top w:w="0" w:type="dxa"/>
-              <w:bottom w:w="0" w:type="dxa"/>
-              <w:left w:w="0" w:type="dxa"/>
-              <w:right w:w="0" w:type="dxa"/>
-            </w:tcMar>
-            <w:vAlign w:val="top"/>
-          </w:tcPr>
-          <w:p>
-            <w:pPr>
-              <w:pStyle w:val="Normal"/>
-              <w:jc w:val="center"/>
-              <w:pBdr>
-                <w:bottom w:val="none" w:sz="0" w:space="0" w:color="000000"/>
-                <w:top w:val="none" w:sz="0" w:space="0" w:color="000000"/>
-                <w:left w:val="none" w:sz="0" w:space="0" w:color="000000"/>
-                <w:right w:val="none" w:sz="0" w:space="0" w:color="000000"/>
-              </w:pBdr>
-              <w:spacing w:after="100" w:before="100" w:line="240"/>
-              <w:ind w:left="100" w:right="100" w:firstLine="0" w:firstLineChars="0"/>
-              <w:rPr>
-                <w:rFonts w:ascii="Helvetica" w:hAnsi="Helvetica" w:eastAsia="Helvetica" w:cs="Helvetica"/>
-                <w:i w:val="false"/>
-                <w:b w:val="false"/>
-                <w:u w:val="none"/>
-                <w:sz w:val="22"/>
-                <w:szCs w:val="22"/>
-                <w:color w:val="000000"/>
-              </w:rPr>
-            </w:pPr>
-            <w:r>
-              <w:rPr>
-                <w:rFonts w:ascii="Helvetica" w:hAnsi="Helvetica" w:eastAsia="Helvetica" w:cs="Helvetica"/>
-                <w:i w:val="false"/>
-                <w:b w:val="false"/>
-                <w:u w:val="none"/>
-                <w:sz w:val="22"/>
-                <w:szCs w:val="22"/>
-                <w:color w:val="000000"/>
-              </w:rPr>
-              <w:t xml:space="preserve">1.01, 15.6</w:t>
-            </w:r>
-          </w:p>
-        </w:tc>
-        <w:tc>
-          <w:tcPr>
-            <w:tcBorders>
-              <w:bottom w:val="none" w:sz="0" w:space="0" w:color="000000"/>
-              <w:top w:val="none" w:sz="0" w:space="0" w:color="000000"/>
-              <w:left w:val="none" w:sz="0" w:space="0" w:color="000000"/>
-              <w:right w:val="none" w:sz="0" w:space="0" w:color="000000"/>
-            </w:tcBorders>
-            <w:shd w:val="clear" w:color="auto" w:fill="FFFFFF"/>
-            <w:tcMar>
-              <w:top w:w="0" w:type="dxa"/>
-              <w:bottom w:w="0" w:type="dxa"/>
-              <w:left w:w="0" w:type="dxa"/>
-              <w:right w:w="0" w:type="dxa"/>
-            </w:tcMar>
-            <w:vAlign w:val="top"/>
-          </w:tcPr>
-          <w:p>
-            <w:pPr>
-              <w:pStyle w:val="Normal"/>
-              <w:jc w:val="center"/>
-              <w:pBdr>
-                <w:bottom w:val="none" w:sz="0" w:space="0" w:color="000000"/>
-                <w:top w:val="none" w:sz="0" w:space="0" w:color="000000"/>
-                <w:left w:val="none" w:sz="0" w:space="0" w:color="000000"/>
-                <w:right w:val="none" w:sz="0" w:space="0" w:color="000000"/>
-              </w:pBdr>
-              <w:spacing w:after="100" w:before="100" w:line="240"/>
-              <w:ind w:left="100" w:right="100" w:firstLine="0" w:firstLineChars="0"/>
-              <w:rPr>
-                <w:rFonts w:ascii="Helvetica" w:hAnsi="Helvetica" w:eastAsia="Helvetica" w:cs="Helvetica"/>
-                <w:i w:val="false"/>
-                <w:b w:val="false"/>
-                <w:u w:val="none"/>
-                <w:sz w:val="22"/>
-                <w:szCs w:val="22"/>
-                <w:color w:val="000000"/>
-              </w:rPr>
-            </w:pPr>
-            <w:r>
-              <w:rPr>
-                <w:rFonts w:ascii="Helvetica" w:hAnsi="Helvetica" w:eastAsia="Helvetica" w:cs="Helvetica"/>
-                <w:i w:val="false"/>
-                <w:b w:val="false"/>
-                <w:u w:val="none"/>
-                <w:sz w:val="22"/>
-                <w:szCs w:val="22"/>
-                <w:color w:val="000000"/>
-              </w:rPr>
-              <w:t xml:space="preserve">0.048</w:t>
+              <w:t xml:space="preserve">4.28</w:t>
+            </w:r>
+          </w:p>
+        </w:tc>
+        <w:tc>
+          <w:tcPr>
+            <w:tcBorders>
+              <w:bottom w:val="none" w:sz="0" w:space="0" w:color="000000"/>
+              <w:top w:val="none" w:sz="0" w:space="0" w:color="000000"/>
+              <w:left w:val="none" w:sz="0" w:space="0" w:color="000000"/>
+              <w:right w:val="none" w:sz="0" w:space="0" w:color="000000"/>
+            </w:tcBorders>
+            <w:shd w:val="clear" w:color="auto" w:fill="FFFFFF"/>
+            <w:tcMar>
+              <w:top w:w="0" w:type="dxa"/>
+              <w:bottom w:w="0" w:type="dxa"/>
+              <w:left w:w="0" w:type="dxa"/>
+              <w:right w:w="0" w:type="dxa"/>
+            </w:tcMar>
+            <w:vAlign w:val="top"/>
+          </w:tcPr>
+          <w:p>
+            <w:pPr>
+              <w:pStyle w:val="Normal"/>
+              <w:jc w:val="center"/>
+              <w:pBdr>
+                <w:bottom w:val="none" w:sz="0" w:space="0" w:color="000000"/>
+                <w:top w:val="none" w:sz="0" w:space="0" w:color="000000"/>
+                <w:left w:val="none" w:sz="0" w:space="0" w:color="000000"/>
+                <w:right w:val="none" w:sz="0" w:space="0" w:color="000000"/>
+              </w:pBdr>
+              <w:spacing w:after="100" w:before="100" w:line="240"/>
+              <w:ind w:left="100" w:right="100" w:firstLine="0" w:firstLineChars="0"/>
+              <w:rPr>
+                <w:rFonts w:ascii="Helvetica" w:hAnsi="Helvetica" w:eastAsia="Helvetica" w:cs="Helvetica"/>
+                <w:i w:val="false"/>
+                <w:b w:val="false"/>
+                <w:u w:val="none"/>
+                <w:sz w:val="22"/>
+                <w:szCs w:val="22"/>
+                <w:color w:val="000000"/>
+              </w:rPr>
+            </w:pPr>
+            <w:r>
+              <w:rPr>
+                <w:rFonts w:ascii="Helvetica" w:hAnsi="Helvetica" w:eastAsia="Helvetica" w:cs="Helvetica"/>
+                <w:i w:val="false"/>
+                <w:b w:val="false"/>
+                <w:u w:val="none"/>
+                <w:sz w:val="22"/>
+                <w:szCs w:val="22"/>
+                <w:color w:val="000000"/>
+              </w:rPr>
+              <w:t xml:space="preserve">1.13, 16.2</w:t>
+            </w:r>
+          </w:p>
+        </w:tc>
+        <w:tc>
+          <w:tcPr>
+            <w:tcBorders>
+              <w:bottom w:val="none" w:sz="0" w:space="0" w:color="000000"/>
+              <w:top w:val="none" w:sz="0" w:space="0" w:color="000000"/>
+              <w:left w:val="none" w:sz="0" w:space="0" w:color="000000"/>
+              <w:right w:val="none" w:sz="0" w:space="0" w:color="000000"/>
+            </w:tcBorders>
+            <w:shd w:val="clear" w:color="auto" w:fill="FFFFFF"/>
+            <w:tcMar>
+              <w:top w:w="0" w:type="dxa"/>
+              <w:bottom w:w="0" w:type="dxa"/>
+              <w:left w:w="0" w:type="dxa"/>
+              <w:right w:w="0" w:type="dxa"/>
+            </w:tcMar>
+            <w:vAlign w:val="top"/>
+          </w:tcPr>
+          <w:p>
+            <w:pPr>
+              <w:pStyle w:val="Normal"/>
+              <w:jc w:val="center"/>
+              <w:pBdr>
+                <w:bottom w:val="none" w:sz="0" w:space="0" w:color="000000"/>
+                <w:top w:val="none" w:sz="0" w:space="0" w:color="000000"/>
+                <w:left w:val="none" w:sz="0" w:space="0" w:color="000000"/>
+                <w:right w:val="none" w:sz="0" w:space="0" w:color="000000"/>
+              </w:pBdr>
+              <w:spacing w:after="100" w:before="100" w:line="240"/>
+              <w:ind w:left="100" w:right="100" w:firstLine="0" w:firstLineChars="0"/>
+              <w:rPr>
+                <w:rFonts w:ascii="Helvetica" w:hAnsi="Helvetica" w:eastAsia="Helvetica" w:cs="Helvetica"/>
+                <w:i w:val="false"/>
+                <w:b w:val="false"/>
+                <w:u w:val="none"/>
+                <w:sz w:val="22"/>
+                <w:szCs w:val="22"/>
+                <w:color w:val="000000"/>
+              </w:rPr>
+            </w:pPr>
+            <w:r>
+              <w:rPr>
+                <w:rFonts w:ascii="Helvetica" w:hAnsi="Helvetica" w:eastAsia="Helvetica" w:cs="Helvetica"/>
+                <w:i w:val="false"/>
+                <w:b w:val="false"/>
+                <w:u w:val="none"/>
+                <w:sz w:val="22"/>
+                <w:szCs w:val="22"/>
+                <w:color w:val="000000"/>
+              </w:rPr>
+              <w:t xml:space="preserve">0.032</w:t>
             </w:r>
           </w:p>
         </w:tc>
@@ -13178,113 +13178,113 @@
                 <w:szCs w:val="22"/>
                 <w:color w:val="000000"/>
               </w:rPr>
-              <w:t xml:space="preserve">0.83</w:t>
-            </w:r>
-          </w:p>
-        </w:tc>
-        <w:tc>
-          <w:tcPr>
-            <w:tcBorders>
-              <w:bottom w:val="none" w:sz="0" w:space="0" w:color="000000"/>
-              <w:top w:val="none" w:sz="0" w:space="0" w:color="000000"/>
-              <w:left w:val="none" w:sz="0" w:space="0" w:color="000000"/>
-              <w:right w:val="none" w:sz="0" w:space="0" w:color="000000"/>
-            </w:tcBorders>
-            <w:shd w:val="clear" w:color="auto" w:fill="FFFFFF"/>
-            <w:tcMar>
-              <w:top w:w="0" w:type="dxa"/>
-              <w:bottom w:w="0" w:type="dxa"/>
-              <w:left w:w="0" w:type="dxa"/>
-              <w:right w:w="0" w:type="dxa"/>
-            </w:tcMar>
-            <w:vAlign w:val="top"/>
-          </w:tcPr>
-          <w:p>
-            <w:pPr>
-              <w:pStyle w:val="Normal"/>
-              <w:jc w:val="center"/>
-              <w:pBdr>
-                <w:bottom w:val="none" w:sz="0" w:space="0" w:color="000000"/>
-                <w:top w:val="none" w:sz="0" w:space="0" w:color="000000"/>
-                <w:left w:val="none" w:sz="0" w:space="0" w:color="000000"/>
-                <w:right w:val="none" w:sz="0" w:space="0" w:color="000000"/>
-              </w:pBdr>
-              <w:spacing w:after="100" w:before="100" w:line="240"/>
-              <w:ind w:left="100" w:right="100" w:firstLine="0" w:firstLineChars="0"/>
-              <w:rPr>
-                <w:rFonts w:ascii="Helvetica" w:hAnsi="Helvetica" w:eastAsia="Helvetica" w:cs="Helvetica"/>
-                <w:i w:val="false"/>
-                <w:b w:val="false"/>
-                <w:u w:val="none"/>
-                <w:sz w:val="22"/>
-                <w:szCs w:val="22"/>
-                <w:color w:val="000000"/>
-              </w:rPr>
-            </w:pPr>
-            <w:r>
-              <w:rPr>
-                <w:rFonts w:ascii="Helvetica" w:hAnsi="Helvetica" w:eastAsia="Helvetica" w:cs="Helvetica"/>
-                <w:i w:val="false"/>
-                <w:b w:val="false"/>
-                <w:u w:val="none"/>
-                <w:sz w:val="22"/>
-                <w:szCs w:val="22"/>
-                <w:color w:val="000000"/>
-              </w:rPr>
-              <w:t xml:space="preserve">0.20, 3.40</w:t>
-            </w:r>
-          </w:p>
-        </w:tc>
-        <w:tc>
-          <w:tcPr>
-            <w:tcBorders>
-              <w:bottom w:val="none" w:sz="0" w:space="0" w:color="000000"/>
-              <w:top w:val="none" w:sz="0" w:space="0" w:color="000000"/>
-              <w:left w:val="none" w:sz="0" w:space="0" w:color="000000"/>
-              <w:right w:val="none" w:sz="0" w:space="0" w:color="000000"/>
-            </w:tcBorders>
-            <w:shd w:val="clear" w:color="auto" w:fill="FFFFFF"/>
-            <w:tcMar>
-              <w:top w:w="0" w:type="dxa"/>
-              <w:bottom w:w="0" w:type="dxa"/>
-              <w:left w:w="0" w:type="dxa"/>
-              <w:right w:w="0" w:type="dxa"/>
-            </w:tcMar>
-            <w:vAlign w:val="top"/>
-          </w:tcPr>
-          <w:p>
-            <w:pPr>
-              <w:pStyle w:val="Normal"/>
-              <w:jc w:val="center"/>
-              <w:pBdr>
-                <w:bottom w:val="none" w:sz="0" w:space="0" w:color="000000"/>
-                <w:top w:val="none" w:sz="0" w:space="0" w:color="000000"/>
-                <w:left w:val="none" w:sz="0" w:space="0" w:color="000000"/>
-                <w:right w:val="none" w:sz="0" w:space="0" w:color="000000"/>
-              </w:pBdr>
-              <w:spacing w:after="100" w:before="100" w:line="240"/>
-              <w:ind w:left="100" w:right="100" w:firstLine="0" w:firstLineChars="0"/>
-              <w:rPr>
-                <w:rFonts w:ascii="Helvetica" w:hAnsi="Helvetica" w:eastAsia="Helvetica" w:cs="Helvetica"/>
-                <w:i w:val="false"/>
-                <w:b w:val="false"/>
-                <w:u w:val="none"/>
-                <w:sz w:val="22"/>
-                <w:szCs w:val="22"/>
-                <w:color w:val="000000"/>
-              </w:rPr>
-            </w:pPr>
-            <w:r>
-              <w:rPr>
-                <w:rFonts w:ascii="Helvetica" w:hAnsi="Helvetica" w:eastAsia="Helvetica" w:cs="Helvetica"/>
-                <w:i w:val="false"/>
-                <w:b w:val="false"/>
-                <w:u w:val="none"/>
-                <w:sz w:val="22"/>
-                <w:szCs w:val="22"/>
-                <w:color w:val="000000"/>
-              </w:rPr>
-              <w:t xml:space="preserve">0.790</w:t>
+              <w:t xml:space="preserve">0.80</w:t>
+            </w:r>
+          </w:p>
+        </w:tc>
+        <w:tc>
+          <w:tcPr>
+            <w:tcBorders>
+              <w:bottom w:val="none" w:sz="0" w:space="0" w:color="000000"/>
+              <w:top w:val="none" w:sz="0" w:space="0" w:color="000000"/>
+              <w:left w:val="none" w:sz="0" w:space="0" w:color="000000"/>
+              <w:right w:val="none" w:sz="0" w:space="0" w:color="000000"/>
+            </w:tcBorders>
+            <w:shd w:val="clear" w:color="auto" w:fill="FFFFFF"/>
+            <w:tcMar>
+              <w:top w:w="0" w:type="dxa"/>
+              <w:bottom w:w="0" w:type="dxa"/>
+              <w:left w:w="0" w:type="dxa"/>
+              <w:right w:w="0" w:type="dxa"/>
+            </w:tcMar>
+            <w:vAlign w:val="top"/>
+          </w:tcPr>
+          <w:p>
+            <w:pPr>
+              <w:pStyle w:val="Normal"/>
+              <w:jc w:val="center"/>
+              <w:pBdr>
+                <w:bottom w:val="none" w:sz="0" w:space="0" w:color="000000"/>
+                <w:top w:val="none" w:sz="0" w:space="0" w:color="000000"/>
+                <w:left w:val="none" w:sz="0" w:space="0" w:color="000000"/>
+                <w:right w:val="none" w:sz="0" w:space="0" w:color="000000"/>
+              </w:pBdr>
+              <w:spacing w:after="100" w:before="100" w:line="240"/>
+              <w:ind w:left="100" w:right="100" w:firstLine="0" w:firstLineChars="0"/>
+              <w:rPr>
+                <w:rFonts w:ascii="Helvetica" w:hAnsi="Helvetica" w:eastAsia="Helvetica" w:cs="Helvetica"/>
+                <w:i w:val="false"/>
+                <w:b w:val="false"/>
+                <w:u w:val="none"/>
+                <w:sz w:val="22"/>
+                <w:szCs w:val="22"/>
+                <w:color w:val="000000"/>
+              </w:rPr>
+            </w:pPr>
+            <w:r>
+              <w:rPr>
+                <w:rFonts w:ascii="Helvetica" w:hAnsi="Helvetica" w:eastAsia="Helvetica" w:cs="Helvetica"/>
+                <w:i w:val="false"/>
+                <w:b w:val="false"/>
+                <w:u w:val="none"/>
+                <w:sz w:val="22"/>
+                <w:szCs w:val="22"/>
+                <w:color w:val="000000"/>
+              </w:rPr>
+              <w:t xml:space="preserve">0.19, 3.31</w:t>
+            </w:r>
+          </w:p>
+        </w:tc>
+        <w:tc>
+          <w:tcPr>
+            <w:tcBorders>
+              <w:bottom w:val="none" w:sz="0" w:space="0" w:color="000000"/>
+              <w:top w:val="none" w:sz="0" w:space="0" w:color="000000"/>
+              <w:left w:val="none" w:sz="0" w:space="0" w:color="000000"/>
+              <w:right w:val="none" w:sz="0" w:space="0" w:color="000000"/>
+            </w:tcBorders>
+            <w:shd w:val="clear" w:color="auto" w:fill="FFFFFF"/>
+            <w:tcMar>
+              <w:top w:w="0" w:type="dxa"/>
+              <w:bottom w:w="0" w:type="dxa"/>
+              <w:left w:w="0" w:type="dxa"/>
+              <w:right w:w="0" w:type="dxa"/>
+            </w:tcMar>
+            <w:vAlign w:val="top"/>
+          </w:tcPr>
+          <w:p>
+            <w:pPr>
+              <w:pStyle w:val="Normal"/>
+              <w:jc w:val="center"/>
+              <w:pBdr>
+                <w:bottom w:val="none" w:sz="0" w:space="0" w:color="000000"/>
+                <w:top w:val="none" w:sz="0" w:space="0" w:color="000000"/>
+                <w:left w:val="none" w:sz="0" w:space="0" w:color="000000"/>
+                <w:right w:val="none" w:sz="0" w:space="0" w:color="000000"/>
+              </w:pBdr>
+              <w:spacing w:after="100" w:before="100" w:line="240"/>
+              <w:ind w:left="100" w:right="100" w:firstLine="0" w:firstLineChars="0"/>
+              <w:rPr>
+                <w:rFonts w:ascii="Helvetica" w:hAnsi="Helvetica" w:eastAsia="Helvetica" w:cs="Helvetica"/>
+                <w:i w:val="false"/>
+                <w:b w:val="false"/>
+                <w:u w:val="none"/>
+                <w:sz w:val="22"/>
+                <w:szCs w:val="22"/>
+                <w:color w:val="000000"/>
+              </w:rPr>
+            </w:pPr>
+            <w:r>
+              <w:rPr>
+                <w:rFonts w:ascii="Helvetica" w:hAnsi="Helvetica" w:eastAsia="Helvetica" w:cs="Helvetica"/>
+                <w:i w:val="false"/>
+                <w:b w:val="false"/>
+                <w:u w:val="none"/>
+                <w:sz w:val="22"/>
+                <w:szCs w:val="22"/>
+                <w:color w:val="000000"/>
+              </w:rPr>
+              <w:t xml:space="preserve">0.760</w:t>
             </w:r>
           </w:p>
         </w:tc>
@@ -13714,7 +13714,7 @@
                 <w:szCs w:val="22"/>
                 <w:color w:val="000000"/>
               </w:rPr>
-              <w:t xml:space="preserve">0.33, 16.3</w:t>
+              <w:t xml:space="preserve">0.33, 16.7</w:t>
             </w:r>
           </w:p>
         </w:tc>
@@ -14144,113 +14144,113 @@
                 <w:szCs w:val="22"/>
                 <w:color w:val="000000"/>
               </w:rPr>
-              <w:t xml:space="preserve">2.18</w:t>
-            </w:r>
-          </w:p>
-        </w:tc>
-        <w:tc>
-          <w:tcPr>
-            <w:tcBorders>
-              <w:bottom w:val="none" w:sz="0" w:space="0" w:color="000000"/>
-              <w:top w:val="none" w:sz="0" w:space="0" w:color="000000"/>
-              <w:left w:val="none" w:sz="0" w:space="0" w:color="000000"/>
-              <w:right w:val="none" w:sz="0" w:space="0" w:color="000000"/>
-            </w:tcBorders>
-            <w:shd w:val="clear" w:color="auto" w:fill="FFFFFF"/>
-            <w:tcMar>
-              <w:top w:w="0" w:type="dxa"/>
-              <w:bottom w:w="0" w:type="dxa"/>
-              <w:left w:w="0" w:type="dxa"/>
-              <w:right w:w="0" w:type="dxa"/>
-            </w:tcMar>
-            <w:vAlign w:val="top"/>
-          </w:tcPr>
-          <w:p>
-            <w:pPr>
-              <w:pStyle w:val="Normal"/>
-              <w:jc w:val="center"/>
-              <w:pBdr>
-                <w:bottom w:val="none" w:sz="0" w:space="0" w:color="000000"/>
-                <w:top w:val="none" w:sz="0" w:space="0" w:color="000000"/>
-                <w:left w:val="none" w:sz="0" w:space="0" w:color="000000"/>
-                <w:right w:val="none" w:sz="0" w:space="0" w:color="000000"/>
-              </w:pBdr>
-              <w:spacing w:after="100" w:before="100" w:line="240"/>
-              <w:ind w:left="100" w:right="100" w:firstLine="0" w:firstLineChars="0"/>
-              <w:rPr>
-                <w:rFonts w:ascii="Helvetica" w:hAnsi="Helvetica" w:eastAsia="Helvetica" w:cs="Helvetica"/>
-                <w:i w:val="false"/>
-                <w:b w:val="false"/>
-                <w:u w:val="none"/>
-                <w:sz w:val="22"/>
-                <w:szCs w:val="22"/>
-                <w:color w:val="000000"/>
-              </w:rPr>
-            </w:pPr>
-            <w:r>
-              <w:rPr>
-                <w:rFonts w:ascii="Helvetica" w:hAnsi="Helvetica" w:eastAsia="Helvetica" w:cs="Helvetica"/>
-                <w:i w:val="false"/>
-                <w:b w:val="false"/>
-                <w:u w:val="none"/>
-                <w:sz w:val="22"/>
-                <w:szCs w:val="22"/>
-                <w:color w:val="000000"/>
-              </w:rPr>
-              <w:t xml:space="preserve">0.32, 14.7</w:t>
-            </w:r>
-          </w:p>
-        </w:tc>
-        <w:tc>
-          <w:tcPr>
-            <w:tcBorders>
-              <w:bottom w:val="none" w:sz="0" w:space="0" w:color="000000"/>
-              <w:top w:val="none" w:sz="0" w:space="0" w:color="000000"/>
-              <w:left w:val="none" w:sz="0" w:space="0" w:color="000000"/>
-              <w:right w:val="none" w:sz="0" w:space="0" w:color="000000"/>
-            </w:tcBorders>
-            <w:shd w:val="clear" w:color="auto" w:fill="FFFFFF"/>
-            <w:tcMar>
-              <w:top w:w="0" w:type="dxa"/>
-              <w:bottom w:w="0" w:type="dxa"/>
-              <w:left w:w="0" w:type="dxa"/>
-              <w:right w:w="0" w:type="dxa"/>
-            </w:tcMar>
-            <w:vAlign w:val="top"/>
-          </w:tcPr>
-          <w:p>
-            <w:pPr>
-              <w:pStyle w:val="Normal"/>
-              <w:jc w:val="center"/>
-              <w:pBdr>
-                <w:bottom w:val="none" w:sz="0" w:space="0" w:color="000000"/>
-                <w:top w:val="none" w:sz="0" w:space="0" w:color="000000"/>
-                <w:left w:val="none" w:sz="0" w:space="0" w:color="000000"/>
-                <w:right w:val="none" w:sz="0" w:space="0" w:color="000000"/>
-              </w:pBdr>
-              <w:spacing w:after="100" w:before="100" w:line="240"/>
-              <w:ind w:left="100" w:right="100" w:firstLine="0" w:firstLineChars="0"/>
-              <w:rPr>
-                <w:rFonts w:ascii="Helvetica" w:hAnsi="Helvetica" w:eastAsia="Helvetica" w:cs="Helvetica"/>
-                <w:i w:val="false"/>
-                <w:b w:val="false"/>
-                <w:u w:val="none"/>
-                <w:sz w:val="22"/>
-                <w:szCs w:val="22"/>
-                <w:color w:val="000000"/>
-              </w:rPr>
-            </w:pPr>
-            <w:r>
-              <w:rPr>
-                <w:rFonts w:ascii="Helvetica" w:hAnsi="Helvetica" w:eastAsia="Helvetica" w:cs="Helvetica"/>
-                <w:i w:val="false"/>
-                <w:b w:val="false"/>
-                <w:u w:val="none"/>
-                <w:sz w:val="22"/>
-                <w:szCs w:val="22"/>
-                <w:color w:val="000000"/>
-              </w:rPr>
-              <w:t xml:space="preserve">0.420</w:t>
+              <w:t xml:space="preserve">2.14</w:t>
+            </w:r>
+          </w:p>
+        </w:tc>
+        <w:tc>
+          <w:tcPr>
+            <w:tcBorders>
+              <w:bottom w:val="none" w:sz="0" w:space="0" w:color="000000"/>
+              <w:top w:val="none" w:sz="0" w:space="0" w:color="000000"/>
+              <w:left w:val="none" w:sz="0" w:space="0" w:color="000000"/>
+              <w:right w:val="none" w:sz="0" w:space="0" w:color="000000"/>
+            </w:tcBorders>
+            <w:shd w:val="clear" w:color="auto" w:fill="FFFFFF"/>
+            <w:tcMar>
+              <w:top w:w="0" w:type="dxa"/>
+              <w:bottom w:w="0" w:type="dxa"/>
+              <w:left w:w="0" w:type="dxa"/>
+              <w:right w:w="0" w:type="dxa"/>
+            </w:tcMar>
+            <w:vAlign w:val="top"/>
+          </w:tcPr>
+          <w:p>
+            <w:pPr>
+              <w:pStyle w:val="Normal"/>
+              <w:jc w:val="center"/>
+              <w:pBdr>
+                <w:bottom w:val="none" w:sz="0" w:space="0" w:color="000000"/>
+                <w:top w:val="none" w:sz="0" w:space="0" w:color="000000"/>
+                <w:left w:val="none" w:sz="0" w:space="0" w:color="000000"/>
+                <w:right w:val="none" w:sz="0" w:space="0" w:color="000000"/>
+              </w:pBdr>
+              <w:spacing w:after="100" w:before="100" w:line="240"/>
+              <w:ind w:left="100" w:right="100" w:firstLine="0" w:firstLineChars="0"/>
+              <w:rPr>
+                <w:rFonts w:ascii="Helvetica" w:hAnsi="Helvetica" w:eastAsia="Helvetica" w:cs="Helvetica"/>
+                <w:i w:val="false"/>
+                <w:b w:val="false"/>
+                <w:u w:val="none"/>
+                <w:sz w:val="22"/>
+                <w:szCs w:val="22"/>
+                <w:color w:val="000000"/>
+              </w:rPr>
+            </w:pPr>
+            <w:r>
+              <w:rPr>
+                <w:rFonts w:ascii="Helvetica" w:hAnsi="Helvetica" w:eastAsia="Helvetica" w:cs="Helvetica"/>
+                <w:i w:val="false"/>
+                <w:b w:val="false"/>
+                <w:u w:val="none"/>
+                <w:sz w:val="22"/>
+                <w:szCs w:val="22"/>
+                <w:color w:val="000000"/>
+              </w:rPr>
+              <w:t xml:space="preserve">0.32, 14.5</w:t>
+            </w:r>
+          </w:p>
+        </w:tc>
+        <w:tc>
+          <w:tcPr>
+            <w:tcBorders>
+              <w:bottom w:val="none" w:sz="0" w:space="0" w:color="000000"/>
+              <w:top w:val="none" w:sz="0" w:space="0" w:color="000000"/>
+              <w:left w:val="none" w:sz="0" w:space="0" w:color="000000"/>
+              <w:right w:val="none" w:sz="0" w:space="0" w:color="000000"/>
+            </w:tcBorders>
+            <w:shd w:val="clear" w:color="auto" w:fill="FFFFFF"/>
+            <w:tcMar>
+              <w:top w:w="0" w:type="dxa"/>
+              <w:bottom w:w="0" w:type="dxa"/>
+              <w:left w:w="0" w:type="dxa"/>
+              <w:right w:w="0" w:type="dxa"/>
+            </w:tcMar>
+            <w:vAlign w:val="top"/>
+          </w:tcPr>
+          <w:p>
+            <w:pPr>
+              <w:pStyle w:val="Normal"/>
+              <w:jc w:val="center"/>
+              <w:pBdr>
+                <w:bottom w:val="none" w:sz="0" w:space="0" w:color="000000"/>
+                <w:top w:val="none" w:sz="0" w:space="0" w:color="000000"/>
+                <w:left w:val="none" w:sz="0" w:space="0" w:color="000000"/>
+                <w:right w:val="none" w:sz="0" w:space="0" w:color="000000"/>
+              </w:pBdr>
+              <w:spacing w:after="100" w:before="100" w:line="240"/>
+              <w:ind w:left="100" w:right="100" w:firstLine="0" w:firstLineChars="0"/>
+              <w:rPr>
+                <w:rFonts w:ascii="Helvetica" w:hAnsi="Helvetica" w:eastAsia="Helvetica" w:cs="Helvetica"/>
+                <w:i w:val="false"/>
+                <w:b w:val="false"/>
+                <w:u w:val="none"/>
+                <w:sz w:val="22"/>
+                <w:szCs w:val="22"/>
+                <w:color w:val="000000"/>
+              </w:rPr>
+            </w:pPr>
+            <w:r>
+              <w:rPr>
+                <w:rFonts w:ascii="Helvetica" w:hAnsi="Helvetica" w:eastAsia="Helvetica" w:cs="Helvetica"/>
+                <w:i w:val="false"/>
+                <w:b w:val="false"/>
+                <w:u w:val="none"/>
+                <w:sz w:val="22"/>
+                <w:szCs w:val="22"/>
+                <w:color w:val="000000"/>
+              </w:rPr>
+              <w:t xml:space="preserve">0.440</w:t>
             </w:r>
           </w:p>
         </w:tc>
@@ -14627,113 +14627,113 @@
                 <w:szCs w:val="22"/>
                 <w:color w:val="000000"/>
               </w:rPr>
-              <w:t xml:space="preserve">0.53</w:t>
-            </w:r>
-          </w:p>
-        </w:tc>
-        <w:tc>
-          <w:tcPr>
-            <w:tcBorders>
-              <w:bottom w:val="none" w:sz="0" w:space="0" w:color="000000"/>
-              <w:top w:val="none" w:sz="0" w:space="0" w:color="000000"/>
-              <w:left w:val="none" w:sz="0" w:space="0" w:color="000000"/>
-              <w:right w:val="none" w:sz="0" w:space="0" w:color="000000"/>
-            </w:tcBorders>
-            <w:shd w:val="clear" w:color="auto" w:fill="FFFFFF"/>
-            <w:tcMar>
-              <w:top w:w="0" w:type="dxa"/>
-              <w:bottom w:w="0" w:type="dxa"/>
-              <w:left w:w="0" w:type="dxa"/>
-              <w:right w:w="0" w:type="dxa"/>
-            </w:tcMar>
-            <w:vAlign w:val="top"/>
-          </w:tcPr>
-          <w:p>
-            <w:pPr>
-              <w:pStyle w:val="Normal"/>
-              <w:jc w:val="center"/>
-              <w:pBdr>
-                <w:bottom w:val="none" w:sz="0" w:space="0" w:color="000000"/>
-                <w:top w:val="none" w:sz="0" w:space="0" w:color="000000"/>
-                <w:left w:val="none" w:sz="0" w:space="0" w:color="000000"/>
-                <w:right w:val="none" w:sz="0" w:space="0" w:color="000000"/>
-              </w:pBdr>
-              <w:spacing w:after="100" w:before="100" w:line="240"/>
-              <w:ind w:left="100" w:right="100" w:firstLine="0" w:firstLineChars="0"/>
-              <w:rPr>
-                <w:rFonts w:ascii="Helvetica" w:hAnsi="Helvetica" w:eastAsia="Helvetica" w:cs="Helvetica"/>
-                <w:i w:val="false"/>
-                <w:b w:val="false"/>
-                <w:u w:val="none"/>
-                <w:sz w:val="22"/>
-                <w:szCs w:val="22"/>
-                <w:color w:val="000000"/>
-              </w:rPr>
-            </w:pPr>
-            <w:r>
-              <w:rPr>
-                <w:rFonts w:ascii="Helvetica" w:hAnsi="Helvetica" w:eastAsia="Helvetica" w:cs="Helvetica"/>
-                <w:i w:val="false"/>
-                <w:b w:val="false"/>
-                <w:u w:val="none"/>
-                <w:sz w:val="22"/>
-                <w:szCs w:val="22"/>
-                <w:color w:val="000000"/>
-              </w:rPr>
-              <w:t xml:space="preserve">0.10, 2.95</w:t>
-            </w:r>
-          </w:p>
-        </w:tc>
-        <w:tc>
-          <w:tcPr>
-            <w:tcBorders>
-              <w:bottom w:val="none" w:sz="0" w:space="0" w:color="000000"/>
-              <w:top w:val="none" w:sz="0" w:space="0" w:color="000000"/>
-              <w:left w:val="none" w:sz="0" w:space="0" w:color="000000"/>
-              <w:right w:val="none" w:sz="0" w:space="0" w:color="000000"/>
-            </w:tcBorders>
-            <w:shd w:val="clear" w:color="auto" w:fill="FFFFFF"/>
-            <w:tcMar>
-              <w:top w:w="0" w:type="dxa"/>
-              <w:bottom w:w="0" w:type="dxa"/>
-              <w:left w:w="0" w:type="dxa"/>
-              <w:right w:w="0" w:type="dxa"/>
-            </w:tcMar>
-            <w:vAlign w:val="top"/>
-          </w:tcPr>
-          <w:p>
-            <w:pPr>
-              <w:pStyle w:val="Normal"/>
-              <w:jc w:val="center"/>
-              <w:pBdr>
-                <w:bottom w:val="none" w:sz="0" w:space="0" w:color="000000"/>
-                <w:top w:val="none" w:sz="0" w:space="0" w:color="000000"/>
-                <w:left w:val="none" w:sz="0" w:space="0" w:color="000000"/>
-                <w:right w:val="none" w:sz="0" w:space="0" w:color="000000"/>
-              </w:pBdr>
-              <w:spacing w:after="100" w:before="100" w:line="240"/>
-              <w:ind w:left="100" w:right="100" w:firstLine="0" w:firstLineChars="0"/>
-              <w:rPr>
-                <w:rFonts w:ascii="Helvetica" w:hAnsi="Helvetica" w:eastAsia="Helvetica" w:cs="Helvetica"/>
-                <w:i w:val="false"/>
-                <w:b w:val="false"/>
-                <w:u w:val="none"/>
-                <w:sz w:val="22"/>
-                <w:szCs w:val="22"/>
-                <w:color w:val="000000"/>
-              </w:rPr>
-            </w:pPr>
-            <w:r>
-              <w:rPr>
-                <w:rFonts w:ascii="Helvetica" w:hAnsi="Helvetica" w:eastAsia="Helvetica" w:cs="Helvetica"/>
-                <w:i w:val="false"/>
-                <w:b w:val="false"/>
-                <w:u w:val="none"/>
-                <w:sz w:val="22"/>
-                <w:szCs w:val="22"/>
-                <w:color w:val="000000"/>
-              </w:rPr>
-              <w:t xml:space="preserve">0.470</w:t>
+              <w:t xml:space="preserve">0.54</w:t>
+            </w:r>
+          </w:p>
+        </w:tc>
+        <w:tc>
+          <w:tcPr>
+            <w:tcBorders>
+              <w:bottom w:val="none" w:sz="0" w:space="0" w:color="000000"/>
+              <w:top w:val="none" w:sz="0" w:space="0" w:color="000000"/>
+              <w:left w:val="none" w:sz="0" w:space="0" w:color="000000"/>
+              <w:right w:val="none" w:sz="0" w:space="0" w:color="000000"/>
+            </w:tcBorders>
+            <w:shd w:val="clear" w:color="auto" w:fill="FFFFFF"/>
+            <w:tcMar>
+              <w:top w:w="0" w:type="dxa"/>
+              <w:bottom w:w="0" w:type="dxa"/>
+              <w:left w:w="0" w:type="dxa"/>
+              <w:right w:w="0" w:type="dxa"/>
+            </w:tcMar>
+            <w:vAlign w:val="top"/>
+          </w:tcPr>
+          <w:p>
+            <w:pPr>
+              <w:pStyle w:val="Normal"/>
+              <w:jc w:val="center"/>
+              <w:pBdr>
+                <w:bottom w:val="none" w:sz="0" w:space="0" w:color="000000"/>
+                <w:top w:val="none" w:sz="0" w:space="0" w:color="000000"/>
+                <w:left w:val="none" w:sz="0" w:space="0" w:color="000000"/>
+                <w:right w:val="none" w:sz="0" w:space="0" w:color="000000"/>
+              </w:pBdr>
+              <w:spacing w:after="100" w:before="100" w:line="240"/>
+              <w:ind w:left="100" w:right="100" w:firstLine="0" w:firstLineChars="0"/>
+              <w:rPr>
+                <w:rFonts w:ascii="Helvetica" w:hAnsi="Helvetica" w:eastAsia="Helvetica" w:cs="Helvetica"/>
+                <w:i w:val="false"/>
+                <w:b w:val="false"/>
+                <w:u w:val="none"/>
+                <w:sz w:val="22"/>
+                <w:szCs w:val="22"/>
+                <w:color w:val="000000"/>
+              </w:rPr>
+            </w:pPr>
+            <w:r>
+              <w:rPr>
+                <w:rFonts w:ascii="Helvetica" w:hAnsi="Helvetica" w:eastAsia="Helvetica" w:cs="Helvetica"/>
+                <w:i w:val="false"/>
+                <w:b w:val="false"/>
+                <w:u w:val="none"/>
+                <w:sz w:val="22"/>
+                <w:szCs w:val="22"/>
+                <w:color w:val="000000"/>
+              </w:rPr>
+              <w:t xml:space="preserve">0.10, 2.98</w:t>
+            </w:r>
+          </w:p>
+        </w:tc>
+        <w:tc>
+          <w:tcPr>
+            <w:tcBorders>
+              <w:bottom w:val="none" w:sz="0" w:space="0" w:color="000000"/>
+              <w:top w:val="none" w:sz="0" w:space="0" w:color="000000"/>
+              <w:left w:val="none" w:sz="0" w:space="0" w:color="000000"/>
+              <w:right w:val="none" w:sz="0" w:space="0" w:color="000000"/>
+            </w:tcBorders>
+            <w:shd w:val="clear" w:color="auto" w:fill="FFFFFF"/>
+            <w:tcMar>
+              <w:top w:w="0" w:type="dxa"/>
+              <w:bottom w:w="0" w:type="dxa"/>
+              <w:left w:w="0" w:type="dxa"/>
+              <w:right w:w="0" w:type="dxa"/>
+            </w:tcMar>
+            <w:vAlign w:val="top"/>
+          </w:tcPr>
+          <w:p>
+            <w:pPr>
+              <w:pStyle w:val="Normal"/>
+              <w:jc w:val="center"/>
+              <w:pBdr>
+                <w:bottom w:val="none" w:sz="0" w:space="0" w:color="000000"/>
+                <w:top w:val="none" w:sz="0" w:space="0" w:color="000000"/>
+                <w:left w:val="none" w:sz="0" w:space="0" w:color="000000"/>
+                <w:right w:val="none" w:sz="0" w:space="0" w:color="000000"/>
+              </w:pBdr>
+              <w:spacing w:after="100" w:before="100" w:line="240"/>
+              <w:ind w:left="100" w:right="100" w:firstLine="0" w:firstLineChars="0"/>
+              <w:rPr>
+                <w:rFonts w:ascii="Helvetica" w:hAnsi="Helvetica" w:eastAsia="Helvetica" w:cs="Helvetica"/>
+                <w:i w:val="false"/>
+                <w:b w:val="false"/>
+                <w:u w:val="none"/>
+                <w:sz w:val="22"/>
+                <w:szCs w:val="22"/>
+                <w:color w:val="000000"/>
+              </w:rPr>
+            </w:pPr>
+            <w:r>
+              <w:rPr>
+                <w:rFonts w:ascii="Helvetica" w:hAnsi="Helvetica" w:eastAsia="Helvetica" w:cs="Helvetica"/>
+                <w:i w:val="false"/>
+                <w:b w:val="false"/>
+                <w:u w:val="none"/>
+                <w:sz w:val="22"/>
+                <w:szCs w:val="22"/>
+                <w:color w:val="000000"/>
+              </w:rPr>
+              <w:t xml:space="preserve">0.480</w:t>
             </w:r>
           </w:p>
         </w:tc>
@@ -15593,596 +15593,113 @@
                 <w:szCs w:val="22"/>
                 <w:color w:val="000000"/>
               </w:rPr>
-              <w:t xml:space="preserve">0.65</w:t>
-            </w:r>
-          </w:p>
-        </w:tc>
-        <w:tc>
-          <w:tcPr>
-            <w:tcBorders>
-              <w:bottom w:val="none" w:sz="0" w:space="0" w:color="000000"/>
-              <w:top w:val="none" w:sz="0" w:space="0" w:color="000000"/>
-              <w:left w:val="none" w:sz="0" w:space="0" w:color="000000"/>
-              <w:right w:val="none" w:sz="0" w:space="0" w:color="000000"/>
-            </w:tcBorders>
-            <w:shd w:val="clear" w:color="auto" w:fill="FFFFFF"/>
-            <w:tcMar>
-              <w:top w:w="0" w:type="dxa"/>
-              <w:bottom w:w="0" w:type="dxa"/>
-              <w:left w:w="0" w:type="dxa"/>
-              <w:right w:w="0" w:type="dxa"/>
-            </w:tcMar>
-            <w:vAlign w:val="top"/>
-          </w:tcPr>
-          <w:p>
-            <w:pPr>
-              <w:pStyle w:val="Normal"/>
-              <w:jc w:val="center"/>
-              <w:pBdr>
-                <w:bottom w:val="none" w:sz="0" w:space="0" w:color="000000"/>
-                <w:top w:val="none" w:sz="0" w:space="0" w:color="000000"/>
-                <w:left w:val="none" w:sz="0" w:space="0" w:color="000000"/>
-                <w:right w:val="none" w:sz="0" w:space="0" w:color="000000"/>
-              </w:pBdr>
-              <w:spacing w:after="100" w:before="100" w:line="240"/>
-              <w:ind w:left="100" w:right="100" w:firstLine="0" w:firstLineChars="0"/>
-              <w:rPr>
-                <w:rFonts w:ascii="Helvetica" w:hAnsi="Helvetica" w:eastAsia="Helvetica" w:cs="Helvetica"/>
-                <w:i w:val="false"/>
-                <w:b w:val="false"/>
-                <w:u w:val="none"/>
-                <w:sz w:val="22"/>
-                <w:szCs w:val="22"/>
-                <w:color w:val="000000"/>
-              </w:rPr>
-            </w:pPr>
-            <w:r>
-              <w:rPr>
-                <w:rFonts w:ascii="Helvetica" w:hAnsi="Helvetica" w:eastAsia="Helvetica" w:cs="Helvetica"/>
-                <w:i w:val="false"/>
-                <w:b w:val="false"/>
-                <w:u w:val="none"/>
-                <w:sz w:val="22"/>
-                <w:szCs w:val="22"/>
-                <w:color w:val="000000"/>
-              </w:rPr>
-              <w:t xml:space="preserve">0.27, 1.53</w:t>
-            </w:r>
-          </w:p>
-        </w:tc>
-        <w:tc>
-          <w:tcPr>
-            <w:tcBorders>
-              <w:bottom w:val="none" w:sz="0" w:space="0" w:color="000000"/>
-              <w:top w:val="none" w:sz="0" w:space="0" w:color="000000"/>
-              <w:left w:val="none" w:sz="0" w:space="0" w:color="000000"/>
-              <w:right w:val="none" w:sz="0" w:space="0" w:color="000000"/>
-            </w:tcBorders>
-            <w:shd w:val="clear" w:color="auto" w:fill="FFFFFF"/>
-            <w:tcMar>
-              <w:top w:w="0" w:type="dxa"/>
-              <w:bottom w:w="0" w:type="dxa"/>
-              <w:left w:w="0" w:type="dxa"/>
-              <w:right w:w="0" w:type="dxa"/>
-            </w:tcMar>
-            <w:vAlign w:val="top"/>
-          </w:tcPr>
-          <w:p>
-            <w:pPr>
-              <w:pStyle w:val="Normal"/>
-              <w:jc w:val="center"/>
-              <w:pBdr>
-                <w:bottom w:val="none" w:sz="0" w:space="0" w:color="000000"/>
-                <w:top w:val="none" w:sz="0" w:space="0" w:color="000000"/>
-                <w:left w:val="none" w:sz="0" w:space="0" w:color="000000"/>
-                <w:right w:val="none" w:sz="0" w:space="0" w:color="000000"/>
-              </w:pBdr>
-              <w:spacing w:after="100" w:before="100" w:line="240"/>
-              <w:ind w:left="100" w:right="100" w:firstLine="0" w:firstLineChars="0"/>
-              <w:rPr>
-                <w:rFonts w:ascii="Helvetica" w:hAnsi="Helvetica" w:eastAsia="Helvetica" w:cs="Helvetica"/>
-                <w:i w:val="false"/>
-                <w:b w:val="false"/>
-                <w:u w:val="none"/>
-                <w:sz w:val="22"/>
-                <w:szCs w:val="22"/>
-                <w:color w:val="000000"/>
-              </w:rPr>
-            </w:pPr>
-            <w:r>
-              <w:rPr>
-                <w:rFonts w:ascii="Helvetica" w:hAnsi="Helvetica" w:eastAsia="Helvetica" w:cs="Helvetica"/>
-                <w:i w:val="false"/>
-                <w:b w:val="false"/>
-                <w:u w:val="none"/>
-                <w:sz w:val="22"/>
-                <w:szCs w:val="22"/>
-                <w:color w:val="000000"/>
-              </w:rPr>
-              <w:t xml:space="preserve">0.320</w:t>
-            </w:r>
-          </w:p>
-        </w:tc>
-      </w:tr>
-      <w:tr>
-        <w:trPr>
-          <w:trHeight w:val="598" w:hRule="auto"/>
-        </w:trPr>
-        body32
-        <w:tc>
-          <w:tcPr>
-            <w:tcBorders>
-              <w:bottom w:val="none" w:sz="0" w:space="0" w:color="000000"/>
-              <w:top w:val="none" w:sz="0" w:space="0" w:color="000000"/>
-              <w:left w:val="none" w:sz="0" w:space="0" w:color="000000"/>
-              <w:right w:val="none" w:sz="0" w:space="0" w:color="000000"/>
-            </w:tcBorders>
-            <w:shd w:val="clear" w:color="auto" w:fill="FFFFFF"/>
-            <w:tcMar>
-              <w:top w:w="0" w:type="dxa"/>
-              <w:bottom w:w="0" w:type="dxa"/>
-              <w:left w:w="0" w:type="dxa"/>
-              <w:right w:w="0" w:type="dxa"/>
-            </w:tcMar>
-            <w:vAlign w:val="top"/>
-          </w:tcPr>
-          <w:p>
-            <w:pPr>
-              <w:pStyle w:val="Normal"/>
-              <w:jc w:val="left"/>
-              <w:pBdr>
-                <w:bottom w:val="none" w:sz="0" w:space="0" w:color="000000"/>
-                <w:top w:val="none" w:sz="0" w:space="0" w:color="000000"/>
-                <w:left w:val="none" w:sz="0" w:space="0" w:color="000000"/>
-                <w:right w:val="none" w:sz="0" w:space="0" w:color="000000"/>
-              </w:pBdr>
-              <w:spacing w:after="100" w:before="100" w:line="240"/>
-              <w:ind w:left="100" w:right="100" w:firstLine="0" w:firstLineChars="0"/>
-              <w:rPr>
-                <w:rFonts w:ascii="Helvetica" w:hAnsi="Helvetica" w:eastAsia="Helvetica" w:cs="Helvetica"/>
-                <w:i w:val="false"/>
-                <w:b w:val="false"/>
-                <w:u w:val="none"/>
-                <w:sz w:val="22"/>
-                <w:szCs w:val="22"/>
-                <w:color w:val="000000"/>
-              </w:rPr>
-            </w:pPr>
-            <w:r>
-              <w:rPr>
-                <w:rFonts w:ascii="Helvetica" w:hAnsi="Helvetica" w:eastAsia="Helvetica" w:cs="Helvetica"/>
-                <w:i w:val="false"/>
-                <w:b w:val="false"/>
-                <w:u w:val="none"/>
-                <w:sz w:val="22"/>
-                <w:szCs w:val="22"/>
-                <w:color w:val="000000"/>
-              </w:rPr>
-              <w:t xml:space="preserve">steroids</w:t>
-            </w:r>
-          </w:p>
-        </w:tc>
-        <w:tc>
-          <w:tcPr>
-            <w:tcBorders>
-              <w:bottom w:val="none" w:sz="0" w:space="0" w:color="000000"/>
-              <w:top w:val="none" w:sz="0" w:space="0" w:color="000000"/>
-              <w:left w:val="none" w:sz="0" w:space="0" w:color="000000"/>
-              <w:right w:val="none" w:sz="0" w:space="0" w:color="000000"/>
-            </w:tcBorders>
-            <w:shd w:val="clear" w:color="auto" w:fill="FFFFFF"/>
-            <w:tcMar>
-              <w:top w:w="0" w:type="dxa"/>
-              <w:bottom w:w="0" w:type="dxa"/>
-              <w:left w:w="0" w:type="dxa"/>
-              <w:right w:w="0" w:type="dxa"/>
-            </w:tcMar>
-            <w:vAlign w:val="top"/>
-          </w:tcPr>
-          <w:p>
-            <w:pPr>
-              <w:pStyle w:val="Normal"/>
-              <w:jc w:val="center"/>
-              <w:pBdr>
-                <w:bottom w:val="none" w:sz="0" w:space="0" w:color="000000"/>
-                <w:top w:val="none" w:sz="0" w:space="0" w:color="000000"/>
-                <w:left w:val="none" w:sz="0" w:space="0" w:color="000000"/>
-                <w:right w:val="none" w:sz="0" w:space="0" w:color="000000"/>
-              </w:pBdr>
-              <w:spacing w:after="100" w:before="100" w:line="240"/>
-              <w:ind w:left="100" w:right="100" w:firstLine="0" w:firstLineChars="0"/>
-              <w:rPr>
-                <w:rFonts w:ascii="Helvetica" w:hAnsi="Helvetica" w:eastAsia="Helvetica" w:cs="Helvetica"/>
-                <w:i w:val="false"/>
-                <w:b w:val="false"/>
-                <w:u w:val="none"/>
-                <w:sz w:val="22"/>
-                <w:szCs w:val="22"/>
-                <w:color w:val="000000"/>
-              </w:rPr>
-            </w:pPr>
-            <w:r>
-              <w:rPr>
-                <w:rFonts w:ascii="Helvetica" w:hAnsi="Helvetica" w:eastAsia="Helvetica" w:cs="Helvetica"/>
-                <w:i w:val="false"/>
-                <w:b w:val="false"/>
-                <w:u w:val="none"/>
-                <w:sz w:val="22"/>
-                <w:szCs w:val="22"/>
-                <w:color w:val="000000"/>
-              </w:rPr>
-              <w:t xml:space="preserve">322</w:t>
-            </w:r>
-          </w:p>
-        </w:tc>
-        <w:tc>
-          <w:tcPr>
-            <w:tcBorders>
-              <w:bottom w:val="none" w:sz="0" w:space="0" w:color="000000"/>
-              <w:top w:val="none" w:sz="0" w:space="0" w:color="000000"/>
-              <w:left w:val="none" w:sz="0" w:space="0" w:color="000000"/>
-              <w:right w:val="none" w:sz="0" w:space="0" w:color="000000"/>
-            </w:tcBorders>
-            <w:shd w:val="clear" w:color="auto" w:fill="FFFFFF"/>
-            <w:tcMar>
-              <w:top w:w="0" w:type="dxa"/>
-              <w:bottom w:w="0" w:type="dxa"/>
-              <w:left w:w="0" w:type="dxa"/>
-              <w:right w:w="0" w:type="dxa"/>
-            </w:tcMar>
-            <w:vAlign w:val="top"/>
-          </w:tcPr>
-          <w:p>
-            <w:pPr>
-              <w:pStyle w:val="Normal"/>
-              <w:jc w:val="center"/>
-              <w:pBdr>
-                <w:bottom w:val="none" w:sz="0" w:space="0" w:color="000000"/>
-                <w:top w:val="none" w:sz="0" w:space="0" w:color="000000"/>
-                <w:left w:val="none" w:sz="0" w:space="0" w:color="000000"/>
-                <w:right w:val="none" w:sz="0" w:space="0" w:color="000000"/>
-              </w:pBdr>
-              <w:spacing w:after="100" w:before="100" w:line="240"/>
-              <w:ind w:left="100" w:right="100" w:firstLine="0" w:firstLineChars="0"/>
-              <w:rPr>
-                <w:rFonts w:ascii="Helvetica" w:hAnsi="Helvetica" w:eastAsia="Helvetica" w:cs="Helvetica"/>
-                <w:i w:val="false"/>
-                <w:b w:val="false"/>
-                <w:u w:val="none"/>
-                <w:sz w:val="22"/>
-                <w:szCs w:val="22"/>
-                <w:color w:val="000000"/>
-              </w:rPr>
-            </w:pPr>
-            <w:r>
-              <w:rPr>
-                <w:rFonts w:ascii="Helvetica" w:hAnsi="Helvetica" w:eastAsia="Helvetica" w:cs="Helvetica"/>
-                <w:i w:val="false"/>
-                <w:b w:val="false"/>
-                <w:u w:val="none"/>
-                <w:sz w:val="22"/>
-                <w:szCs w:val="22"/>
-                <w:color w:val="000000"/>
-              </w:rPr>
-              <w:t xml:space="preserve">22,642</w:t>
-            </w:r>
-          </w:p>
-        </w:tc>
-        <w:tc>
-          <w:tcPr>
-            <w:tcBorders>
-              <w:bottom w:val="none" w:sz="0" w:space="0" w:color="000000"/>
-              <w:top w:val="none" w:sz="0" w:space="0" w:color="000000"/>
-              <w:left w:val="none" w:sz="0" w:space="0" w:color="000000"/>
-              <w:right w:val="none" w:sz="0" w:space="0" w:color="000000"/>
-            </w:tcBorders>
-            <w:shd w:val="clear" w:color="auto" w:fill="FFFFFF"/>
-            <w:tcMar>
-              <w:top w:w="0" w:type="dxa"/>
-              <w:bottom w:w="0" w:type="dxa"/>
-              <w:left w:w="0" w:type="dxa"/>
-              <w:right w:w="0" w:type="dxa"/>
-            </w:tcMar>
-            <w:vAlign w:val="top"/>
-          </w:tcPr>
-          <w:p>
-            <w:pPr>
-              <w:pStyle w:val="Normal"/>
-              <w:jc w:val="center"/>
-              <w:pBdr>
-                <w:bottom w:val="none" w:sz="0" w:space="0" w:color="000000"/>
-                <w:top w:val="none" w:sz="0" w:space="0" w:color="000000"/>
-                <w:left w:val="none" w:sz="0" w:space="0" w:color="000000"/>
-                <w:right w:val="none" w:sz="0" w:space="0" w:color="000000"/>
-              </w:pBdr>
-              <w:spacing w:after="100" w:before="100" w:line="240"/>
-              <w:ind w:left="100" w:right="100" w:firstLine="0" w:firstLineChars="0"/>
-              <w:rPr>
-                <w:rFonts w:ascii="Helvetica" w:hAnsi="Helvetica" w:eastAsia="Helvetica" w:cs="Helvetica"/>
-                <w:i w:val="false"/>
-                <w:b w:val="false"/>
-                <w:u w:val="none"/>
-                <w:sz w:val="22"/>
-                <w:szCs w:val="22"/>
-                <w:color w:val="000000"/>
-              </w:rPr>
-            </w:pPr>
-            <w:r>
-              <w:rPr>
-                <w:rFonts w:ascii="Helvetica" w:hAnsi="Helvetica" w:eastAsia="Helvetica" w:cs="Helvetica"/>
-                <w:i w:val="false"/>
-                <w:b w:val="false"/>
-                <w:u w:val="none"/>
-                <w:sz w:val="22"/>
-                <w:szCs w:val="22"/>
-                <w:color w:val="000000"/>
-              </w:rPr>
-              <w:t xml:space="preserve">8,480, 60,457</w:t>
-            </w:r>
-          </w:p>
-        </w:tc>
-        <w:tc>
-          <w:tcPr>
-            <w:tcBorders>
-              <w:bottom w:val="none" w:sz="0" w:space="0" w:color="000000"/>
-              <w:top w:val="none" w:sz="0" w:space="0" w:color="000000"/>
-              <w:left w:val="none" w:sz="0" w:space="0" w:color="000000"/>
-              <w:right w:val="none" w:sz="0" w:space="0" w:color="000000"/>
-            </w:tcBorders>
-            <w:shd w:val="clear" w:color="auto" w:fill="FFFFFF"/>
-            <w:tcMar>
-              <w:top w:w="0" w:type="dxa"/>
-              <w:bottom w:w="0" w:type="dxa"/>
-              <w:left w:w="0" w:type="dxa"/>
-              <w:right w:w="0" w:type="dxa"/>
-            </w:tcMar>
-            <w:vAlign w:val="top"/>
-          </w:tcPr>
-          <w:p>
-            <w:pPr>
-              <w:pStyle w:val="Normal"/>
-              <w:jc w:val="center"/>
-              <w:pBdr>
-                <w:bottom w:val="none" w:sz="0" w:space="0" w:color="000000"/>
-                <w:top w:val="none" w:sz="0" w:space="0" w:color="000000"/>
-                <w:left w:val="none" w:sz="0" w:space="0" w:color="000000"/>
-                <w:right w:val="none" w:sz="0" w:space="0" w:color="000000"/>
-              </w:pBdr>
-              <w:spacing w:after="100" w:before="100" w:line="240"/>
-              <w:ind w:left="100" w:right="100" w:firstLine="0" w:firstLineChars="0"/>
-              <w:rPr>
-                <w:rFonts w:ascii="Helvetica" w:hAnsi="Helvetica" w:eastAsia="Helvetica" w:cs="Helvetica"/>
-                <w:i w:val="false"/>
-                <w:b w:val="false"/>
-                <w:u w:val="none"/>
-                <w:sz w:val="22"/>
-                <w:szCs w:val="22"/>
-                <w:color w:val="000000"/>
-              </w:rPr>
-            </w:pPr>
-            <w:r>
-              <w:rPr>
-                <w:rFonts w:ascii="Helvetica" w:hAnsi="Helvetica" w:eastAsia="Helvetica" w:cs="Helvetica"/>
-                <w:i w:val="false"/>
-                <w:b w:val="false"/>
-                <w:u w:val="none"/>
-                <w:sz w:val="22"/>
-                <w:szCs w:val="22"/>
-                <w:color w:val="000000"/>
-              </w:rPr>
-              <w:t xml:space="preserve">&lt;0.001</w:t>
-            </w:r>
-          </w:p>
-        </w:tc>
-        <w:tc>
-          <w:tcPr>
-            <w:tcBorders>
-              <w:bottom w:val="none" w:sz="0" w:space="0" w:color="000000"/>
-              <w:top w:val="none" w:sz="0" w:space="0" w:color="000000"/>
-              <w:left w:val="none" w:sz="0" w:space="0" w:color="000000"/>
-              <w:right w:val="none" w:sz="0" w:space="0" w:color="000000"/>
-            </w:tcBorders>
-            <w:shd w:val="clear" w:color="auto" w:fill="FFFFFF"/>
-            <w:tcMar>
-              <w:top w:w="0" w:type="dxa"/>
-              <w:bottom w:w="0" w:type="dxa"/>
-              <w:left w:w="0" w:type="dxa"/>
-              <w:right w:w="0" w:type="dxa"/>
-            </w:tcMar>
-            <w:vAlign w:val="top"/>
-          </w:tcPr>
-          <w:p>
-            <w:pPr>
-              <w:pStyle w:val="Normal"/>
-              <w:jc w:val="center"/>
-              <w:pBdr>
-                <w:bottom w:val="none" w:sz="0" w:space="0" w:color="000000"/>
-                <w:top w:val="none" w:sz="0" w:space="0" w:color="000000"/>
-                <w:left w:val="none" w:sz="0" w:space="0" w:color="000000"/>
-                <w:right w:val="none" w:sz="0" w:space="0" w:color="000000"/>
-              </w:pBdr>
-              <w:spacing w:after="100" w:before="100" w:line="240"/>
-              <w:ind w:left="100" w:right="100" w:firstLine="0" w:firstLineChars="0"/>
-              <w:rPr>
-                <w:rFonts w:ascii="Helvetica" w:hAnsi="Helvetica" w:eastAsia="Helvetica" w:cs="Helvetica"/>
-                <w:i w:val="false"/>
-                <w:b w:val="false"/>
-                <w:u w:val="none"/>
-                <w:sz w:val="22"/>
-                <w:szCs w:val="22"/>
-                <w:color w:val="000000"/>
-              </w:rPr>
-            </w:pPr>
-            <w:r>
-              <w:rPr>
-                <w:rFonts w:ascii="Helvetica" w:hAnsi="Helvetica" w:eastAsia="Helvetica" w:cs="Helvetica"/>
-                <w:i w:val="false"/>
-                <w:b w:val="false"/>
-                <w:u w:val="none"/>
-                <w:sz w:val="22"/>
-                <w:szCs w:val="22"/>
-                <w:color w:val="000000"/>
-              </w:rPr>
-              <w:t xml:space="preserve">322</w:t>
-            </w:r>
-          </w:p>
-        </w:tc>
-        <w:tc>
-          <w:tcPr>
-            <w:tcBorders>
-              <w:bottom w:val="none" w:sz="0" w:space="0" w:color="000000"/>
-              <w:top w:val="none" w:sz="0" w:space="0" w:color="000000"/>
-              <w:left w:val="none" w:sz="0" w:space="0" w:color="000000"/>
-              <w:right w:val="none" w:sz="0" w:space="0" w:color="000000"/>
-            </w:tcBorders>
-            <w:shd w:val="clear" w:color="auto" w:fill="FFFFFF"/>
-            <w:tcMar>
-              <w:top w:w="0" w:type="dxa"/>
-              <w:bottom w:w="0" w:type="dxa"/>
-              <w:left w:w="0" w:type="dxa"/>
-              <w:right w:w="0" w:type="dxa"/>
-            </w:tcMar>
-            <w:vAlign w:val="top"/>
-          </w:tcPr>
-          <w:p>
-            <w:pPr>
-              <w:pStyle w:val="Normal"/>
-              <w:jc w:val="center"/>
-              <w:pBdr>
-                <w:bottom w:val="none" w:sz="0" w:space="0" w:color="000000"/>
-                <w:top w:val="none" w:sz="0" w:space="0" w:color="000000"/>
-                <w:left w:val="none" w:sz="0" w:space="0" w:color="000000"/>
-                <w:right w:val="none" w:sz="0" w:space="0" w:color="000000"/>
-              </w:pBdr>
-              <w:spacing w:after="100" w:before="100" w:line="240"/>
-              <w:ind w:left="100" w:right="100" w:firstLine="0" w:firstLineChars="0"/>
-              <w:rPr>
-                <w:rFonts w:ascii="Helvetica" w:hAnsi="Helvetica" w:eastAsia="Helvetica" w:cs="Helvetica"/>
-                <w:i w:val="false"/>
-                <w:b w:val="false"/>
-                <w:u w:val="none"/>
-                <w:sz w:val="22"/>
-                <w:szCs w:val="22"/>
-                <w:color w:val="000000"/>
-              </w:rPr>
-            </w:pPr>
-            <w:r>
-              <w:rPr>
-                <w:rFonts w:ascii="Helvetica" w:hAnsi="Helvetica" w:eastAsia="Helvetica" w:cs="Helvetica"/>
-                <w:i w:val="false"/>
-                <w:b w:val="false"/>
-                <w:u w:val="none"/>
-                <w:sz w:val="22"/>
-                <w:szCs w:val="22"/>
-                <w:color w:val="000000"/>
-              </w:rPr>
-              <w:t xml:space="preserve">28,247</w:t>
-            </w:r>
-          </w:p>
-        </w:tc>
-        <w:tc>
-          <w:tcPr>
-            <w:tcBorders>
-              <w:bottom w:val="none" w:sz="0" w:space="0" w:color="000000"/>
-              <w:top w:val="none" w:sz="0" w:space="0" w:color="000000"/>
-              <w:left w:val="none" w:sz="0" w:space="0" w:color="000000"/>
-              <w:right w:val="none" w:sz="0" w:space="0" w:color="000000"/>
-            </w:tcBorders>
-            <w:shd w:val="clear" w:color="auto" w:fill="FFFFFF"/>
-            <w:tcMar>
-              <w:top w:w="0" w:type="dxa"/>
-              <w:bottom w:w="0" w:type="dxa"/>
-              <w:left w:w="0" w:type="dxa"/>
-              <w:right w:w="0" w:type="dxa"/>
-            </w:tcMar>
-            <w:vAlign w:val="top"/>
-          </w:tcPr>
-          <w:p>
-            <w:pPr>
-              <w:pStyle w:val="Normal"/>
-              <w:jc w:val="center"/>
-              <w:pBdr>
-                <w:bottom w:val="none" w:sz="0" w:space="0" w:color="000000"/>
-                <w:top w:val="none" w:sz="0" w:space="0" w:color="000000"/>
-                <w:left w:val="none" w:sz="0" w:space="0" w:color="000000"/>
-                <w:right w:val="none" w:sz="0" w:space="0" w:color="000000"/>
-              </w:pBdr>
-              <w:spacing w:after="100" w:before="100" w:line="240"/>
-              <w:ind w:left="100" w:right="100" w:firstLine="0" w:firstLineChars="0"/>
-              <w:rPr>
-                <w:rFonts w:ascii="Helvetica" w:hAnsi="Helvetica" w:eastAsia="Helvetica" w:cs="Helvetica"/>
-                <w:i w:val="false"/>
-                <w:b w:val="false"/>
-                <w:u w:val="none"/>
-                <w:sz w:val="22"/>
-                <w:szCs w:val="22"/>
-                <w:color w:val="000000"/>
-              </w:rPr>
-            </w:pPr>
-            <w:r>
-              <w:rPr>
-                <w:rFonts w:ascii="Helvetica" w:hAnsi="Helvetica" w:eastAsia="Helvetica" w:cs="Helvetica"/>
-                <w:i w:val="false"/>
-                <w:b w:val="false"/>
-                <w:u w:val="none"/>
-                <w:sz w:val="22"/>
-                <w:szCs w:val="22"/>
-                <w:color w:val="000000"/>
-              </w:rPr>
-              <w:t xml:space="preserve">4,284, 186,236</w:t>
-            </w:r>
-          </w:p>
-        </w:tc>
-        <w:tc>
-          <w:tcPr>
-            <w:tcBorders>
-              <w:bottom w:val="none" w:sz="0" w:space="0" w:color="000000"/>
-              <w:top w:val="none" w:sz="0" w:space="0" w:color="000000"/>
-              <w:left w:val="none" w:sz="0" w:space="0" w:color="000000"/>
-              <w:right w:val="none" w:sz="0" w:space="0" w:color="000000"/>
-            </w:tcBorders>
-            <w:shd w:val="clear" w:color="auto" w:fill="FFFFFF"/>
-            <w:tcMar>
-              <w:top w:w="0" w:type="dxa"/>
-              <w:bottom w:w="0" w:type="dxa"/>
-              <w:left w:w="0" w:type="dxa"/>
-              <w:right w:w="0" w:type="dxa"/>
-            </w:tcMar>
-            <w:vAlign w:val="top"/>
-          </w:tcPr>
-          <w:p>
-            <w:pPr>
-              <w:pStyle w:val="Normal"/>
-              <w:jc w:val="center"/>
-              <w:pBdr>
-                <w:bottom w:val="none" w:sz="0" w:space="0" w:color="000000"/>
-                <w:top w:val="none" w:sz="0" w:space="0" w:color="000000"/>
-                <w:left w:val="none" w:sz="0" w:space="0" w:color="000000"/>
-                <w:right w:val="none" w:sz="0" w:space="0" w:color="000000"/>
-              </w:pBdr>
-              <w:spacing w:after="100" w:before="100" w:line="240"/>
-              <w:ind w:left="100" w:right="100" w:firstLine="0" w:firstLineChars="0"/>
-              <w:rPr>
-                <w:rFonts w:ascii="Helvetica" w:hAnsi="Helvetica" w:eastAsia="Helvetica" w:cs="Helvetica"/>
-                <w:i w:val="false"/>
-                <w:b w:val="false"/>
-                <w:u w:val="none"/>
-                <w:sz w:val="22"/>
-                <w:szCs w:val="22"/>
-                <w:color w:val="000000"/>
-              </w:rPr>
-            </w:pPr>
-            <w:r>
-              <w:rPr>
-                <w:rFonts w:ascii="Helvetica" w:hAnsi="Helvetica" w:eastAsia="Helvetica" w:cs="Helvetica"/>
-                <w:i w:val="false"/>
-                <w:b w:val="false"/>
-                <w:u w:val="none"/>
-                <w:sz w:val="22"/>
-                <w:szCs w:val="22"/>
-                <w:color w:val="000000"/>
-              </w:rPr>
-              <w:t xml:space="preserve">&lt;0.001</w:t>
+              <w:t xml:space="preserve">0.67</w:t>
+            </w:r>
+          </w:p>
+        </w:tc>
+        <w:tc>
+          <w:tcPr>
+            <w:tcBorders>
+              <w:bottom w:val="none" w:sz="0" w:space="0" w:color="000000"/>
+              <w:top w:val="none" w:sz="0" w:space="0" w:color="000000"/>
+              <w:left w:val="none" w:sz="0" w:space="0" w:color="000000"/>
+              <w:right w:val="none" w:sz="0" w:space="0" w:color="000000"/>
+            </w:tcBorders>
+            <w:shd w:val="clear" w:color="auto" w:fill="FFFFFF"/>
+            <w:tcMar>
+              <w:top w:w="0" w:type="dxa"/>
+              <w:bottom w:w="0" w:type="dxa"/>
+              <w:left w:w="0" w:type="dxa"/>
+              <w:right w:w="0" w:type="dxa"/>
+            </w:tcMar>
+            <w:vAlign w:val="top"/>
+          </w:tcPr>
+          <w:p>
+            <w:pPr>
+              <w:pStyle w:val="Normal"/>
+              <w:jc w:val="center"/>
+              <w:pBdr>
+                <w:bottom w:val="none" w:sz="0" w:space="0" w:color="000000"/>
+                <w:top w:val="none" w:sz="0" w:space="0" w:color="000000"/>
+                <w:left w:val="none" w:sz="0" w:space="0" w:color="000000"/>
+                <w:right w:val="none" w:sz="0" w:space="0" w:color="000000"/>
+              </w:pBdr>
+              <w:spacing w:after="100" w:before="100" w:line="240"/>
+              <w:ind w:left="100" w:right="100" w:firstLine="0" w:firstLineChars="0"/>
+              <w:rPr>
+                <w:rFonts w:ascii="Helvetica" w:hAnsi="Helvetica" w:eastAsia="Helvetica" w:cs="Helvetica"/>
+                <w:i w:val="false"/>
+                <w:b w:val="false"/>
+                <w:u w:val="none"/>
+                <w:sz w:val="22"/>
+                <w:szCs w:val="22"/>
+                <w:color w:val="000000"/>
+              </w:rPr>
+            </w:pPr>
+            <w:r>
+              <w:rPr>
+                <w:rFonts w:ascii="Helvetica" w:hAnsi="Helvetica" w:eastAsia="Helvetica" w:cs="Helvetica"/>
+                <w:i w:val="false"/>
+                <w:b w:val="false"/>
+                <w:u w:val="none"/>
+                <w:sz w:val="22"/>
+                <w:szCs w:val="22"/>
+                <w:color w:val="000000"/>
+              </w:rPr>
+              <w:t xml:space="preserve">0.29, 1.57</w:t>
+            </w:r>
+          </w:p>
+        </w:tc>
+        <w:tc>
+          <w:tcPr>
+            <w:tcBorders>
+              <w:bottom w:val="none" w:sz="0" w:space="0" w:color="000000"/>
+              <w:top w:val="none" w:sz="0" w:space="0" w:color="000000"/>
+              <w:left w:val="none" w:sz="0" w:space="0" w:color="000000"/>
+              <w:right w:val="none" w:sz="0" w:space="0" w:color="000000"/>
+            </w:tcBorders>
+            <w:shd w:val="clear" w:color="auto" w:fill="FFFFFF"/>
+            <w:tcMar>
+              <w:top w:w="0" w:type="dxa"/>
+              <w:bottom w:w="0" w:type="dxa"/>
+              <w:left w:w="0" w:type="dxa"/>
+              <w:right w:w="0" w:type="dxa"/>
+            </w:tcMar>
+            <w:vAlign w:val="top"/>
+          </w:tcPr>
+          <w:p>
+            <w:pPr>
+              <w:pStyle w:val="Normal"/>
+              <w:jc w:val="center"/>
+              <w:pBdr>
+                <w:bottom w:val="none" w:sz="0" w:space="0" w:color="000000"/>
+                <w:top w:val="none" w:sz="0" w:space="0" w:color="000000"/>
+                <w:left w:val="none" w:sz="0" w:space="0" w:color="000000"/>
+                <w:right w:val="none" w:sz="0" w:space="0" w:color="000000"/>
+              </w:pBdr>
+              <w:spacing w:after="100" w:before="100" w:line="240"/>
+              <w:ind w:left="100" w:right="100" w:firstLine="0" w:firstLineChars="0"/>
+              <w:rPr>
+                <w:rFonts w:ascii="Helvetica" w:hAnsi="Helvetica" w:eastAsia="Helvetica" w:cs="Helvetica"/>
+                <w:i w:val="false"/>
+                <w:b w:val="false"/>
+                <w:u w:val="none"/>
+                <w:sz w:val="22"/>
+                <w:szCs w:val="22"/>
+                <w:color w:val="000000"/>
+              </w:rPr>
+            </w:pPr>
+            <w:r>
+              <w:rPr>
+                <w:rFonts w:ascii="Helvetica" w:hAnsi="Helvetica" w:eastAsia="Helvetica" w:cs="Helvetica"/>
+                <w:i w:val="false"/>
+                <w:b w:val="false"/>
+                <w:u w:val="none"/>
+                <w:sz w:val="22"/>
+                <w:szCs w:val="22"/>
+                <w:color w:val="000000"/>
+              </w:rPr>
+              <w:t xml:space="preserve">0.360</w:t>
             </w:r>
           </w:p>
         </w:tc>
@@ -16191,7 +15708,7 @@
         <w:trPr>
           <w:trHeight w:val="616" w:hRule="auto"/>
         </w:trPr>
-        body33
+        body32
         <w:tc>
           <w:tcPr>
             <w:tcBorders>
@@ -16559,113 +16076,113 @@
                 <w:szCs w:val="22"/>
                 <w:color w:val="000000"/>
               </w:rPr>
-              <w:t xml:space="preserve">0.93</w:t>
-            </w:r>
-          </w:p>
-        </w:tc>
-        <w:tc>
-          <w:tcPr>
-            <w:tcBorders>
-              <w:bottom w:val="none" w:sz="0" w:space="0" w:color="000000"/>
-              <w:top w:val="none" w:sz="0" w:space="0" w:color="000000"/>
-              <w:left w:val="none" w:sz="0" w:space="0" w:color="000000"/>
-              <w:right w:val="none" w:sz="0" w:space="0" w:color="000000"/>
-            </w:tcBorders>
-            <w:shd w:val="clear" w:color="auto" w:fill="FFFFFF"/>
-            <w:tcMar>
-              <w:top w:w="0" w:type="dxa"/>
-              <w:bottom w:w="0" w:type="dxa"/>
-              <w:left w:w="0" w:type="dxa"/>
-              <w:right w:w="0" w:type="dxa"/>
-            </w:tcMar>
-            <w:vAlign w:val="top"/>
-          </w:tcPr>
-          <w:p>
-            <w:pPr>
-              <w:pStyle w:val="Normal"/>
-              <w:jc w:val="center"/>
-              <w:pBdr>
-                <w:bottom w:val="none" w:sz="0" w:space="0" w:color="000000"/>
-                <w:top w:val="none" w:sz="0" w:space="0" w:color="000000"/>
-                <w:left w:val="none" w:sz="0" w:space="0" w:color="000000"/>
-                <w:right w:val="none" w:sz="0" w:space="0" w:color="000000"/>
-              </w:pBdr>
-              <w:spacing w:after="100" w:before="100" w:line="240"/>
-              <w:ind w:left="100" w:right="100" w:firstLine="0" w:firstLineChars="0"/>
-              <w:rPr>
-                <w:rFonts w:ascii="Helvetica" w:hAnsi="Helvetica" w:eastAsia="Helvetica" w:cs="Helvetica"/>
-                <w:i w:val="false"/>
-                <w:b w:val="false"/>
-                <w:u w:val="none"/>
-                <w:sz w:val="22"/>
-                <w:szCs w:val="22"/>
-                <w:color w:val="000000"/>
-              </w:rPr>
-            </w:pPr>
-            <w:r>
-              <w:rPr>
-                <w:rFonts w:ascii="Helvetica" w:hAnsi="Helvetica" w:eastAsia="Helvetica" w:cs="Helvetica"/>
-                <w:i w:val="false"/>
-                <w:b w:val="false"/>
-                <w:u w:val="none"/>
-                <w:sz w:val="22"/>
-                <w:szCs w:val="22"/>
-                <w:color w:val="000000"/>
-              </w:rPr>
-              <w:t xml:space="preserve">0.36, 2.37</w:t>
-            </w:r>
-          </w:p>
-        </w:tc>
-        <w:tc>
-          <w:tcPr>
-            <w:tcBorders>
-              <w:bottom w:val="none" w:sz="0" w:space="0" w:color="000000"/>
-              <w:top w:val="none" w:sz="0" w:space="0" w:color="000000"/>
-              <w:left w:val="none" w:sz="0" w:space="0" w:color="000000"/>
-              <w:right w:val="none" w:sz="0" w:space="0" w:color="000000"/>
-            </w:tcBorders>
-            <w:shd w:val="clear" w:color="auto" w:fill="FFFFFF"/>
-            <w:tcMar>
-              <w:top w:w="0" w:type="dxa"/>
-              <w:bottom w:w="0" w:type="dxa"/>
-              <w:left w:w="0" w:type="dxa"/>
-              <w:right w:w="0" w:type="dxa"/>
-            </w:tcMar>
-            <w:vAlign w:val="top"/>
-          </w:tcPr>
-          <w:p>
-            <w:pPr>
-              <w:pStyle w:val="Normal"/>
-              <w:jc w:val="center"/>
-              <w:pBdr>
-                <w:bottom w:val="none" w:sz="0" w:space="0" w:color="000000"/>
-                <w:top w:val="none" w:sz="0" w:space="0" w:color="000000"/>
-                <w:left w:val="none" w:sz="0" w:space="0" w:color="000000"/>
-                <w:right w:val="none" w:sz="0" w:space="0" w:color="000000"/>
-              </w:pBdr>
-              <w:spacing w:after="100" w:before="100" w:line="240"/>
-              <w:ind w:left="100" w:right="100" w:firstLine="0" w:firstLineChars="0"/>
-              <w:rPr>
-                <w:rFonts w:ascii="Helvetica" w:hAnsi="Helvetica" w:eastAsia="Helvetica" w:cs="Helvetica"/>
-                <w:i w:val="false"/>
-                <w:b w:val="false"/>
-                <w:u w:val="none"/>
-                <w:sz w:val="22"/>
-                <w:szCs w:val="22"/>
-                <w:color w:val="000000"/>
-              </w:rPr>
-            </w:pPr>
-            <w:r>
-              <w:rPr>
-                <w:rFonts w:ascii="Helvetica" w:hAnsi="Helvetica" w:eastAsia="Helvetica" w:cs="Helvetica"/>
-                <w:i w:val="false"/>
-                <w:b w:val="false"/>
-                <w:u w:val="none"/>
-                <w:sz w:val="22"/>
-                <w:szCs w:val="22"/>
-                <w:color w:val="000000"/>
-              </w:rPr>
-              <w:t xml:space="preserve">0.880</w:t>
+              <w:t xml:space="preserve">0.94</w:t>
+            </w:r>
+          </w:p>
+        </w:tc>
+        <w:tc>
+          <w:tcPr>
+            <w:tcBorders>
+              <w:bottom w:val="none" w:sz="0" w:space="0" w:color="000000"/>
+              <w:top w:val="none" w:sz="0" w:space="0" w:color="000000"/>
+              <w:left w:val="none" w:sz="0" w:space="0" w:color="000000"/>
+              <w:right w:val="none" w:sz="0" w:space="0" w:color="000000"/>
+            </w:tcBorders>
+            <w:shd w:val="clear" w:color="auto" w:fill="FFFFFF"/>
+            <w:tcMar>
+              <w:top w:w="0" w:type="dxa"/>
+              <w:bottom w:w="0" w:type="dxa"/>
+              <w:left w:w="0" w:type="dxa"/>
+              <w:right w:w="0" w:type="dxa"/>
+            </w:tcMar>
+            <w:vAlign w:val="top"/>
+          </w:tcPr>
+          <w:p>
+            <w:pPr>
+              <w:pStyle w:val="Normal"/>
+              <w:jc w:val="center"/>
+              <w:pBdr>
+                <w:bottom w:val="none" w:sz="0" w:space="0" w:color="000000"/>
+                <w:top w:val="none" w:sz="0" w:space="0" w:color="000000"/>
+                <w:left w:val="none" w:sz="0" w:space="0" w:color="000000"/>
+                <w:right w:val="none" w:sz="0" w:space="0" w:color="000000"/>
+              </w:pBdr>
+              <w:spacing w:after="100" w:before="100" w:line="240"/>
+              <w:ind w:left="100" w:right="100" w:firstLine="0" w:firstLineChars="0"/>
+              <w:rPr>
+                <w:rFonts w:ascii="Helvetica" w:hAnsi="Helvetica" w:eastAsia="Helvetica" w:cs="Helvetica"/>
+                <w:i w:val="false"/>
+                <w:b w:val="false"/>
+                <w:u w:val="none"/>
+                <w:sz w:val="22"/>
+                <w:szCs w:val="22"/>
+                <w:color w:val="000000"/>
+              </w:rPr>
+            </w:pPr>
+            <w:r>
+              <w:rPr>
+                <w:rFonts w:ascii="Helvetica" w:hAnsi="Helvetica" w:eastAsia="Helvetica" w:cs="Helvetica"/>
+                <w:i w:val="false"/>
+                <w:b w:val="false"/>
+                <w:u w:val="none"/>
+                <w:sz w:val="22"/>
+                <w:szCs w:val="22"/>
+                <w:color w:val="000000"/>
+              </w:rPr>
+              <w:t xml:space="preserve">0.37, 2.43</w:t>
+            </w:r>
+          </w:p>
+        </w:tc>
+        <w:tc>
+          <w:tcPr>
+            <w:tcBorders>
+              <w:bottom w:val="none" w:sz="0" w:space="0" w:color="000000"/>
+              <w:top w:val="none" w:sz="0" w:space="0" w:color="000000"/>
+              <w:left w:val="none" w:sz="0" w:space="0" w:color="000000"/>
+              <w:right w:val="none" w:sz="0" w:space="0" w:color="000000"/>
+            </w:tcBorders>
+            <w:shd w:val="clear" w:color="auto" w:fill="FFFFFF"/>
+            <w:tcMar>
+              <w:top w:w="0" w:type="dxa"/>
+              <w:bottom w:w="0" w:type="dxa"/>
+              <w:left w:w="0" w:type="dxa"/>
+              <w:right w:w="0" w:type="dxa"/>
+            </w:tcMar>
+            <w:vAlign w:val="top"/>
+          </w:tcPr>
+          <w:p>
+            <w:pPr>
+              <w:pStyle w:val="Normal"/>
+              <w:jc w:val="center"/>
+              <w:pBdr>
+                <w:bottom w:val="none" w:sz="0" w:space="0" w:color="000000"/>
+                <w:top w:val="none" w:sz="0" w:space="0" w:color="000000"/>
+                <w:left w:val="none" w:sz="0" w:space="0" w:color="000000"/>
+                <w:right w:val="none" w:sz="0" w:space="0" w:color="000000"/>
+              </w:pBdr>
+              <w:spacing w:after="100" w:before="100" w:line="240"/>
+              <w:ind w:left="100" w:right="100" w:firstLine="0" w:firstLineChars="0"/>
+              <w:rPr>
+                <w:rFonts w:ascii="Helvetica" w:hAnsi="Helvetica" w:eastAsia="Helvetica" w:cs="Helvetica"/>
+                <w:i w:val="false"/>
+                <w:b w:val="false"/>
+                <w:u w:val="none"/>
+                <w:sz w:val="22"/>
+                <w:szCs w:val="22"/>
+                <w:color w:val="000000"/>
+              </w:rPr>
+            </w:pPr>
+            <w:r>
+              <w:rPr>
+                <w:rFonts w:ascii="Helvetica" w:hAnsi="Helvetica" w:eastAsia="Helvetica" w:cs="Helvetica"/>
+                <w:i w:val="false"/>
+                <w:b w:val="false"/>
+                <w:u w:val="none"/>
+                <w:sz w:val="22"/>
+                <w:szCs w:val="22"/>
+                <w:color w:val="000000"/>
+              </w:rPr>
+              <w:t xml:space="preserve">0.900</w:t>
             </w:r>
           </w:p>
         </w:tc>
@@ -16674,7 +16191,7 @@
         <w:trPr>
           <w:trHeight w:val="619" w:hRule="auto"/>
         </w:trPr>
-        body34
+        body33
         <w:tc>
           <w:tcPr>
             <w:tcBorders>
@@ -17042,7 +16559,7 @@
                 <w:szCs w:val="22"/>
                 <w:color w:val="000000"/>
               </w:rPr>
-              <w:t xml:space="preserve">0.96</w:t>
+              <w:t xml:space="preserve">0.95</w:t>
             </w:r>
           </w:p>
         </w:tc>
@@ -17095,7 +16612,7 @@
                 <w:szCs w:val="22"/>
                 <w:color w:val="000000"/>
               </w:rPr>
-              <w:t xml:space="preserve">0.93, 0.99</w:t>
+              <w:t xml:space="preserve">0.92, 0.98</w:t>
             </w:r>
           </w:p>
         </w:tc>
@@ -17148,7 +16665,7 @@
                 <w:szCs w:val="22"/>
                 <w:color w:val="000000"/>
               </w:rPr>
-              <w:t xml:space="preserve">0.004</w:t>
+              <w:t xml:space="preserve">0.003</w:t>
             </w:r>
           </w:p>
         </w:tc>

--- a/docs/tables/whole/sec7_ckd_c30.docx
+++ b/docs/tables/whole/sec7_ckd_c30.docx
@@ -2069,113 +2069,113 @@
                 <w:szCs w:val="22"/>
                 <w:color w:val="000000"/>
               </w:rPr>
-              <w:t xml:space="preserve">0.58</w:t>
-            </w:r>
-          </w:p>
-        </w:tc>
-        <w:tc>
-          <w:tcPr>
-            <w:tcBorders>
-              <w:bottom w:val="none" w:sz="0" w:space="0" w:color="000000"/>
-              <w:top w:val="none" w:sz="0" w:space="0" w:color="000000"/>
-              <w:left w:val="none" w:sz="0" w:space="0" w:color="000000"/>
-              <w:right w:val="none" w:sz="0" w:space="0" w:color="000000"/>
-            </w:tcBorders>
-            <w:shd w:val="clear" w:color="auto" w:fill="FFFFFF"/>
-            <w:tcMar>
-              <w:top w:w="0" w:type="dxa"/>
-              <w:bottom w:w="0" w:type="dxa"/>
-              <w:left w:w="0" w:type="dxa"/>
-              <w:right w:w="0" w:type="dxa"/>
-            </w:tcMar>
-            <w:vAlign w:val="top"/>
-          </w:tcPr>
-          <w:p>
-            <w:pPr>
-              <w:pStyle w:val="Normal"/>
-              <w:jc w:val="center"/>
-              <w:pBdr>
-                <w:bottom w:val="none" w:sz="0" w:space="0" w:color="000000"/>
-                <w:top w:val="none" w:sz="0" w:space="0" w:color="000000"/>
-                <w:left w:val="none" w:sz="0" w:space="0" w:color="000000"/>
-                <w:right w:val="none" w:sz="0" w:space="0" w:color="000000"/>
-              </w:pBdr>
-              <w:spacing w:after="100" w:before="100" w:line="240"/>
-              <w:ind w:left="100" w:right="100" w:firstLine="0" w:firstLineChars="0"/>
-              <w:rPr>
-                <w:rFonts w:ascii="Helvetica" w:hAnsi="Helvetica" w:eastAsia="Helvetica" w:cs="Helvetica"/>
-                <w:i w:val="false"/>
-                <w:b w:val="false"/>
-                <w:u w:val="none"/>
-                <w:sz w:val="22"/>
-                <w:szCs w:val="22"/>
-                <w:color w:val="000000"/>
-              </w:rPr>
-            </w:pPr>
-            <w:r>
-              <w:rPr>
-                <w:rFonts w:ascii="Helvetica" w:hAnsi="Helvetica" w:eastAsia="Helvetica" w:cs="Helvetica"/>
-                <w:i w:val="false"/>
-                <w:b w:val="false"/>
-                <w:u w:val="none"/>
-                <w:sz w:val="22"/>
-                <w:szCs w:val="22"/>
-                <w:color w:val="000000"/>
-              </w:rPr>
-              <w:t xml:space="preserve">0.22, 1.49</w:t>
-            </w:r>
-          </w:p>
-        </w:tc>
-        <w:tc>
-          <w:tcPr>
-            <w:tcBorders>
-              <w:bottom w:val="none" w:sz="0" w:space="0" w:color="000000"/>
-              <w:top w:val="none" w:sz="0" w:space="0" w:color="000000"/>
-              <w:left w:val="none" w:sz="0" w:space="0" w:color="000000"/>
-              <w:right w:val="none" w:sz="0" w:space="0" w:color="000000"/>
-            </w:tcBorders>
-            <w:shd w:val="clear" w:color="auto" w:fill="FFFFFF"/>
-            <w:tcMar>
-              <w:top w:w="0" w:type="dxa"/>
-              <w:bottom w:w="0" w:type="dxa"/>
-              <w:left w:w="0" w:type="dxa"/>
-              <w:right w:w="0" w:type="dxa"/>
-            </w:tcMar>
-            <w:vAlign w:val="top"/>
-          </w:tcPr>
-          <w:p>
-            <w:pPr>
-              <w:pStyle w:val="Normal"/>
-              <w:jc w:val="center"/>
-              <w:pBdr>
-                <w:bottom w:val="none" w:sz="0" w:space="0" w:color="000000"/>
-                <w:top w:val="none" w:sz="0" w:space="0" w:color="000000"/>
-                <w:left w:val="none" w:sz="0" w:space="0" w:color="000000"/>
-                <w:right w:val="none" w:sz="0" w:space="0" w:color="000000"/>
-              </w:pBdr>
-              <w:spacing w:after="100" w:before="100" w:line="240"/>
-              <w:ind w:left="100" w:right="100" w:firstLine="0" w:firstLineChars="0"/>
-              <w:rPr>
-                <w:rFonts w:ascii="Helvetica" w:hAnsi="Helvetica" w:eastAsia="Helvetica" w:cs="Helvetica"/>
-                <w:i w:val="false"/>
-                <w:b w:val="false"/>
-                <w:u w:val="none"/>
-                <w:sz w:val="22"/>
-                <w:szCs w:val="22"/>
-                <w:color w:val="000000"/>
-              </w:rPr>
-            </w:pPr>
-            <w:r>
-              <w:rPr>
-                <w:rFonts w:ascii="Helvetica" w:hAnsi="Helvetica" w:eastAsia="Helvetica" w:cs="Helvetica"/>
-                <w:i w:val="false"/>
-                <w:b w:val="false"/>
-                <w:u w:val="none"/>
-                <w:sz w:val="22"/>
-                <w:szCs w:val="22"/>
-                <w:color w:val="000000"/>
-              </w:rPr>
-              <w:t xml:space="preserve">0.260</w:t>
+              <w:t xml:space="preserve">1.01</w:t>
+            </w:r>
+          </w:p>
+        </w:tc>
+        <w:tc>
+          <w:tcPr>
+            <w:tcBorders>
+              <w:bottom w:val="none" w:sz="0" w:space="0" w:color="000000"/>
+              <w:top w:val="none" w:sz="0" w:space="0" w:color="000000"/>
+              <w:left w:val="none" w:sz="0" w:space="0" w:color="000000"/>
+              <w:right w:val="none" w:sz="0" w:space="0" w:color="000000"/>
+            </w:tcBorders>
+            <w:shd w:val="clear" w:color="auto" w:fill="FFFFFF"/>
+            <w:tcMar>
+              <w:top w:w="0" w:type="dxa"/>
+              <w:bottom w:w="0" w:type="dxa"/>
+              <w:left w:w="0" w:type="dxa"/>
+              <w:right w:w="0" w:type="dxa"/>
+            </w:tcMar>
+            <w:vAlign w:val="top"/>
+          </w:tcPr>
+          <w:p>
+            <w:pPr>
+              <w:pStyle w:val="Normal"/>
+              <w:jc w:val="center"/>
+              <w:pBdr>
+                <w:bottom w:val="none" w:sz="0" w:space="0" w:color="000000"/>
+                <w:top w:val="none" w:sz="0" w:space="0" w:color="000000"/>
+                <w:left w:val="none" w:sz="0" w:space="0" w:color="000000"/>
+                <w:right w:val="none" w:sz="0" w:space="0" w:color="000000"/>
+              </w:pBdr>
+              <w:spacing w:after="100" w:before="100" w:line="240"/>
+              <w:ind w:left="100" w:right="100" w:firstLine="0" w:firstLineChars="0"/>
+              <w:rPr>
+                <w:rFonts w:ascii="Helvetica" w:hAnsi="Helvetica" w:eastAsia="Helvetica" w:cs="Helvetica"/>
+                <w:i w:val="false"/>
+                <w:b w:val="false"/>
+                <w:u w:val="none"/>
+                <w:sz w:val="22"/>
+                <w:szCs w:val="22"/>
+                <w:color w:val="000000"/>
+              </w:rPr>
+            </w:pPr>
+            <w:r>
+              <w:rPr>
+                <w:rFonts w:ascii="Helvetica" w:hAnsi="Helvetica" w:eastAsia="Helvetica" w:cs="Helvetica"/>
+                <w:i w:val="false"/>
+                <w:b w:val="false"/>
+                <w:u w:val="none"/>
+                <w:sz w:val="22"/>
+                <w:szCs w:val="22"/>
+                <w:color w:val="000000"/>
+              </w:rPr>
+              <w:t xml:space="preserve">0.37, 2.73</w:t>
+            </w:r>
+          </w:p>
+        </w:tc>
+        <w:tc>
+          <w:tcPr>
+            <w:tcBorders>
+              <w:bottom w:val="none" w:sz="0" w:space="0" w:color="000000"/>
+              <w:top w:val="none" w:sz="0" w:space="0" w:color="000000"/>
+              <w:left w:val="none" w:sz="0" w:space="0" w:color="000000"/>
+              <w:right w:val="none" w:sz="0" w:space="0" w:color="000000"/>
+            </w:tcBorders>
+            <w:shd w:val="clear" w:color="auto" w:fill="FFFFFF"/>
+            <w:tcMar>
+              <w:top w:w="0" w:type="dxa"/>
+              <w:bottom w:w="0" w:type="dxa"/>
+              <w:left w:w="0" w:type="dxa"/>
+              <w:right w:w="0" w:type="dxa"/>
+            </w:tcMar>
+            <w:vAlign w:val="top"/>
+          </w:tcPr>
+          <w:p>
+            <w:pPr>
+              <w:pStyle w:val="Normal"/>
+              <w:jc w:val="center"/>
+              <w:pBdr>
+                <w:bottom w:val="none" w:sz="0" w:space="0" w:color="000000"/>
+                <w:top w:val="none" w:sz="0" w:space="0" w:color="000000"/>
+                <w:left w:val="none" w:sz="0" w:space="0" w:color="000000"/>
+                <w:right w:val="none" w:sz="0" w:space="0" w:color="000000"/>
+              </w:pBdr>
+              <w:spacing w:after="100" w:before="100" w:line="240"/>
+              <w:ind w:left="100" w:right="100" w:firstLine="0" w:firstLineChars="0"/>
+              <w:rPr>
+                <w:rFonts w:ascii="Helvetica" w:hAnsi="Helvetica" w:eastAsia="Helvetica" w:cs="Helvetica"/>
+                <w:i w:val="false"/>
+                <w:b w:val="false"/>
+                <w:u w:val="none"/>
+                <w:sz w:val="22"/>
+                <w:szCs w:val="22"/>
+                <w:color w:val="000000"/>
+              </w:rPr>
+            </w:pPr>
+            <w:r>
+              <w:rPr>
+                <w:rFonts w:ascii="Helvetica" w:hAnsi="Helvetica" w:eastAsia="Helvetica" w:cs="Helvetica"/>
+                <w:i w:val="false"/>
+                <w:b w:val="false"/>
+                <w:u w:val="none"/>
+                <w:sz w:val="22"/>
+                <w:szCs w:val="22"/>
+                <w:color w:val="000000"/>
+              </w:rPr>
+              <w:t xml:space="preserve">0.990</w:t>
             </w:r>
           </w:p>
         </w:tc>
@@ -2552,113 +2552,113 @@
                 <w:szCs w:val="22"/>
                 <w:color w:val="000000"/>
               </w:rPr>
-              <w:t xml:space="preserve">1.05</w:t>
-            </w:r>
-          </w:p>
-        </w:tc>
-        <w:tc>
-          <w:tcPr>
-            <w:tcBorders>
-              <w:bottom w:val="none" w:sz="0" w:space="0" w:color="000000"/>
-              <w:top w:val="none" w:sz="0" w:space="0" w:color="000000"/>
-              <w:left w:val="none" w:sz="0" w:space="0" w:color="000000"/>
-              <w:right w:val="none" w:sz="0" w:space="0" w:color="000000"/>
-            </w:tcBorders>
-            <w:shd w:val="clear" w:color="auto" w:fill="FFFFFF"/>
-            <w:tcMar>
-              <w:top w:w="0" w:type="dxa"/>
-              <w:bottom w:w="0" w:type="dxa"/>
-              <w:left w:w="0" w:type="dxa"/>
-              <w:right w:w="0" w:type="dxa"/>
-            </w:tcMar>
-            <w:vAlign w:val="top"/>
-          </w:tcPr>
-          <w:p>
-            <w:pPr>
-              <w:pStyle w:val="Normal"/>
-              <w:jc w:val="center"/>
-              <w:pBdr>
-                <w:bottom w:val="none" w:sz="0" w:space="0" w:color="000000"/>
-                <w:top w:val="none" w:sz="0" w:space="0" w:color="000000"/>
-                <w:left w:val="none" w:sz="0" w:space="0" w:color="000000"/>
-                <w:right w:val="none" w:sz="0" w:space="0" w:color="000000"/>
-              </w:pBdr>
-              <w:spacing w:after="100" w:before="100" w:line="240"/>
-              <w:ind w:left="100" w:right="100" w:firstLine="0" w:firstLineChars="0"/>
-              <w:rPr>
-                <w:rFonts w:ascii="Helvetica" w:hAnsi="Helvetica" w:eastAsia="Helvetica" w:cs="Helvetica"/>
-                <w:i w:val="false"/>
-                <w:b w:val="false"/>
-                <w:u w:val="none"/>
-                <w:sz w:val="22"/>
-                <w:szCs w:val="22"/>
-                <w:color w:val="000000"/>
-              </w:rPr>
-            </w:pPr>
-            <w:r>
-              <w:rPr>
-                <w:rFonts w:ascii="Helvetica" w:hAnsi="Helvetica" w:eastAsia="Helvetica" w:cs="Helvetica"/>
-                <w:i w:val="false"/>
-                <w:b w:val="false"/>
-                <w:u w:val="none"/>
-                <w:sz w:val="22"/>
-                <w:szCs w:val="22"/>
-                <w:color w:val="000000"/>
-              </w:rPr>
-              <w:t xml:space="preserve">0.98, 1.11</w:t>
-            </w:r>
-          </w:p>
-        </w:tc>
-        <w:tc>
-          <w:tcPr>
-            <w:tcBorders>
-              <w:bottom w:val="none" w:sz="0" w:space="0" w:color="000000"/>
-              <w:top w:val="none" w:sz="0" w:space="0" w:color="000000"/>
-              <w:left w:val="none" w:sz="0" w:space="0" w:color="000000"/>
-              <w:right w:val="none" w:sz="0" w:space="0" w:color="000000"/>
-            </w:tcBorders>
-            <w:shd w:val="clear" w:color="auto" w:fill="FFFFFF"/>
-            <w:tcMar>
-              <w:top w:w="0" w:type="dxa"/>
-              <w:bottom w:w="0" w:type="dxa"/>
-              <w:left w:w="0" w:type="dxa"/>
-              <w:right w:w="0" w:type="dxa"/>
-            </w:tcMar>
-            <w:vAlign w:val="top"/>
-          </w:tcPr>
-          <w:p>
-            <w:pPr>
-              <w:pStyle w:val="Normal"/>
-              <w:jc w:val="center"/>
-              <w:pBdr>
-                <w:bottom w:val="none" w:sz="0" w:space="0" w:color="000000"/>
-                <w:top w:val="none" w:sz="0" w:space="0" w:color="000000"/>
-                <w:left w:val="none" w:sz="0" w:space="0" w:color="000000"/>
-                <w:right w:val="none" w:sz="0" w:space="0" w:color="000000"/>
-              </w:pBdr>
-              <w:spacing w:after="100" w:before="100" w:line="240"/>
-              <w:ind w:left="100" w:right="100" w:firstLine="0" w:firstLineChars="0"/>
-              <w:rPr>
-                <w:rFonts w:ascii="Helvetica" w:hAnsi="Helvetica" w:eastAsia="Helvetica" w:cs="Helvetica"/>
-                <w:i w:val="false"/>
-                <w:b w:val="false"/>
-                <w:u w:val="none"/>
-                <w:sz w:val="22"/>
-                <w:szCs w:val="22"/>
-                <w:color w:val="000000"/>
-              </w:rPr>
-            </w:pPr>
-            <w:r>
-              <w:rPr>
-                <w:rFonts w:ascii="Helvetica" w:hAnsi="Helvetica" w:eastAsia="Helvetica" w:cs="Helvetica"/>
-                <w:i w:val="false"/>
-                <w:b w:val="false"/>
-                <w:u w:val="none"/>
-                <w:sz w:val="22"/>
-                <w:szCs w:val="22"/>
-                <w:color w:val="000000"/>
-              </w:rPr>
-              <w:t xml:space="preserve">0.150</w:t>
+              <w:t xml:space="preserve">1.06</w:t>
+            </w:r>
+          </w:p>
+        </w:tc>
+        <w:tc>
+          <w:tcPr>
+            <w:tcBorders>
+              <w:bottom w:val="none" w:sz="0" w:space="0" w:color="000000"/>
+              <w:top w:val="none" w:sz="0" w:space="0" w:color="000000"/>
+              <w:left w:val="none" w:sz="0" w:space="0" w:color="000000"/>
+              <w:right w:val="none" w:sz="0" w:space="0" w:color="000000"/>
+            </w:tcBorders>
+            <w:shd w:val="clear" w:color="auto" w:fill="FFFFFF"/>
+            <w:tcMar>
+              <w:top w:w="0" w:type="dxa"/>
+              <w:bottom w:w="0" w:type="dxa"/>
+              <w:left w:w="0" w:type="dxa"/>
+              <w:right w:w="0" w:type="dxa"/>
+            </w:tcMar>
+            <w:vAlign w:val="top"/>
+          </w:tcPr>
+          <w:p>
+            <w:pPr>
+              <w:pStyle w:val="Normal"/>
+              <w:jc w:val="center"/>
+              <w:pBdr>
+                <w:bottom w:val="none" w:sz="0" w:space="0" w:color="000000"/>
+                <w:top w:val="none" w:sz="0" w:space="0" w:color="000000"/>
+                <w:left w:val="none" w:sz="0" w:space="0" w:color="000000"/>
+                <w:right w:val="none" w:sz="0" w:space="0" w:color="000000"/>
+              </w:pBdr>
+              <w:spacing w:after="100" w:before="100" w:line="240"/>
+              <w:ind w:left="100" w:right="100" w:firstLine="0" w:firstLineChars="0"/>
+              <w:rPr>
+                <w:rFonts w:ascii="Helvetica" w:hAnsi="Helvetica" w:eastAsia="Helvetica" w:cs="Helvetica"/>
+                <w:i w:val="false"/>
+                <w:b w:val="false"/>
+                <w:u w:val="none"/>
+                <w:sz w:val="22"/>
+                <w:szCs w:val="22"/>
+                <w:color w:val="000000"/>
+              </w:rPr>
+            </w:pPr>
+            <w:r>
+              <w:rPr>
+                <w:rFonts w:ascii="Helvetica" w:hAnsi="Helvetica" w:eastAsia="Helvetica" w:cs="Helvetica"/>
+                <w:i w:val="false"/>
+                <w:b w:val="false"/>
+                <w:u w:val="none"/>
+                <w:sz w:val="22"/>
+                <w:szCs w:val="22"/>
+                <w:color w:val="000000"/>
+              </w:rPr>
+              <w:t xml:space="preserve">0.99, 1.12</w:t>
+            </w:r>
+          </w:p>
+        </w:tc>
+        <w:tc>
+          <w:tcPr>
+            <w:tcBorders>
+              <w:bottom w:val="none" w:sz="0" w:space="0" w:color="000000"/>
+              <w:top w:val="none" w:sz="0" w:space="0" w:color="000000"/>
+              <w:left w:val="none" w:sz="0" w:space="0" w:color="000000"/>
+              <w:right w:val="none" w:sz="0" w:space="0" w:color="000000"/>
+            </w:tcBorders>
+            <w:shd w:val="clear" w:color="auto" w:fill="FFFFFF"/>
+            <w:tcMar>
+              <w:top w:w="0" w:type="dxa"/>
+              <w:bottom w:w="0" w:type="dxa"/>
+              <w:left w:w="0" w:type="dxa"/>
+              <w:right w:w="0" w:type="dxa"/>
+            </w:tcMar>
+            <w:vAlign w:val="top"/>
+          </w:tcPr>
+          <w:p>
+            <w:pPr>
+              <w:pStyle w:val="Normal"/>
+              <w:jc w:val="center"/>
+              <w:pBdr>
+                <w:bottom w:val="none" w:sz="0" w:space="0" w:color="000000"/>
+                <w:top w:val="none" w:sz="0" w:space="0" w:color="000000"/>
+                <w:left w:val="none" w:sz="0" w:space="0" w:color="000000"/>
+                <w:right w:val="none" w:sz="0" w:space="0" w:color="000000"/>
+              </w:pBdr>
+              <w:spacing w:after="100" w:before="100" w:line="240"/>
+              <w:ind w:left="100" w:right="100" w:firstLine="0" w:firstLineChars="0"/>
+              <w:rPr>
+                <w:rFonts w:ascii="Helvetica" w:hAnsi="Helvetica" w:eastAsia="Helvetica" w:cs="Helvetica"/>
+                <w:i w:val="false"/>
+                <w:b w:val="false"/>
+                <w:u w:val="none"/>
+                <w:sz w:val="22"/>
+                <w:szCs w:val="22"/>
+                <w:color w:val="000000"/>
+              </w:rPr>
+            </w:pPr>
+            <w:r>
+              <w:rPr>
+                <w:rFonts w:ascii="Helvetica" w:hAnsi="Helvetica" w:eastAsia="Helvetica" w:cs="Helvetica"/>
+                <w:i w:val="false"/>
+                <w:b w:val="false"/>
+                <w:u w:val="none"/>
+                <w:sz w:val="22"/>
+                <w:szCs w:val="22"/>
+                <w:color w:val="000000"/>
+              </w:rPr>
+              <w:t xml:space="preserve">0.077</w:t>
             </w:r>
           </w:p>
         </w:tc>
@@ -4001,113 +4001,113 @@
                 <w:szCs w:val="22"/>
                 <w:color w:val="000000"/>
               </w:rPr>
-              <w:t xml:space="preserve">1.36</w:t>
-            </w:r>
-          </w:p>
-        </w:tc>
-        <w:tc>
-          <w:tcPr>
-            <w:tcBorders>
-              <w:bottom w:val="none" w:sz="0" w:space="0" w:color="000000"/>
-              <w:top w:val="none" w:sz="0" w:space="0" w:color="000000"/>
-              <w:left w:val="none" w:sz="0" w:space="0" w:color="000000"/>
-              <w:right w:val="none" w:sz="0" w:space="0" w:color="000000"/>
-            </w:tcBorders>
-            <w:shd w:val="clear" w:color="auto" w:fill="FFFFFF"/>
-            <w:tcMar>
-              <w:top w:w="0" w:type="dxa"/>
-              <w:bottom w:w="0" w:type="dxa"/>
-              <w:left w:w="0" w:type="dxa"/>
-              <w:right w:w="0" w:type="dxa"/>
-            </w:tcMar>
-            <w:vAlign w:val="top"/>
-          </w:tcPr>
-          <w:p>
-            <w:pPr>
-              <w:pStyle w:val="Normal"/>
-              <w:jc w:val="center"/>
-              <w:pBdr>
-                <w:bottom w:val="none" w:sz="0" w:space="0" w:color="000000"/>
-                <w:top w:val="none" w:sz="0" w:space="0" w:color="000000"/>
-                <w:left w:val="none" w:sz="0" w:space="0" w:color="000000"/>
-                <w:right w:val="none" w:sz="0" w:space="0" w:color="000000"/>
-              </w:pBdr>
-              <w:spacing w:after="100" w:before="100" w:line="240"/>
-              <w:ind w:left="100" w:right="100" w:firstLine="0" w:firstLineChars="0"/>
-              <w:rPr>
-                <w:rFonts w:ascii="Helvetica" w:hAnsi="Helvetica" w:eastAsia="Helvetica" w:cs="Helvetica"/>
-                <w:i w:val="false"/>
-                <w:b w:val="false"/>
-                <w:u w:val="none"/>
-                <w:sz w:val="22"/>
-                <w:szCs w:val="22"/>
-                <w:color w:val="000000"/>
-              </w:rPr>
-            </w:pPr>
-            <w:r>
-              <w:rPr>
-                <w:rFonts w:ascii="Helvetica" w:hAnsi="Helvetica" w:eastAsia="Helvetica" w:cs="Helvetica"/>
-                <w:i w:val="false"/>
-                <w:b w:val="false"/>
-                <w:u w:val="none"/>
-                <w:sz w:val="22"/>
-                <w:szCs w:val="22"/>
-                <w:color w:val="000000"/>
-              </w:rPr>
-              <w:t xml:space="preserve">0.46, 4.01</w:t>
-            </w:r>
-          </w:p>
-        </w:tc>
-        <w:tc>
-          <w:tcPr>
-            <w:tcBorders>
-              <w:bottom w:val="none" w:sz="0" w:space="0" w:color="000000"/>
-              <w:top w:val="none" w:sz="0" w:space="0" w:color="000000"/>
-              <w:left w:val="none" w:sz="0" w:space="0" w:color="000000"/>
-              <w:right w:val="none" w:sz="0" w:space="0" w:color="000000"/>
-            </w:tcBorders>
-            <w:shd w:val="clear" w:color="auto" w:fill="FFFFFF"/>
-            <w:tcMar>
-              <w:top w:w="0" w:type="dxa"/>
-              <w:bottom w:w="0" w:type="dxa"/>
-              <w:left w:w="0" w:type="dxa"/>
-              <w:right w:w="0" w:type="dxa"/>
-            </w:tcMar>
-            <w:vAlign w:val="top"/>
-          </w:tcPr>
-          <w:p>
-            <w:pPr>
-              <w:pStyle w:val="Normal"/>
-              <w:jc w:val="center"/>
-              <w:pBdr>
-                <w:bottom w:val="none" w:sz="0" w:space="0" w:color="000000"/>
-                <w:top w:val="none" w:sz="0" w:space="0" w:color="000000"/>
-                <w:left w:val="none" w:sz="0" w:space="0" w:color="000000"/>
-                <w:right w:val="none" w:sz="0" w:space="0" w:color="000000"/>
-              </w:pBdr>
-              <w:spacing w:after="100" w:before="100" w:line="240"/>
-              <w:ind w:left="100" w:right="100" w:firstLine="0" w:firstLineChars="0"/>
-              <w:rPr>
-                <w:rFonts w:ascii="Helvetica" w:hAnsi="Helvetica" w:eastAsia="Helvetica" w:cs="Helvetica"/>
-                <w:i w:val="false"/>
-                <w:b w:val="false"/>
-                <w:u w:val="none"/>
-                <w:sz w:val="22"/>
-                <w:szCs w:val="22"/>
-                <w:color w:val="000000"/>
-              </w:rPr>
-            </w:pPr>
-            <w:r>
-              <w:rPr>
-                <w:rFonts w:ascii="Helvetica" w:hAnsi="Helvetica" w:eastAsia="Helvetica" w:cs="Helvetica"/>
-                <w:i w:val="false"/>
-                <w:b w:val="false"/>
-                <w:u w:val="none"/>
-                <w:sz w:val="22"/>
-                <w:szCs w:val="22"/>
-                <w:color w:val="000000"/>
-              </w:rPr>
-              <w:t xml:space="preserve">0.570</w:t>
+              <w:t xml:space="preserve">1.35</w:t>
+            </w:r>
+          </w:p>
+        </w:tc>
+        <w:tc>
+          <w:tcPr>
+            <w:tcBorders>
+              <w:bottom w:val="none" w:sz="0" w:space="0" w:color="000000"/>
+              <w:top w:val="none" w:sz="0" w:space="0" w:color="000000"/>
+              <w:left w:val="none" w:sz="0" w:space="0" w:color="000000"/>
+              <w:right w:val="none" w:sz="0" w:space="0" w:color="000000"/>
+            </w:tcBorders>
+            <w:shd w:val="clear" w:color="auto" w:fill="FFFFFF"/>
+            <w:tcMar>
+              <w:top w:w="0" w:type="dxa"/>
+              <w:bottom w:w="0" w:type="dxa"/>
+              <w:left w:w="0" w:type="dxa"/>
+              <w:right w:w="0" w:type="dxa"/>
+            </w:tcMar>
+            <w:vAlign w:val="top"/>
+          </w:tcPr>
+          <w:p>
+            <w:pPr>
+              <w:pStyle w:val="Normal"/>
+              <w:jc w:val="center"/>
+              <w:pBdr>
+                <w:bottom w:val="none" w:sz="0" w:space="0" w:color="000000"/>
+                <w:top w:val="none" w:sz="0" w:space="0" w:color="000000"/>
+                <w:left w:val="none" w:sz="0" w:space="0" w:color="000000"/>
+                <w:right w:val="none" w:sz="0" w:space="0" w:color="000000"/>
+              </w:pBdr>
+              <w:spacing w:after="100" w:before="100" w:line="240"/>
+              <w:ind w:left="100" w:right="100" w:firstLine="0" w:firstLineChars="0"/>
+              <w:rPr>
+                <w:rFonts w:ascii="Helvetica" w:hAnsi="Helvetica" w:eastAsia="Helvetica" w:cs="Helvetica"/>
+                <w:i w:val="false"/>
+                <w:b w:val="false"/>
+                <w:u w:val="none"/>
+                <w:sz w:val="22"/>
+                <w:szCs w:val="22"/>
+                <w:color w:val="000000"/>
+              </w:rPr>
+            </w:pPr>
+            <w:r>
+              <w:rPr>
+                <w:rFonts w:ascii="Helvetica" w:hAnsi="Helvetica" w:eastAsia="Helvetica" w:cs="Helvetica"/>
+                <w:i w:val="false"/>
+                <w:b w:val="false"/>
+                <w:u w:val="none"/>
+                <w:sz w:val="22"/>
+                <w:szCs w:val="22"/>
+                <w:color w:val="000000"/>
+              </w:rPr>
+              <w:t xml:space="preserve">0.47, 3.91</w:t>
+            </w:r>
+          </w:p>
+        </w:tc>
+        <w:tc>
+          <w:tcPr>
+            <w:tcBorders>
+              <w:bottom w:val="none" w:sz="0" w:space="0" w:color="000000"/>
+              <w:top w:val="none" w:sz="0" w:space="0" w:color="000000"/>
+              <w:left w:val="none" w:sz="0" w:space="0" w:color="000000"/>
+              <w:right w:val="none" w:sz="0" w:space="0" w:color="000000"/>
+            </w:tcBorders>
+            <w:shd w:val="clear" w:color="auto" w:fill="FFFFFF"/>
+            <w:tcMar>
+              <w:top w:w="0" w:type="dxa"/>
+              <w:bottom w:w="0" w:type="dxa"/>
+              <w:left w:w="0" w:type="dxa"/>
+              <w:right w:w="0" w:type="dxa"/>
+            </w:tcMar>
+            <w:vAlign w:val="top"/>
+          </w:tcPr>
+          <w:p>
+            <w:pPr>
+              <w:pStyle w:val="Normal"/>
+              <w:jc w:val="center"/>
+              <w:pBdr>
+                <w:bottom w:val="none" w:sz="0" w:space="0" w:color="000000"/>
+                <w:top w:val="none" w:sz="0" w:space="0" w:color="000000"/>
+                <w:left w:val="none" w:sz="0" w:space="0" w:color="000000"/>
+                <w:right w:val="none" w:sz="0" w:space="0" w:color="000000"/>
+              </w:pBdr>
+              <w:spacing w:after="100" w:before="100" w:line="240"/>
+              <w:ind w:left="100" w:right="100" w:firstLine="0" w:firstLineChars="0"/>
+              <w:rPr>
+                <w:rFonts w:ascii="Helvetica" w:hAnsi="Helvetica" w:eastAsia="Helvetica" w:cs="Helvetica"/>
+                <w:i w:val="false"/>
+                <w:b w:val="false"/>
+                <w:u w:val="none"/>
+                <w:sz w:val="22"/>
+                <w:szCs w:val="22"/>
+                <w:color w:val="000000"/>
+              </w:rPr>
+            </w:pPr>
+            <w:r>
+              <w:rPr>
+                <w:rFonts w:ascii="Helvetica" w:hAnsi="Helvetica" w:eastAsia="Helvetica" w:cs="Helvetica"/>
+                <w:i w:val="false"/>
+                <w:b w:val="false"/>
+                <w:u w:val="none"/>
+                <w:sz w:val="22"/>
+                <w:szCs w:val="22"/>
+                <w:color w:val="000000"/>
+              </w:rPr>
+              <w:t xml:space="preserve">0.580</w:t>
             </w:r>
           </w:p>
         </w:tc>
@@ -4484,113 +4484,113 @@
                 <w:szCs w:val="22"/>
                 <w:color w:val="000000"/>
               </w:rPr>
-              <w:t xml:space="preserve">0.91</w:t>
-            </w:r>
-          </w:p>
-        </w:tc>
-        <w:tc>
-          <w:tcPr>
-            <w:tcBorders>
-              <w:bottom w:val="none" w:sz="0" w:space="0" w:color="000000"/>
-              <w:top w:val="none" w:sz="0" w:space="0" w:color="000000"/>
-              <w:left w:val="none" w:sz="0" w:space="0" w:color="000000"/>
-              <w:right w:val="none" w:sz="0" w:space="0" w:color="000000"/>
-            </w:tcBorders>
-            <w:shd w:val="clear" w:color="auto" w:fill="FFFFFF"/>
-            <w:tcMar>
-              <w:top w:w="0" w:type="dxa"/>
-              <w:bottom w:w="0" w:type="dxa"/>
-              <w:left w:w="0" w:type="dxa"/>
-              <w:right w:w="0" w:type="dxa"/>
-            </w:tcMar>
-            <w:vAlign w:val="top"/>
-          </w:tcPr>
-          <w:p>
-            <w:pPr>
-              <w:pStyle w:val="Normal"/>
-              <w:jc w:val="center"/>
-              <w:pBdr>
-                <w:bottom w:val="none" w:sz="0" w:space="0" w:color="000000"/>
-                <w:top w:val="none" w:sz="0" w:space="0" w:color="000000"/>
-                <w:left w:val="none" w:sz="0" w:space="0" w:color="000000"/>
-                <w:right w:val="none" w:sz="0" w:space="0" w:color="000000"/>
-              </w:pBdr>
-              <w:spacing w:after="100" w:before="100" w:line="240"/>
-              <w:ind w:left="100" w:right="100" w:firstLine="0" w:firstLineChars="0"/>
-              <w:rPr>
-                <w:rFonts w:ascii="Helvetica" w:hAnsi="Helvetica" w:eastAsia="Helvetica" w:cs="Helvetica"/>
-                <w:i w:val="false"/>
-                <w:b w:val="false"/>
-                <w:u w:val="none"/>
-                <w:sz w:val="22"/>
-                <w:szCs w:val="22"/>
-                <w:color w:val="000000"/>
-              </w:rPr>
-            </w:pPr>
-            <w:r>
-              <w:rPr>
-                <w:rFonts w:ascii="Helvetica" w:hAnsi="Helvetica" w:eastAsia="Helvetica" w:cs="Helvetica"/>
-                <w:i w:val="false"/>
-                <w:b w:val="false"/>
-                <w:u w:val="none"/>
-                <w:sz w:val="22"/>
-                <w:szCs w:val="22"/>
-                <w:color w:val="000000"/>
-              </w:rPr>
-              <w:t xml:space="preserve">0.76, 1.10</w:t>
-            </w:r>
-          </w:p>
-        </w:tc>
-        <w:tc>
-          <w:tcPr>
-            <w:tcBorders>
-              <w:bottom w:val="none" w:sz="0" w:space="0" w:color="000000"/>
-              <w:top w:val="none" w:sz="0" w:space="0" w:color="000000"/>
-              <w:left w:val="none" w:sz="0" w:space="0" w:color="000000"/>
-              <w:right w:val="none" w:sz="0" w:space="0" w:color="000000"/>
-            </w:tcBorders>
-            <w:shd w:val="clear" w:color="auto" w:fill="FFFFFF"/>
-            <w:tcMar>
-              <w:top w:w="0" w:type="dxa"/>
-              <w:bottom w:w="0" w:type="dxa"/>
-              <w:left w:w="0" w:type="dxa"/>
-              <w:right w:w="0" w:type="dxa"/>
-            </w:tcMar>
-            <w:vAlign w:val="top"/>
-          </w:tcPr>
-          <w:p>
-            <w:pPr>
-              <w:pStyle w:val="Normal"/>
-              <w:jc w:val="center"/>
-              <w:pBdr>
-                <w:bottom w:val="none" w:sz="0" w:space="0" w:color="000000"/>
-                <w:top w:val="none" w:sz="0" w:space="0" w:color="000000"/>
-                <w:left w:val="none" w:sz="0" w:space="0" w:color="000000"/>
-                <w:right w:val="none" w:sz="0" w:space="0" w:color="000000"/>
-              </w:pBdr>
-              <w:spacing w:after="100" w:before="100" w:line="240"/>
-              <w:ind w:left="100" w:right="100" w:firstLine="0" w:firstLineChars="0"/>
-              <w:rPr>
-                <w:rFonts w:ascii="Helvetica" w:hAnsi="Helvetica" w:eastAsia="Helvetica" w:cs="Helvetica"/>
-                <w:i w:val="false"/>
-                <w:b w:val="false"/>
-                <w:u w:val="none"/>
-                <w:sz w:val="22"/>
-                <w:szCs w:val="22"/>
-                <w:color w:val="000000"/>
-              </w:rPr>
-            </w:pPr>
-            <w:r>
-              <w:rPr>
-                <w:rFonts w:ascii="Helvetica" w:hAnsi="Helvetica" w:eastAsia="Helvetica" w:cs="Helvetica"/>
-                <w:i w:val="false"/>
-                <w:b w:val="false"/>
-                <w:u w:val="none"/>
-                <w:sz w:val="22"/>
-                <w:szCs w:val="22"/>
-                <w:color w:val="000000"/>
-              </w:rPr>
-              <w:t xml:space="preserve">0.350</w:t>
+              <w:t xml:space="preserve">0.95</w:t>
+            </w:r>
+          </w:p>
+        </w:tc>
+        <w:tc>
+          <w:tcPr>
+            <w:tcBorders>
+              <w:bottom w:val="none" w:sz="0" w:space="0" w:color="000000"/>
+              <w:top w:val="none" w:sz="0" w:space="0" w:color="000000"/>
+              <w:left w:val="none" w:sz="0" w:space="0" w:color="000000"/>
+              <w:right w:val="none" w:sz="0" w:space="0" w:color="000000"/>
+            </w:tcBorders>
+            <w:shd w:val="clear" w:color="auto" w:fill="FFFFFF"/>
+            <w:tcMar>
+              <w:top w:w="0" w:type="dxa"/>
+              <w:bottom w:w="0" w:type="dxa"/>
+              <w:left w:w="0" w:type="dxa"/>
+              <w:right w:w="0" w:type="dxa"/>
+            </w:tcMar>
+            <w:vAlign w:val="top"/>
+          </w:tcPr>
+          <w:p>
+            <w:pPr>
+              <w:pStyle w:val="Normal"/>
+              <w:jc w:val="center"/>
+              <w:pBdr>
+                <w:bottom w:val="none" w:sz="0" w:space="0" w:color="000000"/>
+                <w:top w:val="none" w:sz="0" w:space="0" w:color="000000"/>
+                <w:left w:val="none" w:sz="0" w:space="0" w:color="000000"/>
+                <w:right w:val="none" w:sz="0" w:space="0" w:color="000000"/>
+              </w:pBdr>
+              <w:spacing w:after="100" w:before="100" w:line="240"/>
+              <w:ind w:left="100" w:right="100" w:firstLine="0" w:firstLineChars="0"/>
+              <w:rPr>
+                <w:rFonts w:ascii="Helvetica" w:hAnsi="Helvetica" w:eastAsia="Helvetica" w:cs="Helvetica"/>
+                <w:i w:val="false"/>
+                <w:b w:val="false"/>
+                <w:u w:val="none"/>
+                <w:sz w:val="22"/>
+                <w:szCs w:val="22"/>
+                <w:color w:val="000000"/>
+              </w:rPr>
+            </w:pPr>
+            <w:r>
+              <w:rPr>
+                <w:rFonts w:ascii="Helvetica" w:hAnsi="Helvetica" w:eastAsia="Helvetica" w:cs="Helvetica"/>
+                <w:i w:val="false"/>
+                <w:b w:val="false"/>
+                <w:u w:val="none"/>
+                <w:sz w:val="22"/>
+                <w:szCs w:val="22"/>
+                <w:color w:val="000000"/>
+              </w:rPr>
+              <w:t xml:space="preserve">0.78, 1.14</w:t>
+            </w:r>
+          </w:p>
+        </w:tc>
+        <w:tc>
+          <w:tcPr>
+            <w:tcBorders>
+              <w:bottom w:val="none" w:sz="0" w:space="0" w:color="000000"/>
+              <w:top w:val="none" w:sz="0" w:space="0" w:color="000000"/>
+              <w:left w:val="none" w:sz="0" w:space="0" w:color="000000"/>
+              <w:right w:val="none" w:sz="0" w:space="0" w:color="000000"/>
+            </w:tcBorders>
+            <w:shd w:val="clear" w:color="auto" w:fill="FFFFFF"/>
+            <w:tcMar>
+              <w:top w:w="0" w:type="dxa"/>
+              <w:bottom w:w="0" w:type="dxa"/>
+              <w:left w:w="0" w:type="dxa"/>
+              <w:right w:w="0" w:type="dxa"/>
+            </w:tcMar>
+            <w:vAlign w:val="top"/>
+          </w:tcPr>
+          <w:p>
+            <w:pPr>
+              <w:pStyle w:val="Normal"/>
+              <w:jc w:val="center"/>
+              <w:pBdr>
+                <w:bottom w:val="none" w:sz="0" w:space="0" w:color="000000"/>
+                <w:top w:val="none" w:sz="0" w:space="0" w:color="000000"/>
+                <w:left w:val="none" w:sz="0" w:space="0" w:color="000000"/>
+                <w:right w:val="none" w:sz="0" w:space="0" w:color="000000"/>
+              </w:pBdr>
+              <w:spacing w:after="100" w:before="100" w:line="240"/>
+              <w:ind w:left="100" w:right="100" w:firstLine="0" w:firstLineChars="0"/>
+              <w:rPr>
+                <w:rFonts w:ascii="Helvetica" w:hAnsi="Helvetica" w:eastAsia="Helvetica" w:cs="Helvetica"/>
+                <w:i w:val="false"/>
+                <w:b w:val="false"/>
+                <w:u w:val="none"/>
+                <w:sz w:val="22"/>
+                <w:szCs w:val="22"/>
+                <w:color w:val="000000"/>
+              </w:rPr>
+            </w:pPr>
+            <w:r>
+              <w:rPr>
+                <w:rFonts w:ascii="Helvetica" w:hAnsi="Helvetica" w:eastAsia="Helvetica" w:cs="Helvetica"/>
+                <w:i w:val="false"/>
+                <w:b w:val="false"/>
+                <w:u w:val="none"/>
+                <w:sz w:val="22"/>
+                <w:szCs w:val="22"/>
+                <w:color w:val="000000"/>
+              </w:rPr>
+              <w:t xml:space="preserve">0.570</w:t>
             </w:r>
           </w:p>
         </w:tc>
@@ -5933,113 +5933,113 @@
                 <w:szCs w:val="22"/>
                 <w:color w:val="000000"/>
               </w:rPr>
-              <w:t xml:space="preserve">1.36</w:t>
-            </w:r>
-          </w:p>
-        </w:tc>
-        <w:tc>
-          <w:tcPr>
-            <w:tcBorders>
-              <w:bottom w:val="none" w:sz="0" w:space="0" w:color="000000"/>
-              <w:top w:val="none" w:sz="0" w:space="0" w:color="000000"/>
-              <w:left w:val="none" w:sz="0" w:space="0" w:color="000000"/>
-              <w:right w:val="none" w:sz="0" w:space="0" w:color="000000"/>
-            </w:tcBorders>
-            <w:shd w:val="clear" w:color="auto" w:fill="FFFFFF"/>
-            <w:tcMar>
-              <w:top w:w="0" w:type="dxa"/>
-              <w:bottom w:w="0" w:type="dxa"/>
-              <w:left w:w="0" w:type="dxa"/>
-              <w:right w:w="0" w:type="dxa"/>
-            </w:tcMar>
-            <w:vAlign w:val="top"/>
-          </w:tcPr>
-          <w:p>
-            <w:pPr>
-              <w:pStyle w:val="Normal"/>
-              <w:jc w:val="center"/>
-              <w:pBdr>
-                <w:bottom w:val="none" w:sz="0" w:space="0" w:color="000000"/>
-                <w:top w:val="none" w:sz="0" w:space="0" w:color="000000"/>
-                <w:left w:val="none" w:sz="0" w:space="0" w:color="000000"/>
-                <w:right w:val="none" w:sz="0" w:space="0" w:color="000000"/>
-              </w:pBdr>
-              <w:spacing w:after="100" w:before="100" w:line="240"/>
-              <w:ind w:left="100" w:right="100" w:firstLine="0" w:firstLineChars="0"/>
-              <w:rPr>
-                <w:rFonts w:ascii="Helvetica" w:hAnsi="Helvetica" w:eastAsia="Helvetica" w:cs="Helvetica"/>
-                <w:i w:val="false"/>
-                <w:b w:val="false"/>
-                <w:u w:val="none"/>
-                <w:sz w:val="22"/>
-                <w:szCs w:val="22"/>
-                <w:color w:val="000000"/>
-              </w:rPr>
-            </w:pPr>
-            <w:r>
-              <w:rPr>
-                <w:rFonts w:ascii="Helvetica" w:hAnsi="Helvetica" w:eastAsia="Helvetica" w:cs="Helvetica"/>
-                <w:i w:val="false"/>
-                <w:b w:val="false"/>
-                <w:u w:val="none"/>
-                <w:sz w:val="22"/>
-                <w:szCs w:val="22"/>
-                <w:color w:val="000000"/>
-              </w:rPr>
-              <w:t xml:space="preserve">0.61, 3.02</w:t>
-            </w:r>
-          </w:p>
-        </w:tc>
-        <w:tc>
-          <w:tcPr>
-            <w:tcBorders>
-              <w:bottom w:val="none" w:sz="0" w:space="0" w:color="000000"/>
-              <w:top w:val="none" w:sz="0" w:space="0" w:color="000000"/>
-              <w:left w:val="none" w:sz="0" w:space="0" w:color="000000"/>
-              <w:right w:val="none" w:sz="0" w:space="0" w:color="000000"/>
-            </w:tcBorders>
-            <w:shd w:val="clear" w:color="auto" w:fill="FFFFFF"/>
-            <w:tcMar>
-              <w:top w:w="0" w:type="dxa"/>
-              <w:bottom w:w="0" w:type="dxa"/>
-              <w:left w:w="0" w:type="dxa"/>
-              <w:right w:w="0" w:type="dxa"/>
-            </w:tcMar>
-            <w:vAlign w:val="top"/>
-          </w:tcPr>
-          <w:p>
-            <w:pPr>
-              <w:pStyle w:val="Normal"/>
-              <w:jc w:val="center"/>
-              <w:pBdr>
-                <w:bottom w:val="none" w:sz="0" w:space="0" w:color="000000"/>
-                <w:top w:val="none" w:sz="0" w:space="0" w:color="000000"/>
-                <w:left w:val="none" w:sz="0" w:space="0" w:color="000000"/>
-                <w:right w:val="none" w:sz="0" w:space="0" w:color="000000"/>
-              </w:pBdr>
-              <w:spacing w:after="100" w:before="100" w:line="240"/>
-              <w:ind w:left="100" w:right="100" w:firstLine="0" w:firstLineChars="0"/>
-              <w:rPr>
-                <w:rFonts w:ascii="Helvetica" w:hAnsi="Helvetica" w:eastAsia="Helvetica" w:cs="Helvetica"/>
-                <w:i w:val="false"/>
-                <w:b w:val="false"/>
-                <w:u w:val="none"/>
-                <w:sz w:val="22"/>
-                <w:szCs w:val="22"/>
-                <w:color w:val="000000"/>
-              </w:rPr>
-            </w:pPr>
-            <w:r>
-              <w:rPr>
-                <w:rFonts w:ascii="Helvetica" w:hAnsi="Helvetica" w:eastAsia="Helvetica" w:cs="Helvetica"/>
-                <w:i w:val="false"/>
-                <w:b w:val="false"/>
-                <w:u w:val="none"/>
-                <w:sz w:val="22"/>
-                <w:szCs w:val="22"/>
-                <w:color w:val="000000"/>
-              </w:rPr>
-              <w:t xml:space="preserve">0.460</w:t>
+              <w:t xml:space="preserve">1.49</w:t>
+            </w:r>
+          </w:p>
+        </w:tc>
+        <w:tc>
+          <w:tcPr>
+            <w:tcBorders>
+              <w:bottom w:val="none" w:sz="0" w:space="0" w:color="000000"/>
+              <w:top w:val="none" w:sz="0" w:space="0" w:color="000000"/>
+              <w:left w:val="none" w:sz="0" w:space="0" w:color="000000"/>
+              <w:right w:val="none" w:sz="0" w:space="0" w:color="000000"/>
+            </w:tcBorders>
+            <w:shd w:val="clear" w:color="auto" w:fill="FFFFFF"/>
+            <w:tcMar>
+              <w:top w:w="0" w:type="dxa"/>
+              <w:bottom w:w="0" w:type="dxa"/>
+              <w:left w:w="0" w:type="dxa"/>
+              <w:right w:w="0" w:type="dxa"/>
+            </w:tcMar>
+            <w:vAlign w:val="top"/>
+          </w:tcPr>
+          <w:p>
+            <w:pPr>
+              <w:pStyle w:val="Normal"/>
+              <w:jc w:val="center"/>
+              <w:pBdr>
+                <w:bottom w:val="none" w:sz="0" w:space="0" w:color="000000"/>
+                <w:top w:val="none" w:sz="0" w:space="0" w:color="000000"/>
+                <w:left w:val="none" w:sz="0" w:space="0" w:color="000000"/>
+                <w:right w:val="none" w:sz="0" w:space="0" w:color="000000"/>
+              </w:pBdr>
+              <w:spacing w:after="100" w:before="100" w:line="240"/>
+              <w:ind w:left="100" w:right="100" w:firstLine="0" w:firstLineChars="0"/>
+              <w:rPr>
+                <w:rFonts w:ascii="Helvetica" w:hAnsi="Helvetica" w:eastAsia="Helvetica" w:cs="Helvetica"/>
+                <w:i w:val="false"/>
+                <w:b w:val="false"/>
+                <w:u w:val="none"/>
+                <w:sz w:val="22"/>
+                <w:szCs w:val="22"/>
+                <w:color w:val="000000"/>
+              </w:rPr>
+            </w:pPr>
+            <w:r>
+              <w:rPr>
+                <w:rFonts w:ascii="Helvetica" w:hAnsi="Helvetica" w:eastAsia="Helvetica" w:cs="Helvetica"/>
+                <w:i w:val="false"/>
+                <w:b w:val="false"/>
+                <w:u w:val="none"/>
+                <w:sz w:val="22"/>
+                <w:szCs w:val="22"/>
+                <w:color w:val="000000"/>
+              </w:rPr>
+              <w:t xml:space="preserve">0.65, 3.42</w:t>
+            </w:r>
+          </w:p>
+        </w:tc>
+        <w:tc>
+          <w:tcPr>
+            <w:tcBorders>
+              <w:bottom w:val="none" w:sz="0" w:space="0" w:color="000000"/>
+              <w:top w:val="none" w:sz="0" w:space="0" w:color="000000"/>
+              <w:left w:val="none" w:sz="0" w:space="0" w:color="000000"/>
+              <w:right w:val="none" w:sz="0" w:space="0" w:color="000000"/>
+            </w:tcBorders>
+            <w:shd w:val="clear" w:color="auto" w:fill="FFFFFF"/>
+            <w:tcMar>
+              <w:top w:w="0" w:type="dxa"/>
+              <w:bottom w:w="0" w:type="dxa"/>
+              <w:left w:w="0" w:type="dxa"/>
+              <w:right w:w="0" w:type="dxa"/>
+            </w:tcMar>
+            <w:vAlign w:val="top"/>
+          </w:tcPr>
+          <w:p>
+            <w:pPr>
+              <w:pStyle w:val="Normal"/>
+              <w:jc w:val="center"/>
+              <w:pBdr>
+                <w:bottom w:val="none" w:sz="0" w:space="0" w:color="000000"/>
+                <w:top w:val="none" w:sz="0" w:space="0" w:color="000000"/>
+                <w:left w:val="none" w:sz="0" w:space="0" w:color="000000"/>
+                <w:right w:val="none" w:sz="0" w:space="0" w:color="000000"/>
+              </w:pBdr>
+              <w:spacing w:after="100" w:before="100" w:line="240"/>
+              <w:ind w:left="100" w:right="100" w:firstLine="0" w:firstLineChars="0"/>
+              <w:rPr>
+                <w:rFonts w:ascii="Helvetica" w:hAnsi="Helvetica" w:eastAsia="Helvetica" w:cs="Helvetica"/>
+                <w:i w:val="false"/>
+                <w:b w:val="false"/>
+                <w:u w:val="none"/>
+                <w:sz w:val="22"/>
+                <w:szCs w:val="22"/>
+                <w:color w:val="000000"/>
+              </w:rPr>
+            </w:pPr>
+            <w:r>
+              <w:rPr>
+                <w:rFonts w:ascii="Helvetica" w:hAnsi="Helvetica" w:eastAsia="Helvetica" w:cs="Helvetica"/>
+                <w:i w:val="false"/>
+                <w:b w:val="false"/>
+                <w:u w:val="none"/>
+                <w:sz w:val="22"/>
+                <w:szCs w:val="22"/>
+                <w:color w:val="000000"/>
+              </w:rPr>
+              <w:t xml:space="preserve">0.350</w:t>
             </w:r>
           </w:p>
         </w:tc>
@@ -7382,113 +7382,113 @@
                 <w:szCs w:val="22"/>
                 <w:color w:val="000000"/>
               </w:rPr>
-              <w:t xml:space="preserve">0.21</w:t>
-            </w:r>
-          </w:p>
-        </w:tc>
-        <w:tc>
-          <w:tcPr>
-            <w:tcBorders>
-              <w:bottom w:val="none" w:sz="0" w:space="0" w:color="000000"/>
-              <w:top w:val="none" w:sz="0" w:space="0" w:color="000000"/>
-              <w:left w:val="none" w:sz="0" w:space="0" w:color="000000"/>
-              <w:right w:val="none" w:sz="0" w:space="0" w:color="000000"/>
-            </w:tcBorders>
-            <w:shd w:val="clear" w:color="auto" w:fill="FFFFFF"/>
-            <w:tcMar>
-              <w:top w:w="0" w:type="dxa"/>
-              <w:bottom w:w="0" w:type="dxa"/>
-              <w:left w:w="0" w:type="dxa"/>
-              <w:right w:w="0" w:type="dxa"/>
-            </w:tcMar>
-            <w:vAlign w:val="top"/>
-          </w:tcPr>
-          <w:p>
-            <w:pPr>
-              <w:pStyle w:val="Normal"/>
-              <w:jc w:val="center"/>
-              <w:pBdr>
-                <w:bottom w:val="none" w:sz="0" w:space="0" w:color="000000"/>
-                <w:top w:val="none" w:sz="0" w:space="0" w:color="000000"/>
-                <w:left w:val="none" w:sz="0" w:space="0" w:color="000000"/>
-                <w:right w:val="none" w:sz="0" w:space="0" w:color="000000"/>
-              </w:pBdr>
-              <w:spacing w:after="100" w:before="100" w:line="240"/>
-              <w:ind w:left="100" w:right="100" w:firstLine="0" w:firstLineChars="0"/>
-              <w:rPr>
-                <w:rFonts w:ascii="Helvetica" w:hAnsi="Helvetica" w:eastAsia="Helvetica" w:cs="Helvetica"/>
-                <w:i w:val="false"/>
-                <w:b w:val="false"/>
-                <w:u w:val="none"/>
-                <w:sz w:val="22"/>
-                <w:szCs w:val="22"/>
-                <w:color w:val="000000"/>
-              </w:rPr>
-            </w:pPr>
-            <w:r>
-              <w:rPr>
-                <w:rFonts w:ascii="Helvetica" w:hAnsi="Helvetica" w:eastAsia="Helvetica" w:cs="Helvetica"/>
-                <w:i w:val="false"/>
-                <w:b w:val="false"/>
-                <w:u w:val="none"/>
-                <w:sz w:val="22"/>
-                <w:szCs w:val="22"/>
-                <w:color w:val="000000"/>
-              </w:rPr>
-              <w:t xml:space="preserve">0.01, 3.08</w:t>
-            </w:r>
-          </w:p>
-        </w:tc>
-        <w:tc>
-          <w:tcPr>
-            <w:tcBorders>
-              <w:bottom w:val="none" w:sz="0" w:space="0" w:color="000000"/>
-              <w:top w:val="none" w:sz="0" w:space="0" w:color="000000"/>
-              <w:left w:val="none" w:sz="0" w:space="0" w:color="000000"/>
-              <w:right w:val="none" w:sz="0" w:space="0" w:color="000000"/>
-            </w:tcBorders>
-            <w:shd w:val="clear" w:color="auto" w:fill="FFFFFF"/>
-            <w:tcMar>
-              <w:top w:w="0" w:type="dxa"/>
-              <w:bottom w:w="0" w:type="dxa"/>
-              <w:left w:w="0" w:type="dxa"/>
-              <w:right w:w="0" w:type="dxa"/>
-            </w:tcMar>
-            <w:vAlign w:val="top"/>
-          </w:tcPr>
-          <w:p>
-            <w:pPr>
-              <w:pStyle w:val="Normal"/>
-              <w:jc w:val="center"/>
-              <w:pBdr>
-                <w:bottom w:val="none" w:sz="0" w:space="0" w:color="000000"/>
-                <w:top w:val="none" w:sz="0" w:space="0" w:color="000000"/>
-                <w:left w:val="none" w:sz="0" w:space="0" w:color="000000"/>
-                <w:right w:val="none" w:sz="0" w:space="0" w:color="000000"/>
-              </w:pBdr>
-              <w:spacing w:after="100" w:before="100" w:line="240"/>
-              <w:ind w:left="100" w:right="100" w:firstLine="0" w:firstLineChars="0"/>
-              <w:rPr>
-                <w:rFonts w:ascii="Helvetica" w:hAnsi="Helvetica" w:eastAsia="Helvetica" w:cs="Helvetica"/>
-                <w:i w:val="false"/>
-                <w:b w:val="false"/>
-                <w:u w:val="none"/>
-                <w:sz w:val="22"/>
-                <w:szCs w:val="22"/>
-                <w:color w:val="000000"/>
-              </w:rPr>
-            </w:pPr>
-            <w:r>
-              <w:rPr>
-                <w:rFonts w:ascii="Helvetica" w:hAnsi="Helvetica" w:eastAsia="Helvetica" w:cs="Helvetica"/>
-                <w:i w:val="false"/>
-                <w:b w:val="false"/>
-                <w:u w:val="none"/>
-                <w:sz w:val="22"/>
-                <w:szCs w:val="22"/>
-                <w:color w:val="000000"/>
-              </w:rPr>
-              <w:t xml:space="preserve">0.250</w:t>
+              <w:t xml:space="preserve">0.28</w:t>
+            </w:r>
+          </w:p>
+        </w:tc>
+        <w:tc>
+          <w:tcPr>
+            <w:tcBorders>
+              <w:bottom w:val="none" w:sz="0" w:space="0" w:color="000000"/>
+              <w:top w:val="none" w:sz="0" w:space="0" w:color="000000"/>
+              <w:left w:val="none" w:sz="0" w:space="0" w:color="000000"/>
+              <w:right w:val="none" w:sz="0" w:space="0" w:color="000000"/>
+            </w:tcBorders>
+            <w:shd w:val="clear" w:color="auto" w:fill="FFFFFF"/>
+            <w:tcMar>
+              <w:top w:w="0" w:type="dxa"/>
+              <w:bottom w:w="0" w:type="dxa"/>
+              <w:left w:w="0" w:type="dxa"/>
+              <w:right w:w="0" w:type="dxa"/>
+            </w:tcMar>
+            <w:vAlign w:val="top"/>
+          </w:tcPr>
+          <w:p>
+            <w:pPr>
+              <w:pStyle w:val="Normal"/>
+              <w:jc w:val="center"/>
+              <w:pBdr>
+                <w:bottom w:val="none" w:sz="0" w:space="0" w:color="000000"/>
+                <w:top w:val="none" w:sz="0" w:space="0" w:color="000000"/>
+                <w:left w:val="none" w:sz="0" w:space="0" w:color="000000"/>
+                <w:right w:val="none" w:sz="0" w:space="0" w:color="000000"/>
+              </w:pBdr>
+              <w:spacing w:after="100" w:before="100" w:line="240"/>
+              <w:ind w:left="100" w:right="100" w:firstLine="0" w:firstLineChars="0"/>
+              <w:rPr>
+                <w:rFonts w:ascii="Helvetica" w:hAnsi="Helvetica" w:eastAsia="Helvetica" w:cs="Helvetica"/>
+                <w:i w:val="false"/>
+                <w:b w:val="false"/>
+                <w:u w:val="none"/>
+                <w:sz w:val="22"/>
+                <w:szCs w:val="22"/>
+                <w:color w:val="000000"/>
+              </w:rPr>
+            </w:pPr>
+            <w:r>
+              <w:rPr>
+                <w:rFonts w:ascii="Helvetica" w:hAnsi="Helvetica" w:eastAsia="Helvetica" w:cs="Helvetica"/>
+                <w:i w:val="false"/>
+                <w:b w:val="false"/>
+                <w:u w:val="none"/>
+                <w:sz w:val="22"/>
+                <w:szCs w:val="22"/>
+                <w:color w:val="000000"/>
+              </w:rPr>
+              <w:t xml:space="preserve">0.02, 4.40</w:t>
+            </w:r>
+          </w:p>
+        </w:tc>
+        <w:tc>
+          <w:tcPr>
+            <w:tcBorders>
+              <w:bottom w:val="none" w:sz="0" w:space="0" w:color="000000"/>
+              <w:top w:val="none" w:sz="0" w:space="0" w:color="000000"/>
+              <w:left w:val="none" w:sz="0" w:space="0" w:color="000000"/>
+              <w:right w:val="none" w:sz="0" w:space="0" w:color="000000"/>
+            </w:tcBorders>
+            <w:shd w:val="clear" w:color="auto" w:fill="FFFFFF"/>
+            <w:tcMar>
+              <w:top w:w="0" w:type="dxa"/>
+              <w:bottom w:w="0" w:type="dxa"/>
+              <w:left w:w="0" w:type="dxa"/>
+              <w:right w:w="0" w:type="dxa"/>
+            </w:tcMar>
+            <w:vAlign w:val="top"/>
+          </w:tcPr>
+          <w:p>
+            <w:pPr>
+              <w:pStyle w:val="Normal"/>
+              <w:jc w:val="center"/>
+              <w:pBdr>
+                <w:bottom w:val="none" w:sz="0" w:space="0" w:color="000000"/>
+                <w:top w:val="none" w:sz="0" w:space="0" w:color="000000"/>
+                <w:left w:val="none" w:sz="0" w:space="0" w:color="000000"/>
+                <w:right w:val="none" w:sz="0" w:space="0" w:color="000000"/>
+              </w:pBdr>
+              <w:spacing w:after="100" w:before="100" w:line="240"/>
+              <w:ind w:left="100" w:right="100" w:firstLine="0" w:firstLineChars="0"/>
+              <w:rPr>
+                <w:rFonts w:ascii="Helvetica" w:hAnsi="Helvetica" w:eastAsia="Helvetica" w:cs="Helvetica"/>
+                <w:i w:val="false"/>
+                <w:b w:val="false"/>
+                <w:u w:val="none"/>
+                <w:sz w:val="22"/>
+                <w:szCs w:val="22"/>
+                <w:color w:val="000000"/>
+              </w:rPr>
+            </w:pPr>
+            <w:r>
+              <w:rPr>
+                <w:rFonts w:ascii="Helvetica" w:hAnsi="Helvetica" w:eastAsia="Helvetica" w:cs="Helvetica"/>
+                <w:i w:val="false"/>
+                <w:b w:val="false"/>
+                <w:u w:val="none"/>
+                <w:sz w:val="22"/>
+                <w:szCs w:val="22"/>
+                <w:color w:val="000000"/>
+              </w:rPr>
+              <w:t xml:space="preserve">0.370</w:t>
             </w:r>
           </w:p>
         </w:tc>
@@ -7865,113 +7865,113 @@
                 <w:szCs w:val="22"/>
                 <w:color w:val="000000"/>
               </w:rPr>
-              <w:t xml:space="preserve">2.45</w:t>
-            </w:r>
-          </w:p>
-        </w:tc>
-        <w:tc>
-          <w:tcPr>
-            <w:tcBorders>
-              <w:bottom w:val="none" w:sz="0" w:space="0" w:color="000000"/>
-              <w:top w:val="none" w:sz="0" w:space="0" w:color="000000"/>
-              <w:left w:val="none" w:sz="0" w:space="0" w:color="000000"/>
-              <w:right w:val="none" w:sz="0" w:space="0" w:color="000000"/>
-            </w:tcBorders>
-            <w:shd w:val="clear" w:color="auto" w:fill="FFFFFF"/>
-            <w:tcMar>
-              <w:top w:w="0" w:type="dxa"/>
-              <w:bottom w:w="0" w:type="dxa"/>
-              <w:left w:w="0" w:type="dxa"/>
-              <w:right w:w="0" w:type="dxa"/>
-            </w:tcMar>
-            <w:vAlign w:val="top"/>
-          </w:tcPr>
-          <w:p>
-            <w:pPr>
-              <w:pStyle w:val="Normal"/>
-              <w:jc w:val="center"/>
-              <w:pBdr>
-                <w:bottom w:val="none" w:sz="0" w:space="0" w:color="000000"/>
-                <w:top w:val="none" w:sz="0" w:space="0" w:color="000000"/>
-                <w:left w:val="none" w:sz="0" w:space="0" w:color="000000"/>
-                <w:right w:val="none" w:sz="0" w:space="0" w:color="000000"/>
-              </w:pBdr>
-              <w:spacing w:after="100" w:before="100" w:line="240"/>
-              <w:ind w:left="100" w:right="100" w:firstLine="0" w:firstLineChars="0"/>
-              <w:rPr>
-                <w:rFonts w:ascii="Helvetica" w:hAnsi="Helvetica" w:eastAsia="Helvetica" w:cs="Helvetica"/>
-                <w:i w:val="false"/>
-                <w:b w:val="false"/>
-                <w:u w:val="none"/>
-                <w:sz w:val="22"/>
-                <w:szCs w:val="22"/>
-                <w:color w:val="000000"/>
-              </w:rPr>
-            </w:pPr>
-            <w:r>
-              <w:rPr>
-                <w:rFonts w:ascii="Helvetica" w:hAnsi="Helvetica" w:eastAsia="Helvetica" w:cs="Helvetica"/>
-                <w:i w:val="false"/>
-                <w:b w:val="false"/>
-                <w:u w:val="none"/>
-                <w:sz w:val="22"/>
-                <w:szCs w:val="22"/>
-                <w:color w:val="000000"/>
-              </w:rPr>
-              <w:t xml:space="preserve">0.24, 24.8</w:t>
-            </w:r>
-          </w:p>
-        </w:tc>
-        <w:tc>
-          <w:tcPr>
-            <w:tcBorders>
-              <w:bottom w:val="none" w:sz="0" w:space="0" w:color="000000"/>
-              <w:top w:val="none" w:sz="0" w:space="0" w:color="000000"/>
-              <w:left w:val="none" w:sz="0" w:space="0" w:color="000000"/>
-              <w:right w:val="none" w:sz="0" w:space="0" w:color="000000"/>
-            </w:tcBorders>
-            <w:shd w:val="clear" w:color="auto" w:fill="FFFFFF"/>
-            <w:tcMar>
-              <w:top w:w="0" w:type="dxa"/>
-              <w:bottom w:w="0" w:type="dxa"/>
-              <w:left w:w="0" w:type="dxa"/>
-              <w:right w:w="0" w:type="dxa"/>
-            </w:tcMar>
-            <w:vAlign w:val="top"/>
-          </w:tcPr>
-          <w:p>
-            <w:pPr>
-              <w:pStyle w:val="Normal"/>
-              <w:jc w:val="center"/>
-              <w:pBdr>
-                <w:bottom w:val="none" w:sz="0" w:space="0" w:color="000000"/>
-                <w:top w:val="none" w:sz="0" w:space="0" w:color="000000"/>
-                <w:left w:val="none" w:sz="0" w:space="0" w:color="000000"/>
-                <w:right w:val="none" w:sz="0" w:space="0" w:color="000000"/>
-              </w:pBdr>
-              <w:spacing w:after="100" w:before="100" w:line="240"/>
-              <w:ind w:left="100" w:right="100" w:firstLine="0" w:firstLineChars="0"/>
-              <w:rPr>
-                <w:rFonts w:ascii="Helvetica" w:hAnsi="Helvetica" w:eastAsia="Helvetica" w:cs="Helvetica"/>
-                <w:i w:val="false"/>
-                <w:b w:val="false"/>
-                <w:u w:val="none"/>
-                <w:sz w:val="22"/>
-                <w:szCs w:val="22"/>
-                <w:color w:val="000000"/>
-              </w:rPr>
-            </w:pPr>
-            <w:r>
-              <w:rPr>
-                <w:rFonts w:ascii="Helvetica" w:hAnsi="Helvetica" w:eastAsia="Helvetica" w:cs="Helvetica"/>
-                <w:i w:val="false"/>
-                <w:b w:val="false"/>
-                <w:u w:val="none"/>
-                <w:sz w:val="22"/>
-                <w:szCs w:val="22"/>
-                <w:color w:val="000000"/>
-              </w:rPr>
-              <w:t xml:space="preserve">0.450</w:t>
+              <w:t xml:space="preserve">2.36</w:t>
+            </w:r>
+          </w:p>
+        </w:tc>
+        <w:tc>
+          <w:tcPr>
+            <w:tcBorders>
+              <w:bottom w:val="none" w:sz="0" w:space="0" w:color="000000"/>
+              <w:top w:val="none" w:sz="0" w:space="0" w:color="000000"/>
+              <w:left w:val="none" w:sz="0" w:space="0" w:color="000000"/>
+              <w:right w:val="none" w:sz="0" w:space="0" w:color="000000"/>
+            </w:tcBorders>
+            <w:shd w:val="clear" w:color="auto" w:fill="FFFFFF"/>
+            <w:tcMar>
+              <w:top w:w="0" w:type="dxa"/>
+              <w:bottom w:w="0" w:type="dxa"/>
+              <w:left w:w="0" w:type="dxa"/>
+              <w:right w:w="0" w:type="dxa"/>
+            </w:tcMar>
+            <w:vAlign w:val="top"/>
+          </w:tcPr>
+          <w:p>
+            <w:pPr>
+              <w:pStyle w:val="Normal"/>
+              <w:jc w:val="center"/>
+              <w:pBdr>
+                <w:bottom w:val="none" w:sz="0" w:space="0" w:color="000000"/>
+                <w:top w:val="none" w:sz="0" w:space="0" w:color="000000"/>
+                <w:left w:val="none" w:sz="0" w:space="0" w:color="000000"/>
+                <w:right w:val="none" w:sz="0" w:space="0" w:color="000000"/>
+              </w:pBdr>
+              <w:spacing w:after="100" w:before="100" w:line="240"/>
+              <w:ind w:left="100" w:right="100" w:firstLine="0" w:firstLineChars="0"/>
+              <w:rPr>
+                <w:rFonts w:ascii="Helvetica" w:hAnsi="Helvetica" w:eastAsia="Helvetica" w:cs="Helvetica"/>
+                <w:i w:val="false"/>
+                <w:b w:val="false"/>
+                <w:u w:val="none"/>
+                <w:sz w:val="22"/>
+                <w:szCs w:val="22"/>
+                <w:color w:val="000000"/>
+              </w:rPr>
+            </w:pPr>
+            <w:r>
+              <w:rPr>
+                <w:rFonts w:ascii="Helvetica" w:hAnsi="Helvetica" w:eastAsia="Helvetica" w:cs="Helvetica"/>
+                <w:i w:val="false"/>
+                <w:b w:val="false"/>
+                <w:u w:val="none"/>
+                <w:sz w:val="22"/>
+                <w:szCs w:val="22"/>
+                <w:color w:val="000000"/>
+              </w:rPr>
+              <w:t xml:space="preserve">0.22, 25.4</w:t>
+            </w:r>
+          </w:p>
+        </w:tc>
+        <w:tc>
+          <w:tcPr>
+            <w:tcBorders>
+              <w:bottom w:val="none" w:sz="0" w:space="0" w:color="000000"/>
+              <w:top w:val="none" w:sz="0" w:space="0" w:color="000000"/>
+              <w:left w:val="none" w:sz="0" w:space="0" w:color="000000"/>
+              <w:right w:val="none" w:sz="0" w:space="0" w:color="000000"/>
+            </w:tcBorders>
+            <w:shd w:val="clear" w:color="auto" w:fill="FFFFFF"/>
+            <w:tcMar>
+              <w:top w:w="0" w:type="dxa"/>
+              <w:bottom w:w="0" w:type="dxa"/>
+              <w:left w:w="0" w:type="dxa"/>
+              <w:right w:w="0" w:type="dxa"/>
+            </w:tcMar>
+            <w:vAlign w:val="top"/>
+          </w:tcPr>
+          <w:p>
+            <w:pPr>
+              <w:pStyle w:val="Normal"/>
+              <w:jc w:val="center"/>
+              <w:pBdr>
+                <w:bottom w:val="none" w:sz="0" w:space="0" w:color="000000"/>
+                <w:top w:val="none" w:sz="0" w:space="0" w:color="000000"/>
+                <w:left w:val="none" w:sz="0" w:space="0" w:color="000000"/>
+                <w:right w:val="none" w:sz="0" w:space="0" w:color="000000"/>
+              </w:pBdr>
+              <w:spacing w:after="100" w:before="100" w:line="240"/>
+              <w:ind w:left="100" w:right="100" w:firstLine="0" w:firstLineChars="0"/>
+              <w:rPr>
+                <w:rFonts w:ascii="Helvetica" w:hAnsi="Helvetica" w:eastAsia="Helvetica" w:cs="Helvetica"/>
+                <w:i w:val="false"/>
+                <w:b w:val="false"/>
+                <w:u w:val="none"/>
+                <w:sz w:val="22"/>
+                <w:szCs w:val="22"/>
+                <w:color w:val="000000"/>
+              </w:rPr>
+            </w:pPr>
+            <w:r>
+              <w:rPr>
+                <w:rFonts w:ascii="Helvetica" w:hAnsi="Helvetica" w:eastAsia="Helvetica" w:cs="Helvetica"/>
+                <w:i w:val="false"/>
+                <w:b w:val="false"/>
+                <w:u w:val="none"/>
+                <w:sz w:val="22"/>
+                <w:szCs w:val="22"/>
+                <w:color w:val="000000"/>
+              </w:rPr>
+              <w:t xml:space="preserve">0.480</w:t>
             </w:r>
           </w:p>
         </w:tc>
@@ -8348,113 +8348,113 @@
                 <w:szCs w:val="22"/>
                 <w:color w:val="000000"/>
               </w:rPr>
-              <w:t xml:space="preserve">0.69</w:t>
-            </w:r>
-          </w:p>
-        </w:tc>
-        <w:tc>
-          <w:tcPr>
-            <w:tcBorders>
-              <w:bottom w:val="none" w:sz="0" w:space="0" w:color="000000"/>
-              <w:top w:val="none" w:sz="0" w:space="0" w:color="000000"/>
-              <w:left w:val="none" w:sz="0" w:space="0" w:color="000000"/>
-              <w:right w:val="none" w:sz="0" w:space="0" w:color="000000"/>
-            </w:tcBorders>
-            <w:shd w:val="clear" w:color="auto" w:fill="FFFFFF"/>
-            <w:tcMar>
-              <w:top w:w="0" w:type="dxa"/>
-              <w:bottom w:w="0" w:type="dxa"/>
-              <w:left w:w="0" w:type="dxa"/>
-              <w:right w:w="0" w:type="dxa"/>
-            </w:tcMar>
-            <w:vAlign w:val="top"/>
-          </w:tcPr>
-          <w:p>
-            <w:pPr>
-              <w:pStyle w:val="Normal"/>
-              <w:jc w:val="center"/>
-              <w:pBdr>
-                <w:bottom w:val="none" w:sz="0" w:space="0" w:color="000000"/>
-                <w:top w:val="none" w:sz="0" w:space="0" w:color="000000"/>
-                <w:left w:val="none" w:sz="0" w:space="0" w:color="000000"/>
-                <w:right w:val="none" w:sz="0" w:space="0" w:color="000000"/>
-              </w:pBdr>
-              <w:spacing w:after="100" w:before="100" w:line="240"/>
-              <w:ind w:left="100" w:right="100" w:firstLine="0" w:firstLineChars="0"/>
-              <w:rPr>
-                <w:rFonts w:ascii="Helvetica" w:hAnsi="Helvetica" w:eastAsia="Helvetica" w:cs="Helvetica"/>
-                <w:i w:val="false"/>
-                <w:b w:val="false"/>
-                <w:u w:val="none"/>
-                <w:sz w:val="22"/>
-                <w:szCs w:val="22"/>
-                <w:color w:val="000000"/>
-              </w:rPr>
-            </w:pPr>
-            <w:r>
-              <w:rPr>
-                <w:rFonts w:ascii="Helvetica" w:hAnsi="Helvetica" w:eastAsia="Helvetica" w:cs="Helvetica"/>
-                <w:i w:val="false"/>
-                <w:b w:val="false"/>
-                <w:u w:val="none"/>
-                <w:sz w:val="22"/>
-                <w:szCs w:val="22"/>
-                <w:color w:val="000000"/>
-              </w:rPr>
-              <w:t xml:space="preserve">0.07, 6.76</w:t>
-            </w:r>
-          </w:p>
-        </w:tc>
-        <w:tc>
-          <w:tcPr>
-            <w:tcBorders>
-              <w:bottom w:val="none" w:sz="0" w:space="0" w:color="000000"/>
-              <w:top w:val="none" w:sz="0" w:space="0" w:color="000000"/>
-              <w:left w:val="none" w:sz="0" w:space="0" w:color="000000"/>
-              <w:right w:val="none" w:sz="0" w:space="0" w:color="000000"/>
-            </w:tcBorders>
-            <w:shd w:val="clear" w:color="auto" w:fill="FFFFFF"/>
-            <w:tcMar>
-              <w:top w:w="0" w:type="dxa"/>
-              <w:bottom w:w="0" w:type="dxa"/>
-              <w:left w:w="0" w:type="dxa"/>
-              <w:right w:w="0" w:type="dxa"/>
-            </w:tcMar>
-            <w:vAlign w:val="top"/>
-          </w:tcPr>
-          <w:p>
-            <w:pPr>
-              <w:pStyle w:val="Normal"/>
-              <w:jc w:val="center"/>
-              <w:pBdr>
-                <w:bottom w:val="none" w:sz="0" w:space="0" w:color="000000"/>
-                <w:top w:val="none" w:sz="0" w:space="0" w:color="000000"/>
-                <w:left w:val="none" w:sz="0" w:space="0" w:color="000000"/>
-                <w:right w:val="none" w:sz="0" w:space="0" w:color="000000"/>
-              </w:pBdr>
-              <w:spacing w:after="100" w:before="100" w:line="240"/>
-              <w:ind w:left="100" w:right="100" w:firstLine="0" w:firstLineChars="0"/>
-              <w:rPr>
-                <w:rFonts w:ascii="Helvetica" w:hAnsi="Helvetica" w:eastAsia="Helvetica" w:cs="Helvetica"/>
-                <w:i w:val="false"/>
-                <w:b w:val="false"/>
-                <w:u w:val="none"/>
-                <w:sz w:val="22"/>
-                <w:szCs w:val="22"/>
-                <w:color w:val="000000"/>
-              </w:rPr>
-            </w:pPr>
-            <w:r>
-              <w:rPr>
-                <w:rFonts w:ascii="Helvetica" w:hAnsi="Helvetica" w:eastAsia="Helvetica" w:cs="Helvetica"/>
-                <w:i w:val="false"/>
-                <w:b w:val="false"/>
-                <w:u w:val="none"/>
-                <w:sz w:val="22"/>
-                <w:szCs w:val="22"/>
-                <w:color w:val="000000"/>
-              </w:rPr>
-              <w:t xml:space="preserve">0.750</w:t>
+              <w:t xml:space="preserve">0.71</w:t>
+            </w:r>
+          </w:p>
+        </w:tc>
+        <w:tc>
+          <w:tcPr>
+            <w:tcBorders>
+              <w:bottom w:val="none" w:sz="0" w:space="0" w:color="000000"/>
+              <w:top w:val="none" w:sz="0" w:space="0" w:color="000000"/>
+              <w:left w:val="none" w:sz="0" w:space="0" w:color="000000"/>
+              <w:right w:val="none" w:sz="0" w:space="0" w:color="000000"/>
+            </w:tcBorders>
+            <w:shd w:val="clear" w:color="auto" w:fill="FFFFFF"/>
+            <w:tcMar>
+              <w:top w:w="0" w:type="dxa"/>
+              <w:bottom w:w="0" w:type="dxa"/>
+              <w:left w:w="0" w:type="dxa"/>
+              <w:right w:w="0" w:type="dxa"/>
+            </w:tcMar>
+            <w:vAlign w:val="top"/>
+          </w:tcPr>
+          <w:p>
+            <w:pPr>
+              <w:pStyle w:val="Normal"/>
+              <w:jc w:val="center"/>
+              <w:pBdr>
+                <w:bottom w:val="none" w:sz="0" w:space="0" w:color="000000"/>
+                <w:top w:val="none" w:sz="0" w:space="0" w:color="000000"/>
+                <w:left w:val="none" w:sz="0" w:space="0" w:color="000000"/>
+                <w:right w:val="none" w:sz="0" w:space="0" w:color="000000"/>
+              </w:pBdr>
+              <w:spacing w:after="100" w:before="100" w:line="240"/>
+              <w:ind w:left="100" w:right="100" w:firstLine="0" w:firstLineChars="0"/>
+              <w:rPr>
+                <w:rFonts w:ascii="Helvetica" w:hAnsi="Helvetica" w:eastAsia="Helvetica" w:cs="Helvetica"/>
+                <w:i w:val="false"/>
+                <w:b w:val="false"/>
+                <w:u w:val="none"/>
+                <w:sz w:val="22"/>
+                <w:szCs w:val="22"/>
+                <w:color w:val="000000"/>
+              </w:rPr>
+            </w:pPr>
+            <w:r>
+              <w:rPr>
+                <w:rFonts w:ascii="Helvetica" w:hAnsi="Helvetica" w:eastAsia="Helvetica" w:cs="Helvetica"/>
+                <w:i w:val="false"/>
+                <w:b w:val="false"/>
+                <w:u w:val="none"/>
+                <w:sz w:val="22"/>
+                <w:szCs w:val="22"/>
+                <w:color w:val="000000"/>
+              </w:rPr>
+              <w:t xml:space="preserve">0.08, 6.66</w:t>
+            </w:r>
+          </w:p>
+        </w:tc>
+        <w:tc>
+          <w:tcPr>
+            <w:tcBorders>
+              <w:bottom w:val="none" w:sz="0" w:space="0" w:color="000000"/>
+              <w:top w:val="none" w:sz="0" w:space="0" w:color="000000"/>
+              <w:left w:val="none" w:sz="0" w:space="0" w:color="000000"/>
+              <w:right w:val="none" w:sz="0" w:space="0" w:color="000000"/>
+            </w:tcBorders>
+            <w:shd w:val="clear" w:color="auto" w:fill="FFFFFF"/>
+            <w:tcMar>
+              <w:top w:w="0" w:type="dxa"/>
+              <w:bottom w:w="0" w:type="dxa"/>
+              <w:left w:w="0" w:type="dxa"/>
+              <w:right w:w="0" w:type="dxa"/>
+            </w:tcMar>
+            <w:vAlign w:val="top"/>
+          </w:tcPr>
+          <w:p>
+            <w:pPr>
+              <w:pStyle w:val="Normal"/>
+              <w:jc w:val="center"/>
+              <w:pBdr>
+                <w:bottom w:val="none" w:sz="0" w:space="0" w:color="000000"/>
+                <w:top w:val="none" w:sz="0" w:space="0" w:color="000000"/>
+                <w:left w:val="none" w:sz="0" w:space="0" w:color="000000"/>
+                <w:right w:val="none" w:sz="0" w:space="0" w:color="000000"/>
+              </w:pBdr>
+              <w:spacing w:after="100" w:before="100" w:line="240"/>
+              <w:ind w:left="100" w:right="100" w:firstLine="0" w:firstLineChars="0"/>
+              <w:rPr>
+                <w:rFonts w:ascii="Helvetica" w:hAnsi="Helvetica" w:eastAsia="Helvetica" w:cs="Helvetica"/>
+                <w:i w:val="false"/>
+                <w:b w:val="false"/>
+                <w:u w:val="none"/>
+                <w:sz w:val="22"/>
+                <w:szCs w:val="22"/>
+                <w:color w:val="000000"/>
+              </w:rPr>
+            </w:pPr>
+            <w:r>
+              <w:rPr>
+                <w:rFonts w:ascii="Helvetica" w:hAnsi="Helvetica" w:eastAsia="Helvetica" w:cs="Helvetica"/>
+                <w:i w:val="false"/>
+                <w:b w:val="false"/>
+                <w:u w:val="none"/>
+                <w:sz w:val="22"/>
+                <w:szCs w:val="22"/>
+                <w:color w:val="000000"/>
+              </w:rPr>
+              <w:t xml:space="preserve">0.760</w:t>
             </w:r>
           </w:p>
         </w:tc>
@@ -8831,60 +8831,60 @@
                 <w:szCs w:val="22"/>
                 <w:color w:val="000000"/>
               </w:rPr>
-              <w:t xml:space="preserve">0.66</w:t>
-            </w:r>
-          </w:p>
-        </w:tc>
-        <w:tc>
-          <w:tcPr>
-            <w:tcBorders>
-              <w:bottom w:val="none" w:sz="0" w:space="0" w:color="000000"/>
-              <w:top w:val="none" w:sz="0" w:space="0" w:color="000000"/>
-              <w:left w:val="none" w:sz="0" w:space="0" w:color="000000"/>
-              <w:right w:val="none" w:sz="0" w:space="0" w:color="000000"/>
-            </w:tcBorders>
-            <w:shd w:val="clear" w:color="auto" w:fill="FFFFFF"/>
-            <w:tcMar>
-              <w:top w:w="0" w:type="dxa"/>
-              <w:bottom w:w="0" w:type="dxa"/>
-              <w:left w:w="0" w:type="dxa"/>
-              <w:right w:w="0" w:type="dxa"/>
-            </w:tcMar>
-            <w:vAlign w:val="top"/>
-          </w:tcPr>
-          <w:p>
-            <w:pPr>
-              <w:pStyle w:val="Normal"/>
-              <w:jc w:val="center"/>
-              <w:pBdr>
-                <w:bottom w:val="none" w:sz="0" w:space="0" w:color="000000"/>
-                <w:top w:val="none" w:sz="0" w:space="0" w:color="000000"/>
-                <w:left w:val="none" w:sz="0" w:space="0" w:color="000000"/>
-                <w:right w:val="none" w:sz="0" w:space="0" w:color="000000"/>
-              </w:pBdr>
-              <w:spacing w:after="100" w:before="100" w:line="240"/>
-              <w:ind w:left="100" w:right="100" w:firstLine="0" w:firstLineChars="0"/>
-              <w:rPr>
-                <w:rFonts w:ascii="Helvetica" w:hAnsi="Helvetica" w:eastAsia="Helvetica" w:cs="Helvetica"/>
-                <w:i w:val="false"/>
-                <w:b w:val="false"/>
-                <w:u w:val="none"/>
-                <w:sz w:val="22"/>
-                <w:szCs w:val="22"/>
-                <w:color w:val="000000"/>
-              </w:rPr>
-            </w:pPr>
-            <w:r>
-              <w:rPr>
-                <w:rFonts w:ascii="Helvetica" w:hAnsi="Helvetica" w:eastAsia="Helvetica" w:cs="Helvetica"/>
-                <w:i w:val="false"/>
-                <w:b w:val="false"/>
-                <w:u w:val="none"/>
-                <w:sz w:val="22"/>
-                <w:szCs w:val="22"/>
-                <w:color w:val="000000"/>
-              </w:rPr>
-              <w:t xml:space="preserve">0.10, 4.19</w:t>
+              <w:t xml:space="preserve">0.67</w:t>
+            </w:r>
+          </w:p>
+        </w:tc>
+        <w:tc>
+          <w:tcPr>
+            <w:tcBorders>
+              <w:bottom w:val="none" w:sz="0" w:space="0" w:color="000000"/>
+              <w:top w:val="none" w:sz="0" w:space="0" w:color="000000"/>
+              <w:left w:val="none" w:sz="0" w:space="0" w:color="000000"/>
+              <w:right w:val="none" w:sz="0" w:space="0" w:color="000000"/>
+            </w:tcBorders>
+            <w:shd w:val="clear" w:color="auto" w:fill="FFFFFF"/>
+            <w:tcMar>
+              <w:top w:w="0" w:type="dxa"/>
+              <w:bottom w:w="0" w:type="dxa"/>
+              <w:left w:w="0" w:type="dxa"/>
+              <w:right w:w="0" w:type="dxa"/>
+            </w:tcMar>
+            <w:vAlign w:val="top"/>
+          </w:tcPr>
+          <w:p>
+            <w:pPr>
+              <w:pStyle w:val="Normal"/>
+              <w:jc w:val="center"/>
+              <w:pBdr>
+                <w:bottom w:val="none" w:sz="0" w:space="0" w:color="000000"/>
+                <w:top w:val="none" w:sz="0" w:space="0" w:color="000000"/>
+                <w:left w:val="none" w:sz="0" w:space="0" w:color="000000"/>
+                <w:right w:val="none" w:sz="0" w:space="0" w:color="000000"/>
+              </w:pBdr>
+              <w:spacing w:after="100" w:before="100" w:line="240"/>
+              <w:ind w:left="100" w:right="100" w:firstLine="0" w:firstLineChars="0"/>
+              <w:rPr>
+                <w:rFonts w:ascii="Helvetica" w:hAnsi="Helvetica" w:eastAsia="Helvetica" w:cs="Helvetica"/>
+                <w:i w:val="false"/>
+                <w:b w:val="false"/>
+                <w:u w:val="none"/>
+                <w:sz w:val="22"/>
+                <w:szCs w:val="22"/>
+                <w:color w:val="000000"/>
+              </w:rPr>
+            </w:pPr>
+            <w:r>
+              <w:rPr>
+                <w:rFonts w:ascii="Helvetica" w:hAnsi="Helvetica" w:eastAsia="Helvetica" w:cs="Helvetica"/>
+                <w:i w:val="false"/>
+                <w:b w:val="false"/>
+                <w:u w:val="none"/>
+                <w:sz w:val="22"/>
+                <w:szCs w:val="22"/>
+                <w:color w:val="000000"/>
+              </w:rPr>
+              <w:t xml:space="preserve">0.11, 4.00</w:t>
             </w:r>
           </w:p>
         </w:tc>
@@ -9314,113 +9314,113 @@
                 <w:szCs w:val="22"/>
                 <w:color w:val="000000"/>
               </w:rPr>
-              <w:t xml:space="preserve">0.53</w:t>
-            </w:r>
-          </w:p>
-        </w:tc>
-        <w:tc>
-          <w:tcPr>
-            <w:tcBorders>
-              <w:bottom w:val="none" w:sz="0" w:space="0" w:color="000000"/>
-              <w:top w:val="none" w:sz="0" w:space="0" w:color="000000"/>
-              <w:left w:val="none" w:sz="0" w:space="0" w:color="000000"/>
-              <w:right w:val="none" w:sz="0" w:space="0" w:color="000000"/>
-            </w:tcBorders>
-            <w:shd w:val="clear" w:color="auto" w:fill="FFFFFF"/>
-            <w:tcMar>
-              <w:top w:w="0" w:type="dxa"/>
-              <w:bottom w:w="0" w:type="dxa"/>
-              <w:left w:w="0" w:type="dxa"/>
-              <w:right w:w="0" w:type="dxa"/>
-            </w:tcMar>
-            <w:vAlign w:val="top"/>
-          </w:tcPr>
-          <w:p>
-            <w:pPr>
-              <w:pStyle w:val="Normal"/>
-              <w:jc w:val="center"/>
-              <w:pBdr>
-                <w:bottom w:val="none" w:sz="0" w:space="0" w:color="000000"/>
-                <w:top w:val="none" w:sz="0" w:space="0" w:color="000000"/>
-                <w:left w:val="none" w:sz="0" w:space="0" w:color="000000"/>
-                <w:right w:val="none" w:sz="0" w:space="0" w:color="000000"/>
-              </w:pBdr>
-              <w:spacing w:after="100" w:before="100" w:line="240"/>
-              <w:ind w:left="100" w:right="100" w:firstLine="0" w:firstLineChars="0"/>
-              <w:rPr>
-                <w:rFonts w:ascii="Helvetica" w:hAnsi="Helvetica" w:eastAsia="Helvetica" w:cs="Helvetica"/>
-                <w:i w:val="false"/>
-                <w:b w:val="false"/>
-                <w:u w:val="none"/>
-                <w:sz w:val="22"/>
-                <w:szCs w:val="22"/>
-                <w:color w:val="000000"/>
-              </w:rPr>
-            </w:pPr>
-            <w:r>
-              <w:rPr>
-                <w:rFonts w:ascii="Helvetica" w:hAnsi="Helvetica" w:eastAsia="Helvetica" w:cs="Helvetica"/>
-                <w:i w:val="false"/>
-                <w:b w:val="false"/>
-                <w:u w:val="none"/>
-                <w:sz w:val="22"/>
-                <w:szCs w:val="22"/>
-                <w:color w:val="000000"/>
-              </w:rPr>
-              <w:t xml:space="preserve">0.04, 6.99</w:t>
-            </w:r>
-          </w:p>
-        </w:tc>
-        <w:tc>
-          <w:tcPr>
-            <w:tcBorders>
-              <w:bottom w:val="none" w:sz="0" w:space="0" w:color="000000"/>
-              <w:top w:val="none" w:sz="0" w:space="0" w:color="000000"/>
-              <w:left w:val="none" w:sz="0" w:space="0" w:color="000000"/>
-              <w:right w:val="none" w:sz="0" w:space="0" w:color="000000"/>
-            </w:tcBorders>
-            <w:shd w:val="clear" w:color="auto" w:fill="FFFFFF"/>
-            <w:tcMar>
-              <w:top w:w="0" w:type="dxa"/>
-              <w:bottom w:w="0" w:type="dxa"/>
-              <w:left w:w="0" w:type="dxa"/>
-              <w:right w:w="0" w:type="dxa"/>
-            </w:tcMar>
-            <w:vAlign w:val="top"/>
-          </w:tcPr>
-          <w:p>
-            <w:pPr>
-              <w:pStyle w:val="Normal"/>
-              <w:jc w:val="center"/>
-              <w:pBdr>
-                <w:bottom w:val="none" w:sz="0" w:space="0" w:color="000000"/>
-                <w:top w:val="none" w:sz="0" w:space="0" w:color="000000"/>
-                <w:left w:val="none" w:sz="0" w:space="0" w:color="000000"/>
-                <w:right w:val="none" w:sz="0" w:space="0" w:color="000000"/>
-              </w:pBdr>
-              <w:spacing w:after="100" w:before="100" w:line="240"/>
-              <w:ind w:left="100" w:right="100" w:firstLine="0" w:firstLineChars="0"/>
-              <w:rPr>
-                <w:rFonts w:ascii="Helvetica" w:hAnsi="Helvetica" w:eastAsia="Helvetica" w:cs="Helvetica"/>
-                <w:i w:val="false"/>
-                <w:b w:val="false"/>
-                <w:u w:val="none"/>
-                <w:sz w:val="22"/>
-                <w:szCs w:val="22"/>
-                <w:color w:val="000000"/>
-              </w:rPr>
-            </w:pPr>
-            <w:r>
-              <w:rPr>
-                <w:rFonts w:ascii="Helvetica" w:hAnsi="Helvetica" w:eastAsia="Helvetica" w:cs="Helvetica"/>
-                <w:i w:val="false"/>
-                <w:b w:val="false"/>
-                <w:u w:val="none"/>
-                <w:sz w:val="22"/>
-                <w:szCs w:val="22"/>
-                <w:color w:val="000000"/>
-              </w:rPr>
-              <w:t xml:space="preserve">0.630</w:t>
+              <w:t xml:space="preserve">0.59</w:t>
+            </w:r>
+          </w:p>
+        </w:tc>
+        <w:tc>
+          <w:tcPr>
+            <w:tcBorders>
+              <w:bottom w:val="none" w:sz="0" w:space="0" w:color="000000"/>
+              <w:top w:val="none" w:sz="0" w:space="0" w:color="000000"/>
+              <w:left w:val="none" w:sz="0" w:space="0" w:color="000000"/>
+              <w:right w:val="none" w:sz="0" w:space="0" w:color="000000"/>
+            </w:tcBorders>
+            <w:shd w:val="clear" w:color="auto" w:fill="FFFFFF"/>
+            <w:tcMar>
+              <w:top w:w="0" w:type="dxa"/>
+              <w:bottom w:w="0" w:type="dxa"/>
+              <w:left w:w="0" w:type="dxa"/>
+              <w:right w:w="0" w:type="dxa"/>
+            </w:tcMar>
+            <w:vAlign w:val="top"/>
+          </w:tcPr>
+          <w:p>
+            <w:pPr>
+              <w:pStyle w:val="Normal"/>
+              <w:jc w:val="center"/>
+              <w:pBdr>
+                <w:bottom w:val="none" w:sz="0" w:space="0" w:color="000000"/>
+                <w:top w:val="none" w:sz="0" w:space="0" w:color="000000"/>
+                <w:left w:val="none" w:sz="0" w:space="0" w:color="000000"/>
+                <w:right w:val="none" w:sz="0" w:space="0" w:color="000000"/>
+              </w:pBdr>
+              <w:spacing w:after="100" w:before="100" w:line="240"/>
+              <w:ind w:left="100" w:right="100" w:firstLine="0" w:firstLineChars="0"/>
+              <w:rPr>
+                <w:rFonts w:ascii="Helvetica" w:hAnsi="Helvetica" w:eastAsia="Helvetica" w:cs="Helvetica"/>
+                <w:i w:val="false"/>
+                <w:b w:val="false"/>
+                <w:u w:val="none"/>
+                <w:sz w:val="22"/>
+                <w:szCs w:val="22"/>
+                <w:color w:val="000000"/>
+              </w:rPr>
+            </w:pPr>
+            <w:r>
+              <w:rPr>
+                <w:rFonts w:ascii="Helvetica" w:hAnsi="Helvetica" w:eastAsia="Helvetica" w:cs="Helvetica"/>
+                <w:i w:val="false"/>
+                <w:b w:val="false"/>
+                <w:u w:val="none"/>
+                <w:sz w:val="22"/>
+                <w:szCs w:val="22"/>
+                <w:color w:val="000000"/>
+              </w:rPr>
+              <w:t xml:space="preserve">0.04, 7.93</w:t>
+            </w:r>
+          </w:p>
+        </w:tc>
+        <w:tc>
+          <w:tcPr>
+            <w:tcBorders>
+              <w:bottom w:val="none" w:sz="0" w:space="0" w:color="000000"/>
+              <w:top w:val="none" w:sz="0" w:space="0" w:color="000000"/>
+              <w:left w:val="none" w:sz="0" w:space="0" w:color="000000"/>
+              <w:right w:val="none" w:sz="0" w:space="0" w:color="000000"/>
+            </w:tcBorders>
+            <w:shd w:val="clear" w:color="auto" w:fill="FFFFFF"/>
+            <w:tcMar>
+              <w:top w:w="0" w:type="dxa"/>
+              <w:bottom w:w="0" w:type="dxa"/>
+              <w:left w:w="0" w:type="dxa"/>
+              <w:right w:w="0" w:type="dxa"/>
+            </w:tcMar>
+            <w:vAlign w:val="top"/>
+          </w:tcPr>
+          <w:p>
+            <w:pPr>
+              <w:pStyle w:val="Normal"/>
+              <w:jc w:val="center"/>
+              <w:pBdr>
+                <w:bottom w:val="none" w:sz="0" w:space="0" w:color="000000"/>
+                <w:top w:val="none" w:sz="0" w:space="0" w:color="000000"/>
+                <w:left w:val="none" w:sz="0" w:space="0" w:color="000000"/>
+                <w:right w:val="none" w:sz="0" w:space="0" w:color="000000"/>
+              </w:pBdr>
+              <w:spacing w:after="100" w:before="100" w:line="240"/>
+              <w:ind w:left="100" w:right="100" w:firstLine="0" w:firstLineChars="0"/>
+              <w:rPr>
+                <w:rFonts w:ascii="Helvetica" w:hAnsi="Helvetica" w:eastAsia="Helvetica" w:cs="Helvetica"/>
+                <w:i w:val="false"/>
+                <w:b w:val="false"/>
+                <w:u w:val="none"/>
+                <w:sz w:val="22"/>
+                <w:szCs w:val="22"/>
+                <w:color w:val="000000"/>
+              </w:rPr>
+            </w:pPr>
+            <w:r>
+              <w:rPr>
+                <w:rFonts w:ascii="Helvetica" w:hAnsi="Helvetica" w:eastAsia="Helvetica" w:cs="Helvetica"/>
+                <w:i w:val="false"/>
+                <w:b w:val="false"/>
+                <w:u w:val="none"/>
+                <w:sz w:val="22"/>
+                <w:szCs w:val="22"/>
+                <w:color w:val="000000"/>
+              </w:rPr>
+              <w:t xml:space="preserve">0.690</w:t>
             </w:r>
           </w:p>
         </w:tc>
@@ -11246,60 +11246,60 @@
                 <w:szCs w:val="22"/>
                 <w:color w:val="000000"/>
               </w:rPr>
-              <w:t xml:space="preserve">1.70</w:t>
-            </w:r>
-          </w:p>
-        </w:tc>
-        <w:tc>
-          <w:tcPr>
-            <w:tcBorders>
-              <w:bottom w:val="none" w:sz="0" w:space="0" w:color="000000"/>
-              <w:top w:val="none" w:sz="0" w:space="0" w:color="000000"/>
-              <w:left w:val="none" w:sz="0" w:space="0" w:color="000000"/>
-              <w:right w:val="none" w:sz="0" w:space="0" w:color="000000"/>
-            </w:tcBorders>
-            <w:shd w:val="clear" w:color="auto" w:fill="FFFFFF"/>
-            <w:tcMar>
-              <w:top w:w="0" w:type="dxa"/>
-              <w:bottom w:w="0" w:type="dxa"/>
-              <w:left w:w="0" w:type="dxa"/>
-              <w:right w:w="0" w:type="dxa"/>
-            </w:tcMar>
-            <w:vAlign w:val="top"/>
-          </w:tcPr>
-          <w:p>
-            <w:pPr>
-              <w:pStyle w:val="Normal"/>
-              <w:jc w:val="center"/>
-              <w:pBdr>
-                <w:bottom w:val="none" w:sz="0" w:space="0" w:color="000000"/>
-                <w:top w:val="none" w:sz="0" w:space="0" w:color="000000"/>
-                <w:left w:val="none" w:sz="0" w:space="0" w:color="000000"/>
-                <w:right w:val="none" w:sz="0" w:space="0" w:color="000000"/>
-              </w:pBdr>
-              <w:spacing w:after="100" w:before="100" w:line="240"/>
-              <w:ind w:left="100" w:right="100" w:firstLine="0" w:firstLineChars="0"/>
-              <w:rPr>
-                <w:rFonts w:ascii="Helvetica" w:hAnsi="Helvetica" w:eastAsia="Helvetica" w:cs="Helvetica"/>
-                <w:i w:val="false"/>
-                <w:b w:val="false"/>
-                <w:u w:val="none"/>
-                <w:sz w:val="22"/>
-                <w:szCs w:val="22"/>
-                <w:color w:val="000000"/>
-              </w:rPr>
-            </w:pPr>
-            <w:r>
-              <w:rPr>
-                <w:rFonts w:ascii="Helvetica" w:hAnsi="Helvetica" w:eastAsia="Helvetica" w:cs="Helvetica"/>
-                <w:i w:val="false"/>
-                <w:b w:val="false"/>
-                <w:u w:val="none"/>
-                <w:sz w:val="22"/>
-                <w:szCs w:val="22"/>
-                <w:color w:val="000000"/>
-              </w:rPr>
-              <w:t xml:space="preserve">0.53, 5.47</w:t>
+              <w:t xml:space="preserve">1.67</w:t>
+            </w:r>
+          </w:p>
+        </w:tc>
+        <w:tc>
+          <w:tcPr>
+            <w:tcBorders>
+              <w:bottom w:val="none" w:sz="0" w:space="0" w:color="000000"/>
+              <w:top w:val="none" w:sz="0" w:space="0" w:color="000000"/>
+              <w:left w:val="none" w:sz="0" w:space="0" w:color="000000"/>
+              <w:right w:val="none" w:sz="0" w:space="0" w:color="000000"/>
+            </w:tcBorders>
+            <w:shd w:val="clear" w:color="auto" w:fill="FFFFFF"/>
+            <w:tcMar>
+              <w:top w:w="0" w:type="dxa"/>
+              <w:bottom w:w="0" w:type="dxa"/>
+              <w:left w:w="0" w:type="dxa"/>
+              <w:right w:w="0" w:type="dxa"/>
+            </w:tcMar>
+            <w:vAlign w:val="top"/>
+          </w:tcPr>
+          <w:p>
+            <w:pPr>
+              <w:pStyle w:val="Normal"/>
+              <w:jc w:val="center"/>
+              <w:pBdr>
+                <w:bottom w:val="none" w:sz="0" w:space="0" w:color="000000"/>
+                <w:top w:val="none" w:sz="0" w:space="0" w:color="000000"/>
+                <w:left w:val="none" w:sz="0" w:space="0" w:color="000000"/>
+                <w:right w:val="none" w:sz="0" w:space="0" w:color="000000"/>
+              </w:pBdr>
+              <w:spacing w:after="100" w:before="100" w:line="240"/>
+              <w:ind w:left="100" w:right="100" w:firstLine="0" w:firstLineChars="0"/>
+              <w:rPr>
+                <w:rFonts w:ascii="Helvetica" w:hAnsi="Helvetica" w:eastAsia="Helvetica" w:cs="Helvetica"/>
+                <w:i w:val="false"/>
+                <w:b w:val="false"/>
+                <w:u w:val="none"/>
+                <w:sz w:val="22"/>
+                <w:szCs w:val="22"/>
+                <w:color w:val="000000"/>
+              </w:rPr>
+            </w:pPr>
+            <w:r>
+              <w:rPr>
+                <w:rFonts w:ascii="Helvetica" w:hAnsi="Helvetica" w:eastAsia="Helvetica" w:cs="Helvetica"/>
+                <w:i w:val="false"/>
+                <w:b w:val="false"/>
+                <w:u w:val="none"/>
+                <w:sz w:val="22"/>
+                <w:szCs w:val="22"/>
+                <w:color w:val="000000"/>
+              </w:rPr>
+              <w:t xml:space="preserve">0.52, 5.33</w:t>
             </w:r>
           </w:p>
         </w:tc>
@@ -12695,113 +12695,113 @@
                 <w:szCs w:val="22"/>
                 <w:color w:val="000000"/>
               </w:rPr>
-              <w:t xml:space="preserve">4.28</w:t>
-            </w:r>
-          </w:p>
-        </w:tc>
-        <w:tc>
-          <w:tcPr>
-            <w:tcBorders>
-              <w:bottom w:val="none" w:sz="0" w:space="0" w:color="000000"/>
-              <w:top w:val="none" w:sz="0" w:space="0" w:color="000000"/>
-              <w:left w:val="none" w:sz="0" w:space="0" w:color="000000"/>
-              <w:right w:val="none" w:sz="0" w:space="0" w:color="000000"/>
-            </w:tcBorders>
-            <w:shd w:val="clear" w:color="auto" w:fill="FFFFFF"/>
-            <w:tcMar>
-              <w:top w:w="0" w:type="dxa"/>
-              <w:bottom w:w="0" w:type="dxa"/>
-              <w:left w:w="0" w:type="dxa"/>
-              <w:right w:w="0" w:type="dxa"/>
-            </w:tcMar>
-            <w:vAlign w:val="top"/>
-          </w:tcPr>
-          <w:p>
-            <w:pPr>
-              <w:pStyle w:val="Normal"/>
-              <w:jc w:val="center"/>
-              <w:pBdr>
-                <w:bottom w:val="none" w:sz="0" w:space="0" w:color="000000"/>
-                <w:top w:val="none" w:sz="0" w:space="0" w:color="000000"/>
-                <w:left w:val="none" w:sz="0" w:space="0" w:color="000000"/>
-                <w:right w:val="none" w:sz="0" w:space="0" w:color="000000"/>
-              </w:pBdr>
-              <w:spacing w:after="100" w:before="100" w:line="240"/>
-              <w:ind w:left="100" w:right="100" w:firstLine="0" w:firstLineChars="0"/>
-              <w:rPr>
-                <w:rFonts w:ascii="Helvetica" w:hAnsi="Helvetica" w:eastAsia="Helvetica" w:cs="Helvetica"/>
-                <w:i w:val="false"/>
-                <w:b w:val="false"/>
-                <w:u w:val="none"/>
-                <w:sz w:val="22"/>
-                <w:szCs w:val="22"/>
-                <w:color w:val="000000"/>
-              </w:rPr>
-            </w:pPr>
-            <w:r>
-              <w:rPr>
-                <w:rFonts w:ascii="Helvetica" w:hAnsi="Helvetica" w:eastAsia="Helvetica" w:cs="Helvetica"/>
-                <w:i w:val="false"/>
-                <w:b w:val="false"/>
-                <w:u w:val="none"/>
-                <w:sz w:val="22"/>
-                <w:szCs w:val="22"/>
-                <w:color w:val="000000"/>
-              </w:rPr>
-              <w:t xml:space="preserve">1.13, 16.2</w:t>
-            </w:r>
-          </w:p>
-        </w:tc>
-        <w:tc>
-          <w:tcPr>
-            <w:tcBorders>
-              <w:bottom w:val="none" w:sz="0" w:space="0" w:color="000000"/>
-              <w:top w:val="none" w:sz="0" w:space="0" w:color="000000"/>
-              <w:left w:val="none" w:sz="0" w:space="0" w:color="000000"/>
-              <w:right w:val="none" w:sz="0" w:space="0" w:color="000000"/>
-            </w:tcBorders>
-            <w:shd w:val="clear" w:color="auto" w:fill="FFFFFF"/>
-            <w:tcMar>
-              <w:top w:w="0" w:type="dxa"/>
-              <w:bottom w:w="0" w:type="dxa"/>
-              <w:left w:w="0" w:type="dxa"/>
-              <w:right w:w="0" w:type="dxa"/>
-            </w:tcMar>
-            <w:vAlign w:val="top"/>
-          </w:tcPr>
-          <w:p>
-            <w:pPr>
-              <w:pStyle w:val="Normal"/>
-              <w:jc w:val="center"/>
-              <w:pBdr>
-                <w:bottom w:val="none" w:sz="0" w:space="0" w:color="000000"/>
-                <w:top w:val="none" w:sz="0" w:space="0" w:color="000000"/>
-                <w:left w:val="none" w:sz="0" w:space="0" w:color="000000"/>
-                <w:right w:val="none" w:sz="0" w:space="0" w:color="000000"/>
-              </w:pBdr>
-              <w:spacing w:after="100" w:before="100" w:line="240"/>
-              <w:ind w:left="100" w:right="100" w:firstLine="0" w:firstLineChars="0"/>
-              <w:rPr>
-                <w:rFonts w:ascii="Helvetica" w:hAnsi="Helvetica" w:eastAsia="Helvetica" w:cs="Helvetica"/>
-                <w:i w:val="false"/>
-                <w:b w:val="false"/>
-                <w:u w:val="none"/>
-                <w:sz w:val="22"/>
-                <w:szCs w:val="22"/>
-                <w:color w:val="000000"/>
-              </w:rPr>
-            </w:pPr>
-            <w:r>
-              <w:rPr>
-                <w:rFonts w:ascii="Helvetica" w:hAnsi="Helvetica" w:eastAsia="Helvetica" w:cs="Helvetica"/>
-                <w:i w:val="false"/>
-                <w:b w:val="false"/>
-                <w:u w:val="none"/>
-                <w:sz w:val="22"/>
-                <w:szCs w:val="22"/>
-                <w:color w:val="000000"/>
-              </w:rPr>
-              <w:t xml:space="preserve">0.032</w:t>
+              <w:t xml:space="preserve">3.69</w:t>
+            </w:r>
+          </w:p>
+        </w:tc>
+        <w:tc>
+          <w:tcPr>
+            <w:tcBorders>
+              <w:bottom w:val="none" w:sz="0" w:space="0" w:color="000000"/>
+              <w:top w:val="none" w:sz="0" w:space="0" w:color="000000"/>
+              <w:left w:val="none" w:sz="0" w:space="0" w:color="000000"/>
+              <w:right w:val="none" w:sz="0" w:space="0" w:color="000000"/>
+            </w:tcBorders>
+            <w:shd w:val="clear" w:color="auto" w:fill="FFFFFF"/>
+            <w:tcMar>
+              <w:top w:w="0" w:type="dxa"/>
+              <w:bottom w:w="0" w:type="dxa"/>
+              <w:left w:w="0" w:type="dxa"/>
+              <w:right w:w="0" w:type="dxa"/>
+            </w:tcMar>
+            <w:vAlign w:val="top"/>
+          </w:tcPr>
+          <w:p>
+            <w:pPr>
+              <w:pStyle w:val="Normal"/>
+              <w:jc w:val="center"/>
+              <w:pBdr>
+                <w:bottom w:val="none" w:sz="0" w:space="0" w:color="000000"/>
+                <w:top w:val="none" w:sz="0" w:space="0" w:color="000000"/>
+                <w:left w:val="none" w:sz="0" w:space="0" w:color="000000"/>
+                <w:right w:val="none" w:sz="0" w:space="0" w:color="000000"/>
+              </w:pBdr>
+              <w:spacing w:after="100" w:before="100" w:line="240"/>
+              <w:ind w:left="100" w:right="100" w:firstLine="0" w:firstLineChars="0"/>
+              <w:rPr>
+                <w:rFonts w:ascii="Helvetica" w:hAnsi="Helvetica" w:eastAsia="Helvetica" w:cs="Helvetica"/>
+                <w:i w:val="false"/>
+                <w:b w:val="false"/>
+                <w:u w:val="none"/>
+                <w:sz w:val="22"/>
+                <w:szCs w:val="22"/>
+                <w:color w:val="000000"/>
+              </w:rPr>
+            </w:pPr>
+            <w:r>
+              <w:rPr>
+                <w:rFonts w:ascii="Helvetica" w:hAnsi="Helvetica" w:eastAsia="Helvetica" w:cs="Helvetica"/>
+                <w:i w:val="false"/>
+                <w:b w:val="false"/>
+                <w:u w:val="none"/>
+                <w:sz w:val="22"/>
+                <w:szCs w:val="22"/>
+                <w:color w:val="000000"/>
+              </w:rPr>
+              <w:t xml:space="preserve">0.98, 13.9</w:t>
+            </w:r>
+          </w:p>
+        </w:tc>
+        <w:tc>
+          <w:tcPr>
+            <w:tcBorders>
+              <w:bottom w:val="none" w:sz="0" w:space="0" w:color="000000"/>
+              <w:top w:val="none" w:sz="0" w:space="0" w:color="000000"/>
+              <w:left w:val="none" w:sz="0" w:space="0" w:color="000000"/>
+              <w:right w:val="none" w:sz="0" w:space="0" w:color="000000"/>
+            </w:tcBorders>
+            <w:shd w:val="clear" w:color="auto" w:fill="FFFFFF"/>
+            <w:tcMar>
+              <w:top w:w="0" w:type="dxa"/>
+              <w:bottom w:w="0" w:type="dxa"/>
+              <w:left w:w="0" w:type="dxa"/>
+              <w:right w:w="0" w:type="dxa"/>
+            </w:tcMar>
+            <w:vAlign w:val="top"/>
+          </w:tcPr>
+          <w:p>
+            <w:pPr>
+              <w:pStyle w:val="Normal"/>
+              <w:jc w:val="center"/>
+              <w:pBdr>
+                <w:bottom w:val="none" w:sz="0" w:space="0" w:color="000000"/>
+                <w:top w:val="none" w:sz="0" w:space="0" w:color="000000"/>
+                <w:left w:val="none" w:sz="0" w:space="0" w:color="000000"/>
+                <w:right w:val="none" w:sz="0" w:space="0" w:color="000000"/>
+              </w:pBdr>
+              <w:spacing w:after="100" w:before="100" w:line="240"/>
+              <w:ind w:left="100" w:right="100" w:firstLine="0" w:firstLineChars="0"/>
+              <w:rPr>
+                <w:rFonts w:ascii="Helvetica" w:hAnsi="Helvetica" w:eastAsia="Helvetica" w:cs="Helvetica"/>
+                <w:i w:val="false"/>
+                <w:b w:val="false"/>
+                <w:u w:val="none"/>
+                <w:sz w:val="22"/>
+                <w:szCs w:val="22"/>
+                <w:color w:val="000000"/>
+              </w:rPr>
+            </w:pPr>
+            <w:r>
+              <w:rPr>
+                <w:rFonts w:ascii="Helvetica" w:hAnsi="Helvetica" w:eastAsia="Helvetica" w:cs="Helvetica"/>
+                <w:i w:val="false"/>
+                <w:b w:val="false"/>
+                <w:u w:val="none"/>
+                <w:sz w:val="22"/>
+                <w:szCs w:val="22"/>
+                <w:color w:val="000000"/>
+              </w:rPr>
+              <w:t xml:space="preserve">0.054</w:t>
             </w:r>
           </w:p>
         </w:tc>
@@ -13178,113 +13178,113 @@
                 <w:szCs w:val="22"/>
                 <w:color w:val="000000"/>
               </w:rPr>
-              <w:t xml:space="preserve">0.80</w:t>
-            </w:r>
-          </w:p>
-        </w:tc>
-        <w:tc>
-          <w:tcPr>
-            <w:tcBorders>
-              <w:bottom w:val="none" w:sz="0" w:space="0" w:color="000000"/>
-              <w:top w:val="none" w:sz="0" w:space="0" w:color="000000"/>
-              <w:left w:val="none" w:sz="0" w:space="0" w:color="000000"/>
-              <w:right w:val="none" w:sz="0" w:space="0" w:color="000000"/>
-            </w:tcBorders>
-            <w:shd w:val="clear" w:color="auto" w:fill="FFFFFF"/>
-            <w:tcMar>
-              <w:top w:w="0" w:type="dxa"/>
-              <w:bottom w:w="0" w:type="dxa"/>
-              <w:left w:w="0" w:type="dxa"/>
-              <w:right w:w="0" w:type="dxa"/>
-            </w:tcMar>
-            <w:vAlign w:val="top"/>
-          </w:tcPr>
-          <w:p>
-            <w:pPr>
-              <w:pStyle w:val="Normal"/>
-              <w:jc w:val="center"/>
-              <w:pBdr>
-                <w:bottom w:val="none" w:sz="0" w:space="0" w:color="000000"/>
-                <w:top w:val="none" w:sz="0" w:space="0" w:color="000000"/>
-                <w:left w:val="none" w:sz="0" w:space="0" w:color="000000"/>
-                <w:right w:val="none" w:sz="0" w:space="0" w:color="000000"/>
-              </w:pBdr>
-              <w:spacing w:after="100" w:before="100" w:line="240"/>
-              <w:ind w:left="100" w:right="100" w:firstLine="0" w:firstLineChars="0"/>
-              <w:rPr>
-                <w:rFonts w:ascii="Helvetica" w:hAnsi="Helvetica" w:eastAsia="Helvetica" w:cs="Helvetica"/>
-                <w:i w:val="false"/>
-                <w:b w:val="false"/>
-                <w:u w:val="none"/>
-                <w:sz w:val="22"/>
-                <w:szCs w:val="22"/>
-                <w:color w:val="000000"/>
-              </w:rPr>
-            </w:pPr>
-            <w:r>
-              <w:rPr>
-                <w:rFonts w:ascii="Helvetica" w:hAnsi="Helvetica" w:eastAsia="Helvetica" w:cs="Helvetica"/>
-                <w:i w:val="false"/>
-                <w:b w:val="false"/>
-                <w:u w:val="none"/>
-                <w:sz w:val="22"/>
-                <w:szCs w:val="22"/>
-                <w:color w:val="000000"/>
-              </w:rPr>
-              <w:t xml:space="preserve">0.19, 3.31</w:t>
-            </w:r>
-          </w:p>
-        </w:tc>
-        <w:tc>
-          <w:tcPr>
-            <w:tcBorders>
-              <w:bottom w:val="none" w:sz="0" w:space="0" w:color="000000"/>
-              <w:top w:val="none" w:sz="0" w:space="0" w:color="000000"/>
-              <w:left w:val="none" w:sz="0" w:space="0" w:color="000000"/>
-              <w:right w:val="none" w:sz="0" w:space="0" w:color="000000"/>
-            </w:tcBorders>
-            <w:shd w:val="clear" w:color="auto" w:fill="FFFFFF"/>
-            <w:tcMar>
-              <w:top w:w="0" w:type="dxa"/>
-              <w:bottom w:w="0" w:type="dxa"/>
-              <w:left w:w="0" w:type="dxa"/>
-              <w:right w:w="0" w:type="dxa"/>
-            </w:tcMar>
-            <w:vAlign w:val="top"/>
-          </w:tcPr>
-          <w:p>
-            <w:pPr>
-              <w:pStyle w:val="Normal"/>
-              <w:jc w:val="center"/>
-              <w:pBdr>
-                <w:bottom w:val="none" w:sz="0" w:space="0" w:color="000000"/>
-                <w:top w:val="none" w:sz="0" w:space="0" w:color="000000"/>
-                <w:left w:val="none" w:sz="0" w:space="0" w:color="000000"/>
-                <w:right w:val="none" w:sz="0" w:space="0" w:color="000000"/>
-              </w:pBdr>
-              <w:spacing w:after="100" w:before="100" w:line="240"/>
-              <w:ind w:left="100" w:right="100" w:firstLine="0" w:firstLineChars="0"/>
-              <w:rPr>
-                <w:rFonts w:ascii="Helvetica" w:hAnsi="Helvetica" w:eastAsia="Helvetica" w:cs="Helvetica"/>
-                <w:i w:val="false"/>
-                <w:b w:val="false"/>
-                <w:u w:val="none"/>
-                <w:sz w:val="22"/>
-                <w:szCs w:val="22"/>
-                <w:color w:val="000000"/>
-              </w:rPr>
-            </w:pPr>
-            <w:r>
-              <w:rPr>
-                <w:rFonts w:ascii="Helvetica" w:hAnsi="Helvetica" w:eastAsia="Helvetica" w:cs="Helvetica"/>
-                <w:i w:val="false"/>
-                <w:b w:val="false"/>
-                <w:u w:val="none"/>
-                <w:sz w:val="22"/>
-                <w:szCs w:val="22"/>
-                <w:color w:val="000000"/>
-              </w:rPr>
-              <w:t xml:space="preserve">0.760</w:t>
+              <w:t xml:space="preserve">0.74</w:t>
+            </w:r>
+          </w:p>
+        </w:tc>
+        <w:tc>
+          <w:tcPr>
+            <w:tcBorders>
+              <w:bottom w:val="none" w:sz="0" w:space="0" w:color="000000"/>
+              <w:top w:val="none" w:sz="0" w:space="0" w:color="000000"/>
+              <w:left w:val="none" w:sz="0" w:space="0" w:color="000000"/>
+              <w:right w:val="none" w:sz="0" w:space="0" w:color="000000"/>
+            </w:tcBorders>
+            <w:shd w:val="clear" w:color="auto" w:fill="FFFFFF"/>
+            <w:tcMar>
+              <w:top w:w="0" w:type="dxa"/>
+              <w:bottom w:w="0" w:type="dxa"/>
+              <w:left w:w="0" w:type="dxa"/>
+              <w:right w:w="0" w:type="dxa"/>
+            </w:tcMar>
+            <w:vAlign w:val="top"/>
+          </w:tcPr>
+          <w:p>
+            <w:pPr>
+              <w:pStyle w:val="Normal"/>
+              <w:jc w:val="center"/>
+              <w:pBdr>
+                <w:bottom w:val="none" w:sz="0" w:space="0" w:color="000000"/>
+                <w:top w:val="none" w:sz="0" w:space="0" w:color="000000"/>
+                <w:left w:val="none" w:sz="0" w:space="0" w:color="000000"/>
+                <w:right w:val="none" w:sz="0" w:space="0" w:color="000000"/>
+              </w:pBdr>
+              <w:spacing w:after="100" w:before="100" w:line="240"/>
+              <w:ind w:left="100" w:right="100" w:firstLine="0" w:firstLineChars="0"/>
+              <w:rPr>
+                <w:rFonts w:ascii="Helvetica" w:hAnsi="Helvetica" w:eastAsia="Helvetica" w:cs="Helvetica"/>
+                <w:i w:val="false"/>
+                <w:b w:val="false"/>
+                <w:u w:val="none"/>
+                <w:sz w:val="22"/>
+                <w:szCs w:val="22"/>
+                <w:color w:val="000000"/>
+              </w:rPr>
+            </w:pPr>
+            <w:r>
+              <w:rPr>
+                <w:rFonts w:ascii="Helvetica" w:hAnsi="Helvetica" w:eastAsia="Helvetica" w:cs="Helvetica"/>
+                <w:i w:val="false"/>
+                <w:b w:val="false"/>
+                <w:u w:val="none"/>
+                <w:sz w:val="22"/>
+                <w:szCs w:val="22"/>
+                <w:color w:val="000000"/>
+              </w:rPr>
+              <w:t xml:space="preserve">0.18, 3.07</w:t>
+            </w:r>
+          </w:p>
+        </w:tc>
+        <w:tc>
+          <w:tcPr>
+            <w:tcBorders>
+              <w:bottom w:val="none" w:sz="0" w:space="0" w:color="000000"/>
+              <w:top w:val="none" w:sz="0" w:space="0" w:color="000000"/>
+              <w:left w:val="none" w:sz="0" w:space="0" w:color="000000"/>
+              <w:right w:val="none" w:sz="0" w:space="0" w:color="000000"/>
+            </w:tcBorders>
+            <w:shd w:val="clear" w:color="auto" w:fill="FFFFFF"/>
+            <w:tcMar>
+              <w:top w:w="0" w:type="dxa"/>
+              <w:bottom w:w="0" w:type="dxa"/>
+              <w:left w:w="0" w:type="dxa"/>
+              <w:right w:w="0" w:type="dxa"/>
+            </w:tcMar>
+            <w:vAlign w:val="top"/>
+          </w:tcPr>
+          <w:p>
+            <w:pPr>
+              <w:pStyle w:val="Normal"/>
+              <w:jc w:val="center"/>
+              <w:pBdr>
+                <w:bottom w:val="none" w:sz="0" w:space="0" w:color="000000"/>
+                <w:top w:val="none" w:sz="0" w:space="0" w:color="000000"/>
+                <w:left w:val="none" w:sz="0" w:space="0" w:color="000000"/>
+                <w:right w:val="none" w:sz="0" w:space="0" w:color="000000"/>
+              </w:pBdr>
+              <w:spacing w:after="100" w:before="100" w:line="240"/>
+              <w:ind w:left="100" w:right="100" w:firstLine="0" w:firstLineChars="0"/>
+              <w:rPr>
+                <w:rFonts w:ascii="Helvetica" w:hAnsi="Helvetica" w:eastAsia="Helvetica" w:cs="Helvetica"/>
+                <w:i w:val="false"/>
+                <w:b w:val="false"/>
+                <w:u w:val="none"/>
+                <w:sz w:val="22"/>
+                <w:szCs w:val="22"/>
+                <w:color w:val="000000"/>
+              </w:rPr>
+            </w:pPr>
+            <w:r>
+              <w:rPr>
+                <w:rFonts w:ascii="Helvetica" w:hAnsi="Helvetica" w:eastAsia="Helvetica" w:cs="Helvetica"/>
+                <w:i w:val="false"/>
+                <w:b w:val="false"/>
+                <w:u w:val="none"/>
+                <w:sz w:val="22"/>
+                <w:szCs w:val="22"/>
+                <w:color w:val="000000"/>
+              </w:rPr>
+              <w:t xml:space="preserve">0.680</w:t>
             </w:r>
           </w:p>
         </w:tc>
@@ -13661,113 +13661,113 @@
                 <w:szCs w:val="22"/>
                 <w:color w:val="000000"/>
               </w:rPr>
-              <w:t xml:space="preserve">2.33</w:t>
-            </w:r>
-          </w:p>
-        </w:tc>
-        <w:tc>
-          <w:tcPr>
-            <w:tcBorders>
-              <w:bottom w:val="none" w:sz="0" w:space="0" w:color="000000"/>
-              <w:top w:val="none" w:sz="0" w:space="0" w:color="000000"/>
-              <w:left w:val="none" w:sz="0" w:space="0" w:color="000000"/>
-              <w:right w:val="none" w:sz="0" w:space="0" w:color="000000"/>
-            </w:tcBorders>
-            <w:shd w:val="clear" w:color="auto" w:fill="FFFFFF"/>
-            <w:tcMar>
-              <w:top w:w="0" w:type="dxa"/>
-              <w:bottom w:w="0" w:type="dxa"/>
-              <w:left w:w="0" w:type="dxa"/>
-              <w:right w:w="0" w:type="dxa"/>
-            </w:tcMar>
-            <w:vAlign w:val="top"/>
-          </w:tcPr>
-          <w:p>
-            <w:pPr>
-              <w:pStyle w:val="Normal"/>
-              <w:jc w:val="center"/>
-              <w:pBdr>
-                <w:bottom w:val="none" w:sz="0" w:space="0" w:color="000000"/>
-                <w:top w:val="none" w:sz="0" w:space="0" w:color="000000"/>
-                <w:left w:val="none" w:sz="0" w:space="0" w:color="000000"/>
-                <w:right w:val="none" w:sz="0" w:space="0" w:color="000000"/>
-              </w:pBdr>
-              <w:spacing w:after="100" w:before="100" w:line="240"/>
-              <w:ind w:left="100" w:right="100" w:firstLine="0" w:firstLineChars="0"/>
-              <w:rPr>
-                <w:rFonts w:ascii="Helvetica" w:hAnsi="Helvetica" w:eastAsia="Helvetica" w:cs="Helvetica"/>
-                <w:i w:val="false"/>
-                <w:b w:val="false"/>
-                <w:u w:val="none"/>
-                <w:sz w:val="22"/>
-                <w:szCs w:val="22"/>
-                <w:color w:val="000000"/>
-              </w:rPr>
-            </w:pPr>
-            <w:r>
-              <w:rPr>
-                <w:rFonts w:ascii="Helvetica" w:hAnsi="Helvetica" w:eastAsia="Helvetica" w:cs="Helvetica"/>
-                <w:i w:val="false"/>
-                <w:b w:val="false"/>
-                <w:u w:val="none"/>
-                <w:sz w:val="22"/>
-                <w:szCs w:val="22"/>
-                <w:color w:val="000000"/>
-              </w:rPr>
-              <w:t xml:space="preserve">0.33, 16.7</w:t>
-            </w:r>
-          </w:p>
-        </w:tc>
-        <w:tc>
-          <w:tcPr>
-            <w:tcBorders>
-              <w:bottom w:val="none" w:sz="0" w:space="0" w:color="000000"/>
-              <w:top w:val="none" w:sz="0" w:space="0" w:color="000000"/>
-              <w:left w:val="none" w:sz="0" w:space="0" w:color="000000"/>
-              <w:right w:val="none" w:sz="0" w:space="0" w:color="000000"/>
-            </w:tcBorders>
-            <w:shd w:val="clear" w:color="auto" w:fill="FFFFFF"/>
-            <w:tcMar>
-              <w:top w:w="0" w:type="dxa"/>
-              <w:bottom w:w="0" w:type="dxa"/>
-              <w:left w:w="0" w:type="dxa"/>
-              <w:right w:w="0" w:type="dxa"/>
-            </w:tcMar>
-            <w:vAlign w:val="top"/>
-          </w:tcPr>
-          <w:p>
-            <w:pPr>
-              <w:pStyle w:val="Normal"/>
-              <w:jc w:val="center"/>
-              <w:pBdr>
-                <w:bottom w:val="none" w:sz="0" w:space="0" w:color="000000"/>
-                <w:top w:val="none" w:sz="0" w:space="0" w:color="000000"/>
-                <w:left w:val="none" w:sz="0" w:space="0" w:color="000000"/>
-                <w:right w:val="none" w:sz="0" w:space="0" w:color="000000"/>
-              </w:pBdr>
-              <w:spacing w:after="100" w:before="100" w:line="240"/>
-              <w:ind w:left="100" w:right="100" w:firstLine="0" w:firstLineChars="0"/>
-              <w:rPr>
-                <w:rFonts w:ascii="Helvetica" w:hAnsi="Helvetica" w:eastAsia="Helvetica" w:cs="Helvetica"/>
-                <w:i w:val="false"/>
-                <w:b w:val="false"/>
-                <w:u w:val="none"/>
-                <w:sz w:val="22"/>
-                <w:szCs w:val="22"/>
-                <w:color w:val="000000"/>
-              </w:rPr>
-            </w:pPr>
-            <w:r>
-              <w:rPr>
-                <w:rFonts w:ascii="Helvetica" w:hAnsi="Helvetica" w:eastAsia="Helvetica" w:cs="Helvetica"/>
-                <w:i w:val="false"/>
-                <w:b w:val="false"/>
-                <w:u w:val="none"/>
-                <w:sz w:val="22"/>
-                <w:szCs w:val="22"/>
-                <w:color w:val="000000"/>
-              </w:rPr>
-              <w:t xml:space="preserve">0.400</w:t>
+              <w:t xml:space="preserve">2.63</w:t>
+            </w:r>
+          </w:p>
+        </w:tc>
+        <w:tc>
+          <w:tcPr>
+            <w:tcBorders>
+              <w:bottom w:val="none" w:sz="0" w:space="0" w:color="000000"/>
+              <w:top w:val="none" w:sz="0" w:space="0" w:color="000000"/>
+              <w:left w:val="none" w:sz="0" w:space="0" w:color="000000"/>
+              <w:right w:val="none" w:sz="0" w:space="0" w:color="000000"/>
+            </w:tcBorders>
+            <w:shd w:val="clear" w:color="auto" w:fill="FFFFFF"/>
+            <w:tcMar>
+              <w:top w:w="0" w:type="dxa"/>
+              <w:bottom w:w="0" w:type="dxa"/>
+              <w:left w:w="0" w:type="dxa"/>
+              <w:right w:w="0" w:type="dxa"/>
+            </w:tcMar>
+            <w:vAlign w:val="top"/>
+          </w:tcPr>
+          <w:p>
+            <w:pPr>
+              <w:pStyle w:val="Normal"/>
+              <w:jc w:val="center"/>
+              <w:pBdr>
+                <w:bottom w:val="none" w:sz="0" w:space="0" w:color="000000"/>
+                <w:top w:val="none" w:sz="0" w:space="0" w:color="000000"/>
+                <w:left w:val="none" w:sz="0" w:space="0" w:color="000000"/>
+                <w:right w:val="none" w:sz="0" w:space="0" w:color="000000"/>
+              </w:pBdr>
+              <w:spacing w:after="100" w:before="100" w:line="240"/>
+              <w:ind w:left="100" w:right="100" w:firstLine="0" w:firstLineChars="0"/>
+              <w:rPr>
+                <w:rFonts w:ascii="Helvetica" w:hAnsi="Helvetica" w:eastAsia="Helvetica" w:cs="Helvetica"/>
+                <w:i w:val="false"/>
+                <w:b w:val="false"/>
+                <w:u w:val="none"/>
+                <w:sz w:val="22"/>
+                <w:szCs w:val="22"/>
+                <w:color w:val="000000"/>
+              </w:rPr>
+            </w:pPr>
+            <w:r>
+              <w:rPr>
+                <w:rFonts w:ascii="Helvetica" w:hAnsi="Helvetica" w:eastAsia="Helvetica" w:cs="Helvetica"/>
+                <w:i w:val="false"/>
+                <w:b w:val="false"/>
+                <w:u w:val="none"/>
+                <w:sz w:val="22"/>
+                <w:szCs w:val="22"/>
+                <w:color w:val="000000"/>
+              </w:rPr>
+              <w:t xml:space="preserve">0.38, 18.0</w:t>
+            </w:r>
+          </w:p>
+        </w:tc>
+        <w:tc>
+          <w:tcPr>
+            <w:tcBorders>
+              <w:bottom w:val="none" w:sz="0" w:space="0" w:color="000000"/>
+              <w:top w:val="none" w:sz="0" w:space="0" w:color="000000"/>
+              <w:left w:val="none" w:sz="0" w:space="0" w:color="000000"/>
+              <w:right w:val="none" w:sz="0" w:space="0" w:color="000000"/>
+            </w:tcBorders>
+            <w:shd w:val="clear" w:color="auto" w:fill="FFFFFF"/>
+            <w:tcMar>
+              <w:top w:w="0" w:type="dxa"/>
+              <w:bottom w:w="0" w:type="dxa"/>
+              <w:left w:w="0" w:type="dxa"/>
+              <w:right w:w="0" w:type="dxa"/>
+            </w:tcMar>
+            <w:vAlign w:val="top"/>
+          </w:tcPr>
+          <w:p>
+            <w:pPr>
+              <w:pStyle w:val="Normal"/>
+              <w:jc w:val="center"/>
+              <w:pBdr>
+                <w:bottom w:val="none" w:sz="0" w:space="0" w:color="000000"/>
+                <w:top w:val="none" w:sz="0" w:space="0" w:color="000000"/>
+                <w:left w:val="none" w:sz="0" w:space="0" w:color="000000"/>
+                <w:right w:val="none" w:sz="0" w:space="0" w:color="000000"/>
+              </w:pBdr>
+              <w:spacing w:after="100" w:before="100" w:line="240"/>
+              <w:ind w:left="100" w:right="100" w:firstLine="0" w:firstLineChars="0"/>
+              <w:rPr>
+                <w:rFonts w:ascii="Helvetica" w:hAnsi="Helvetica" w:eastAsia="Helvetica" w:cs="Helvetica"/>
+                <w:i w:val="false"/>
+                <w:b w:val="false"/>
+                <w:u w:val="none"/>
+                <w:sz w:val="22"/>
+                <w:szCs w:val="22"/>
+                <w:color w:val="000000"/>
+              </w:rPr>
+            </w:pPr>
+            <w:r>
+              <w:rPr>
+                <w:rFonts w:ascii="Helvetica" w:hAnsi="Helvetica" w:eastAsia="Helvetica" w:cs="Helvetica"/>
+                <w:i w:val="false"/>
+                <w:b w:val="false"/>
+                <w:u w:val="none"/>
+                <w:sz w:val="22"/>
+                <w:szCs w:val="22"/>
+                <w:color w:val="000000"/>
+              </w:rPr>
+              <w:t xml:space="preserve">0.330</w:t>
             </w:r>
           </w:p>
         </w:tc>
@@ -14144,113 +14144,113 @@
                 <w:szCs w:val="22"/>
                 <w:color w:val="000000"/>
               </w:rPr>
-              <w:t xml:space="preserve">2.14</w:t>
-            </w:r>
-          </w:p>
-        </w:tc>
-        <w:tc>
-          <w:tcPr>
-            <w:tcBorders>
-              <w:bottom w:val="none" w:sz="0" w:space="0" w:color="000000"/>
-              <w:top w:val="none" w:sz="0" w:space="0" w:color="000000"/>
-              <w:left w:val="none" w:sz="0" w:space="0" w:color="000000"/>
-              <w:right w:val="none" w:sz="0" w:space="0" w:color="000000"/>
-            </w:tcBorders>
-            <w:shd w:val="clear" w:color="auto" w:fill="FFFFFF"/>
-            <w:tcMar>
-              <w:top w:w="0" w:type="dxa"/>
-              <w:bottom w:w="0" w:type="dxa"/>
-              <w:left w:w="0" w:type="dxa"/>
-              <w:right w:w="0" w:type="dxa"/>
-            </w:tcMar>
-            <w:vAlign w:val="top"/>
-          </w:tcPr>
-          <w:p>
-            <w:pPr>
-              <w:pStyle w:val="Normal"/>
-              <w:jc w:val="center"/>
-              <w:pBdr>
-                <w:bottom w:val="none" w:sz="0" w:space="0" w:color="000000"/>
-                <w:top w:val="none" w:sz="0" w:space="0" w:color="000000"/>
-                <w:left w:val="none" w:sz="0" w:space="0" w:color="000000"/>
-                <w:right w:val="none" w:sz="0" w:space="0" w:color="000000"/>
-              </w:pBdr>
-              <w:spacing w:after="100" w:before="100" w:line="240"/>
-              <w:ind w:left="100" w:right="100" w:firstLine="0" w:firstLineChars="0"/>
-              <w:rPr>
-                <w:rFonts w:ascii="Helvetica" w:hAnsi="Helvetica" w:eastAsia="Helvetica" w:cs="Helvetica"/>
-                <w:i w:val="false"/>
-                <w:b w:val="false"/>
-                <w:u w:val="none"/>
-                <w:sz w:val="22"/>
-                <w:szCs w:val="22"/>
-                <w:color w:val="000000"/>
-              </w:rPr>
-            </w:pPr>
-            <w:r>
-              <w:rPr>
-                <w:rFonts w:ascii="Helvetica" w:hAnsi="Helvetica" w:eastAsia="Helvetica" w:cs="Helvetica"/>
-                <w:i w:val="false"/>
-                <w:b w:val="false"/>
-                <w:u w:val="none"/>
-                <w:sz w:val="22"/>
-                <w:szCs w:val="22"/>
-                <w:color w:val="000000"/>
-              </w:rPr>
-              <w:t xml:space="preserve">0.32, 14.5</w:t>
-            </w:r>
-          </w:p>
-        </w:tc>
-        <w:tc>
-          <w:tcPr>
-            <w:tcBorders>
-              <w:bottom w:val="none" w:sz="0" w:space="0" w:color="000000"/>
-              <w:top w:val="none" w:sz="0" w:space="0" w:color="000000"/>
-              <w:left w:val="none" w:sz="0" w:space="0" w:color="000000"/>
-              <w:right w:val="none" w:sz="0" w:space="0" w:color="000000"/>
-            </w:tcBorders>
-            <w:shd w:val="clear" w:color="auto" w:fill="FFFFFF"/>
-            <w:tcMar>
-              <w:top w:w="0" w:type="dxa"/>
-              <w:bottom w:w="0" w:type="dxa"/>
-              <w:left w:w="0" w:type="dxa"/>
-              <w:right w:w="0" w:type="dxa"/>
-            </w:tcMar>
-            <w:vAlign w:val="top"/>
-          </w:tcPr>
-          <w:p>
-            <w:pPr>
-              <w:pStyle w:val="Normal"/>
-              <w:jc w:val="center"/>
-              <w:pBdr>
-                <w:bottom w:val="none" w:sz="0" w:space="0" w:color="000000"/>
-                <w:top w:val="none" w:sz="0" w:space="0" w:color="000000"/>
-                <w:left w:val="none" w:sz="0" w:space="0" w:color="000000"/>
-                <w:right w:val="none" w:sz="0" w:space="0" w:color="000000"/>
-              </w:pBdr>
-              <w:spacing w:after="100" w:before="100" w:line="240"/>
-              <w:ind w:left="100" w:right="100" w:firstLine="0" w:firstLineChars="0"/>
-              <w:rPr>
-                <w:rFonts w:ascii="Helvetica" w:hAnsi="Helvetica" w:eastAsia="Helvetica" w:cs="Helvetica"/>
-                <w:i w:val="false"/>
-                <w:b w:val="false"/>
-                <w:u w:val="none"/>
-                <w:sz w:val="22"/>
-                <w:szCs w:val="22"/>
-                <w:color w:val="000000"/>
-              </w:rPr>
-            </w:pPr>
-            <w:r>
-              <w:rPr>
-                <w:rFonts w:ascii="Helvetica" w:hAnsi="Helvetica" w:eastAsia="Helvetica" w:cs="Helvetica"/>
-                <w:i w:val="false"/>
-                <w:b w:val="false"/>
-                <w:u w:val="none"/>
-                <w:sz w:val="22"/>
-                <w:szCs w:val="22"/>
-                <w:color w:val="000000"/>
-              </w:rPr>
-              <w:t xml:space="preserve">0.440</w:t>
+              <w:t xml:space="preserve">2.51</w:t>
+            </w:r>
+          </w:p>
+        </w:tc>
+        <w:tc>
+          <w:tcPr>
+            <w:tcBorders>
+              <w:bottom w:val="none" w:sz="0" w:space="0" w:color="000000"/>
+              <w:top w:val="none" w:sz="0" w:space="0" w:color="000000"/>
+              <w:left w:val="none" w:sz="0" w:space="0" w:color="000000"/>
+              <w:right w:val="none" w:sz="0" w:space="0" w:color="000000"/>
+            </w:tcBorders>
+            <w:shd w:val="clear" w:color="auto" w:fill="FFFFFF"/>
+            <w:tcMar>
+              <w:top w:w="0" w:type="dxa"/>
+              <w:bottom w:w="0" w:type="dxa"/>
+              <w:left w:w="0" w:type="dxa"/>
+              <w:right w:w="0" w:type="dxa"/>
+            </w:tcMar>
+            <w:vAlign w:val="top"/>
+          </w:tcPr>
+          <w:p>
+            <w:pPr>
+              <w:pStyle w:val="Normal"/>
+              <w:jc w:val="center"/>
+              <w:pBdr>
+                <w:bottom w:val="none" w:sz="0" w:space="0" w:color="000000"/>
+                <w:top w:val="none" w:sz="0" w:space="0" w:color="000000"/>
+                <w:left w:val="none" w:sz="0" w:space="0" w:color="000000"/>
+                <w:right w:val="none" w:sz="0" w:space="0" w:color="000000"/>
+              </w:pBdr>
+              <w:spacing w:after="100" w:before="100" w:line="240"/>
+              <w:ind w:left="100" w:right="100" w:firstLine="0" w:firstLineChars="0"/>
+              <w:rPr>
+                <w:rFonts w:ascii="Helvetica" w:hAnsi="Helvetica" w:eastAsia="Helvetica" w:cs="Helvetica"/>
+                <w:i w:val="false"/>
+                <w:b w:val="false"/>
+                <w:u w:val="none"/>
+                <w:sz w:val="22"/>
+                <w:szCs w:val="22"/>
+                <w:color w:val="000000"/>
+              </w:rPr>
+            </w:pPr>
+            <w:r>
+              <w:rPr>
+                <w:rFonts w:ascii="Helvetica" w:hAnsi="Helvetica" w:eastAsia="Helvetica" w:cs="Helvetica"/>
+                <w:i w:val="false"/>
+                <w:b w:val="false"/>
+                <w:u w:val="none"/>
+                <w:sz w:val="22"/>
+                <w:szCs w:val="22"/>
+                <w:color w:val="000000"/>
+              </w:rPr>
+              <w:t xml:space="preserve">0.44, 14.3</w:t>
+            </w:r>
+          </w:p>
+        </w:tc>
+        <w:tc>
+          <w:tcPr>
+            <w:tcBorders>
+              <w:bottom w:val="none" w:sz="0" w:space="0" w:color="000000"/>
+              <w:top w:val="none" w:sz="0" w:space="0" w:color="000000"/>
+              <w:left w:val="none" w:sz="0" w:space="0" w:color="000000"/>
+              <w:right w:val="none" w:sz="0" w:space="0" w:color="000000"/>
+            </w:tcBorders>
+            <w:shd w:val="clear" w:color="auto" w:fill="FFFFFF"/>
+            <w:tcMar>
+              <w:top w:w="0" w:type="dxa"/>
+              <w:bottom w:w="0" w:type="dxa"/>
+              <w:left w:w="0" w:type="dxa"/>
+              <w:right w:w="0" w:type="dxa"/>
+            </w:tcMar>
+            <w:vAlign w:val="top"/>
+          </w:tcPr>
+          <w:p>
+            <w:pPr>
+              <w:pStyle w:val="Normal"/>
+              <w:jc w:val="center"/>
+              <w:pBdr>
+                <w:bottom w:val="none" w:sz="0" w:space="0" w:color="000000"/>
+                <w:top w:val="none" w:sz="0" w:space="0" w:color="000000"/>
+                <w:left w:val="none" w:sz="0" w:space="0" w:color="000000"/>
+                <w:right w:val="none" w:sz="0" w:space="0" w:color="000000"/>
+              </w:pBdr>
+              <w:spacing w:after="100" w:before="100" w:line="240"/>
+              <w:ind w:left="100" w:right="100" w:firstLine="0" w:firstLineChars="0"/>
+              <w:rPr>
+                <w:rFonts w:ascii="Helvetica" w:hAnsi="Helvetica" w:eastAsia="Helvetica" w:cs="Helvetica"/>
+                <w:i w:val="false"/>
+                <w:b w:val="false"/>
+                <w:u w:val="none"/>
+                <w:sz w:val="22"/>
+                <w:szCs w:val="22"/>
+                <w:color w:val="000000"/>
+              </w:rPr>
+            </w:pPr>
+            <w:r>
+              <w:rPr>
+                <w:rFonts w:ascii="Helvetica" w:hAnsi="Helvetica" w:eastAsia="Helvetica" w:cs="Helvetica"/>
+                <w:i w:val="false"/>
+                <w:b w:val="false"/>
+                <w:u w:val="none"/>
+                <w:sz w:val="22"/>
+                <w:szCs w:val="22"/>
+                <w:color w:val="000000"/>
+              </w:rPr>
+              <w:t xml:space="preserve">0.300</w:t>
             </w:r>
           </w:p>
         </w:tc>
@@ -14627,113 +14627,113 @@
                 <w:szCs w:val="22"/>
                 <w:color w:val="000000"/>
               </w:rPr>
-              <w:t xml:space="preserve">0.54</w:t>
-            </w:r>
-          </w:p>
-        </w:tc>
-        <w:tc>
-          <w:tcPr>
-            <w:tcBorders>
-              <w:bottom w:val="none" w:sz="0" w:space="0" w:color="000000"/>
-              <w:top w:val="none" w:sz="0" w:space="0" w:color="000000"/>
-              <w:left w:val="none" w:sz="0" w:space="0" w:color="000000"/>
-              <w:right w:val="none" w:sz="0" w:space="0" w:color="000000"/>
-            </w:tcBorders>
-            <w:shd w:val="clear" w:color="auto" w:fill="FFFFFF"/>
-            <w:tcMar>
-              <w:top w:w="0" w:type="dxa"/>
-              <w:bottom w:w="0" w:type="dxa"/>
-              <w:left w:w="0" w:type="dxa"/>
-              <w:right w:w="0" w:type="dxa"/>
-            </w:tcMar>
-            <w:vAlign w:val="top"/>
-          </w:tcPr>
-          <w:p>
-            <w:pPr>
-              <w:pStyle w:val="Normal"/>
-              <w:jc w:val="center"/>
-              <w:pBdr>
-                <w:bottom w:val="none" w:sz="0" w:space="0" w:color="000000"/>
-                <w:top w:val="none" w:sz="0" w:space="0" w:color="000000"/>
-                <w:left w:val="none" w:sz="0" w:space="0" w:color="000000"/>
-                <w:right w:val="none" w:sz="0" w:space="0" w:color="000000"/>
-              </w:pBdr>
-              <w:spacing w:after="100" w:before="100" w:line="240"/>
-              <w:ind w:left="100" w:right="100" w:firstLine="0" w:firstLineChars="0"/>
-              <w:rPr>
-                <w:rFonts w:ascii="Helvetica" w:hAnsi="Helvetica" w:eastAsia="Helvetica" w:cs="Helvetica"/>
-                <w:i w:val="false"/>
-                <w:b w:val="false"/>
-                <w:u w:val="none"/>
-                <w:sz w:val="22"/>
-                <w:szCs w:val="22"/>
-                <w:color w:val="000000"/>
-              </w:rPr>
-            </w:pPr>
-            <w:r>
-              <w:rPr>
-                <w:rFonts w:ascii="Helvetica" w:hAnsi="Helvetica" w:eastAsia="Helvetica" w:cs="Helvetica"/>
-                <w:i w:val="false"/>
-                <w:b w:val="false"/>
-                <w:u w:val="none"/>
-                <w:sz w:val="22"/>
-                <w:szCs w:val="22"/>
-                <w:color w:val="000000"/>
-              </w:rPr>
-              <w:t xml:space="preserve">0.10, 2.98</w:t>
-            </w:r>
-          </w:p>
-        </w:tc>
-        <w:tc>
-          <w:tcPr>
-            <w:tcBorders>
-              <w:bottom w:val="none" w:sz="0" w:space="0" w:color="000000"/>
-              <w:top w:val="none" w:sz="0" w:space="0" w:color="000000"/>
-              <w:left w:val="none" w:sz="0" w:space="0" w:color="000000"/>
-              <w:right w:val="none" w:sz="0" w:space="0" w:color="000000"/>
-            </w:tcBorders>
-            <w:shd w:val="clear" w:color="auto" w:fill="FFFFFF"/>
-            <w:tcMar>
-              <w:top w:w="0" w:type="dxa"/>
-              <w:bottom w:w="0" w:type="dxa"/>
-              <w:left w:w="0" w:type="dxa"/>
-              <w:right w:w="0" w:type="dxa"/>
-            </w:tcMar>
-            <w:vAlign w:val="top"/>
-          </w:tcPr>
-          <w:p>
-            <w:pPr>
-              <w:pStyle w:val="Normal"/>
-              <w:jc w:val="center"/>
-              <w:pBdr>
-                <w:bottom w:val="none" w:sz="0" w:space="0" w:color="000000"/>
-                <w:top w:val="none" w:sz="0" w:space="0" w:color="000000"/>
-                <w:left w:val="none" w:sz="0" w:space="0" w:color="000000"/>
-                <w:right w:val="none" w:sz="0" w:space="0" w:color="000000"/>
-              </w:pBdr>
-              <w:spacing w:after="100" w:before="100" w:line="240"/>
-              <w:ind w:left="100" w:right="100" w:firstLine="0" w:firstLineChars="0"/>
-              <w:rPr>
-                <w:rFonts w:ascii="Helvetica" w:hAnsi="Helvetica" w:eastAsia="Helvetica" w:cs="Helvetica"/>
-                <w:i w:val="false"/>
-                <w:b w:val="false"/>
-                <w:u w:val="none"/>
-                <w:sz w:val="22"/>
-                <w:szCs w:val="22"/>
-                <w:color w:val="000000"/>
-              </w:rPr>
-            </w:pPr>
-            <w:r>
-              <w:rPr>
-                <w:rFonts w:ascii="Helvetica" w:hAnsi="Helvetica" w:eastAsia="Helvetica" w:cs="Helvetica"/>
-                <w:i w:val="false"/>
-                <w:b w:val="false"/>
-                <w:u w:val="none"/>
-                <w:sz w:val="22"/>
-                <w:szCs w:val="22"/>
-                <w:color w:val="000000"/>
-              </w:rPr>
-              <w:t xml:space="preserve">0.480</w:t>
+              <w:t xml:space="preserve">0.41</w:t>
+            </w:r>
+          </w:p>
+        </w:tc>
+        <w:tc>
+          <w:tcPr>
+            <w:tcBorders>
+              <w:bottom w:val="none" w:sz="0" w:space="0" w:color="000000"/>
+              <w:top w:val="none" w:sz="0" w:space="0" w:color="000000"/>
+              <w:left w:val="none" w:sz="0" w:space="0" w:color="000000"/>
+              <w:right w:val="none" w:sz="0" w:space="0" w:color="000000"/>
+            </w:tcBorders>
+            <w:shd w:val="clear" w:color="auto" w:fill="FFFFFF"/>
+            <w:tcMar>
+              <w:top w:w="0" w:type="dxa"/>
+              <w:bottom w:w="0" w:type="dxa"/>
+              <w:left w:w="0" w:type="dxa"/>
+              <w:right w:w="0" w:type="dxa"/>
+            </w:tcMar>
+            <w:vAlign w:val="top"/>
+          </w:tcPr>
+          <w:p>
+            <w:pPr>
+              <w:pStyle w:val="Normal"/>
+              <w:jc w:val="center"/>
+              <w:pBdr>
+                <w:bottom w:val="none" w:sz="0" w:space="0" w:color="000000"/>
+                <w:top w:val="none" w:sz="0" w:space="0" w:color="000000"/>
+                <w:left w:val="none" w:sz="0" w:space="0" w:color="000000"/>
+                <w:right w:val="none" w:sz="0" w:space="0" w:color="000000"/>
+              </w:pBdr>
+              <w:spacing w:after="100" w:before="100" w:line="240"/>
+              <w:ind w:left="100" w:right="100" w:firstLine="0" w:firstLineChars="0"/>
+              <w:rPr>
+                <w:rFonts w:ascii="Helvetica" w:hAnsi="Helvetica" w:eastAsia="Helvetica" w:cs="Helvetica"/>
+                <w:i w:val="false"/>
+                <w:b w:val="false"/>
+                <w:u w:val="none"/>
+                <w:sz w:val="22"/>
+                <w:szCs w:val="22"/>
+                <w:color w:val="000000"/>
+              </w:rPr>
+            </w:pPr>
+            <w:r>
+              <w:rPr>
+                <w:rFonts w:ascii="Helvetica" w:hAnsi="Helvetica" w:eastAsia="Helvetica" w:cs="Helvetica"/>
+                <w:i w:val="false"/>
+                <w:b w:val="false"/>
+                <w:u w:val="none"/>
+                <w:sz w:val="22"/>
+                <w:szCs w:val="22"/>
+                <w:color w:val="000000"/>
+              </w:rPr>
+              <w:t xml:space="preserve">0.07, 2.33</w:t>
+            </w:r>
+          </w:p>
+        </w:tc>
+        <w:tc>
+          <w:tcPr>
+            <w:tcBorders>
+              <w:bottom w:val="none" w:sz="0" w:space="0" w:color="000000"/>
+              <w:top w:val="none" w:sz="0" w:space="0" w:color="000000"/>
+              <w:left w:val="none" w:sz="0" w:space="0" w:color="000000"/>
+              <w:right w:val="none" w:sz="0" w:space="0" w:color="000000"/>
+            </w:tcBorders>
+            <w:shd w:val="clear" w:color="auto" w:fill="FFFFFF"/>
+            <w:tcMar>
+              <w:top w:w="0" w:type="dxa"/>
+              <w:bottom w:w="0" w:type="dxa"/>
+              <w:left w:w="0" w:type="dxa"/>
+              <w:right w:w="0" w:type="dxa"/>
+            </w:tcMar>
+            <w:vAlign w:val="top"/>
+          </w:tcPr>
+          <w:p>
+            <w:pPr>
+              <w:pStyle w:val="Normal"/>
+              <w:jc w:val="center"/>
+              <w:pBdr>
+                <w:bottom w:val="none" w:sz="0" w:space="0" w:color="000000"/>
+                <w:top w:val="none" w:sz="0" w:space="0" w:color="000000"/>
+                <w:left w:val="none" w:sz="0" w:space="0" w:color="000000"/>
+                <w:right w:val="none" w:sz="0" w:space="0" w:color="000000"/>
+              </w:pBdr>
+              <w:spacing w:after="100" w:before="100" w:line="240"/>
+              <w:ind w:left="100" w:right="100" w:firstLine="0" w:firstLineChars="0"/>
+              <w:rPr>
+                <w:rFonts w:ascii="Helvetica" w:hAnsi="Helvetica" w:eastAsia="Helvetica" w:cs="Helvetica"/>
+                <w:i w:val="false"/>
+                <w:b w:val="false"/>
+                <w:u w:val="none"/>
+                <w:sz w:val="22"/>
+                <w:szCs w:val="22"/>
+                <w:color w:val="000000"/>
+              </w:rPr>
+            </w:pPr>
+            <w:r>
+              <w:rPr>
+                <w:rFonts w:ascii="Helvetica" w:hAnsi="Helvetica" w:eastAsia="Helvetica" w:cs="Helvetica"/>
+                <w:i w:val="false"/>
+                <w:b w:val="false"/>
+                <w:u w:val="none"/>
+                <w:sz w:val="22"/>
+                <w:szCs w:val="22"/>
+                <w:color w:val="000000"/>
+              </w:rPr>
+              <w:t xml:space="preserve">0.310</w:t>
             </w:r>
           </w:p>
         </w:tc>
@@ -15110,113 +15110,113 @@
                 <w:szCs w:val="22"/>
                 <w:color w:val="000000"/>
               </w:rPr>
-              <w:t xml:space="preserve">1.00</w:t>
-            </w:r>
-          </w:p>
-        </w:tc>
-        <w:tc>
-          <w:tcPr>
-            <w:tcBorders>
-              <w:bottom w:val="none" w:sz="0" w:space="0" w:color="000000"/>
-              <w:top w:val="none" w:sz="0" w:space="0" w:color="000000"/>
-              <w:left w:val="none" w:sz="0" w:space="0" w:color="000000"/>
-              <w:right w:val="none" w:sz="0" w:space="0" w:color="000000"/>
-            </w:tcBorders>
-            <w:shd w:val="clear" w:color="auto" w:fill="FFFFFF"/>
-            <w:tcMar>
-              <w:top w:w="0" w:type="dxa"/>
-              <w:bottom w:w="0" w:type="dxa"/>
-              <w:left w:w="0" w:type="dxa"/>
-              <w:right w:w="0" w:type="dxa"/>
-            </w:tcMar>
-            <w:vAlign w:val="top"/>
-          </w:tcPr>
-          <w:p>
-            <w:pPr>
-              <w:pStyle w:val="Normal"/>
-              <w:jc w:val="center"/>
-              <w:pBdr>
-                <w:bottom w:val="none" w:sz="0" w:space="0" w:color="000000"/>
-                <w:top w:val="none" w:sz="0" w:space="0" w:color="000000"/>
-                <w:left w:val="none" w:sz="0" w:space="0" w:color="000000"/>
-                <w:right w:val="none" w:sz="0" w:space="0" w:color="000000"/>
-              </w:pBdr>
-              <w:spacing w:after="100" w:before="100" w:line="240"/>
-              <w:ind w:left="100" w:right="100" w:firstLine="0" w:firstLineChars="0"/>
-              <w:rPr>
-                <w:rFonts w:ascii="Helvetica" w:hAnsi="Helvetica" w:eastAsia="Helvetica" w:cs="Helvetica"/>
-                <w:i w:val="false"/>
-                <w:b w:val="false"/>
-                <w:u w:val="none"/>
-                <w:sz w:val="22"/>
-                <w:szCs w:val="22"/>
-                <w:color w:val="000000"/>
-              </w:rPr>
-            </w:pPr>
-            <w:r>
-              <w:rPr>
-                <w:rFonts w:ascii="Helvetica" w:hAnsi="Helvetica" w:eastAsia="Helvetica" w:cs="Helvetica"/>
-                <w:i w:val="false"/>
-                <w:b w:val="false"/>
-                <w:u w:val="none"/>
-                <w:sz w:val="22"/>
-                <w:szCs w:val="22"/>
-                <w:color w:val="000000"/>
-              </w:rPr>
-              <w:t xml:space="preserve">0.91, 1.09</w:t>
-            </w:r>
-          </w:p>
-        </w:tc>
-        <w:tc>
-          <w:tcPr>
-            <w:tcBorders>
-              <w:bottom w:val="none" w:sz="0" w:space="0" w:color="000000"/>
-              <w:top w:val="none" w:sz="0" w:space="0" w:color="000000"/>
-              <w:left w:val="none" w:sz="0" w:space="0" w:color="000000"/>
-              <w:right w:val="none" w:sz="0" w:space="0" w:color="000000"/>
-            </w:tcBorders>
-            <w:shd w:val="clear" w:color="auto" w:fill="FFFFFF"/>
-            <w:tcMar>
-              <w:top w:w="0" w:type="dxa"/>
-              <w:bottom w:w="0" w:type="dxa"/>
-              <w:left w:w="0" w:type="dxa"/>
-              <w:right w:w="0" w:type="dxa"/>
-            </w:tcMar>
-            <w:vAlign w:val="top"/>
-          </w:tcPr>
-          <w:p>
-            <w:pPr>
-              <w:pStyle w:val="Normal"/>
-              <w:jc w:val="center"/>
-              <w:pBdr>
-                <w:bottom w:val="none" w:sz="0" w:space="0" w:color="000000"/>
-                <w:top w:val="none" w:sz="0" w:space="0" w:color="000000"/>
-                <w:left w:val="none" w:sz="0" w:space="0" w:color="000000"/>
-                <w:right w:val="none" w:sz="0" w:space="0" w:color="000000"/>
-              </w:pBdr>
-              <w:spacing w:after="100" w:before="100" w:line="240"/>
-              <w:ind w:left="100" w:right="100" w:firstLine="0" w:firstLineChars="0"/>
-              <w:rPr>
-                <w:rFonts w:ascii="Helvetica" w:hAnsi="Helvetica" w:eastAsia="Helvetica" w:cs="Helvetica"/>
-                <w:i w:val="false"/>
-                <w:b w:val="false"/>
-                <w:u w:val="none"/>
-                <w:sz w:val="22"/>
-                <w:szCs w:val="22"/>
-                <w:color w:val="000000"/>
-              </w:rPr>
-            </w:pPr>
-            <w:r>
-              <w:rPr>
-                <w:rFonts w:ascii="Helvetica" w:hAnsi="Helvetica" w:eastAsia="Helvetica" w:cs="Helvetica"/>
-                <w:i w:val="false"/>
-                <w:b w:val="false"/>
-                <w:u w:val="none"/>
-                <w:sz w:val="22"/>
-                <w:szCs w:val="22"/>
-                <w:color w:val="000000"/>
-              </w:rPr>
-              <w:t xml:space="preserve">0.940</w:t>
+              <w:t xml:space="preserve">1.01</w:t>
+            </w:r>
+          </w:p>
+        </w:tc>
+        <w:tc>
+          <w:tcPr>
+            <w:tcBorders>
+              <w:bottom w:val="none" w:sz="0" w:space="0" w:color="000000"/>
+              <w:top w:val="none" w:sz="0" w:space="0" w:color="000000"/>
+              <w:left w:val="none" w:sz="0" w:space="0" w:color="000000"/>
+              <w:right w:val="none" w:sz="0" w:space="0" w:color="000000"/>
+            </w:tcBorders>
+            <w:shd w:val="clear" w:color="auto" w:fill="FFFFFF"/>
+            <w:tcMar>
+              <w:top w:w="0" w:type="dxa"/>
+              <w:bottom w:w="0" w:type="dxa"/>
+              <w:left w:w="0" w:type="dxa"/>
+              <w:right w:w="0" w:type="dxa"/>
+            </w:tcMar>
+            <w:vAlign w:val="top"/>
+          </w:tcPr>
+          <w:p>
+            <w:pPr>
+              <w:pStyle w:val="Normal"/>
+              <w:jc w:val="center"/>
+              <w:pBdr>
+                <w:bottom w:val="none" w:sz="0" w:space="0" w:color="000000"/>
+                <w:top w:val="none" w:sz="0" w:space="0" w:color="000000"/>
+                <w:left w:val="none" w:sz="0" w:space="0" w:color="000000"/>
+                <w:right w:val="none" w:sz="0" w:space="0" w:color="000000"/>
+              </w:pBdr>
+              <w:spacing w:after="100" w:before="100" w:line="240"/>
+              <w:ind w:left="100" w:right="100" w:firstLine="0" w:firstLineChars="0"/>
+              <w:rPr>
+                <w:rFonts w:ascii="Helvetica" w:hAnsi="Helvetica" w:eastAsia="Helvetica" w:cs="Helvetica"/>
+                <w:i w:val="false"/>
+                <w:b w:val="false"/>
+                <w:u w:val="none"/>
+                <w:sz w:val="22"/>
+                <w:szCs w:val="22"/>
+                <w:color w:val="000000"/>
+              </w:rPr>
+            </w:pPr>
+            <w:r>
+              <w:rPr>
+                <w:rFonts w:ascii="Helvetica" w:hAnsi="Helvetica" w:eastAsia="Helvetica" w:cs="Helvetica"/>
+                <w:i w:val="false"/>
+                <w:b w:val="false"/>
+                <w:u w:val="none"/>
+                <w:sz w:val="22"/>
+                <w:szCs w:val="22"/>
+                <w:color w:val="000000"/>
+              </w:rPr>
+              <w:t xml:space="preserve">0.93, 1.10</w:t>
+            </w:r>
+          </w:p>
+        </w:tc>
+        <w:tc>
+          <w:tcPr>
+            <w:tcBorders>
+              <w:bottom w:val="none" w:sz="0" w:space="0" w:color="000000"/>
+              <w:top w:val="none" w:sz="0" w:space="0" w:color="000000"/>
+              <w:left w:val="none" w:sz="0" w:space="0" w:color="000000"/>
+              <w:right w:val="none" w:sz="0" w:space="0" w:color="000000"/>
+            </w:tcBorders>
+            <w:shd w:val="clear" w:color="auto" w:fill="FFFFFF"/>
+            <w:tcMar>
+              <w:top w:w="0" w:type="dxa"/>
+              <w:bottom w:w="0" w:type="dxa"/>
+              <w:left w:w="0" w:type="dxa"/>
+              <w:right w:w="0" w:type="dxa"/>
+            </w:tcMar>
+            <w:vAlign w:val="top"/>
+          </w:tcPr>
+          <w:p>
+            <w:pPr>
+              <w:pStyle w:val="Normal"/>
+              <w:jc w:val="center"/>
+              <w:pBdr>
+                <w:bottom w:val="none" w:sz="0" w:space="0" w:color="000000"/>
+                <w:top w:val="none" w:sz="0" w:space="0" w:color="000000"/>
+                <w:left w:val="none" w:sz="0" w:space="0" w:color="000000"/>
+                <w:right w:val="none" w:sz="0" w:space="0" w:color="000000"/>
+              </w:pBdr>
+              <w:spacing w:after="100" w:before="100" w:line="240"/>
+              <w:ind w:left="100" w:right="100" w:firstLine="0" w:firstLineChars="0"/>
+              <w:rPr>
+                <w:rFonts w:ascii="Helvetica" w:hAnsi="Helvetica" w:eastAsia="Helvetica" w:cs="Helvetica"/>
+                <w:i w:val="false"/>
+                <w:b w:val="false"/>
+                <w:u w:val="none"/>
+                <w:sz w:val="22"/>
+                <w:szCs w:val="22"/>
+                <w:color w:val="000000"/>
+              </w:rPr>
+            </w:pPr>
+            <w:r>
+              <w:rPr>
+                <w:rFonts w:ascii="Helvetica" w:hAnsi="Helvetica" w:eastAsia="Helvetica" w:cs="Helvetica"/>
+                <w:i w:val="false"/>
+                <w:b w:val="false"/>
+                <w:u w:val="none"/>
+                <w:sz w:val="22"/>
+                <w:szCs w:val="22"/>
+                <w:color w:val="000000"/>
+              </w:rPr>
+              <w:t xml:space="preserve">0.850</w:t>
             </w:r>
           </w:p>
         </w:tc>
@@ -15593,113 +15593,113 @@
                 <w:szCs w:val="22"/>
                 <w:color w:val="000000"/>
               </w:rPr>
-              <w:t xml:space="preserve">0.67</w:t>
-            </w:r>
-          </w:p>
-        </w:tc>
-        <w:tc>
-          <w:tcPr>
-            <w:tcBorders>
-              <w:bottom w:val="none" w:sz="0" w:space="0" w:color="000000"/>
-              <w:top w:val="none" w:sz="0" w:space="0" w:color="000000"/>
-              <w:left w:val="none" w:sz="0" w:space="0" w:color="000000"/>
-              <w:right w:val="none" w:sz="0" w:space="0" w:color="000000"/>
-            </w:tcBorders>
-            <w:shd w:val="clear" w:color="auto" w:fill="FFFFFF"/>
-            <w:tcMar>
-              <w:top w:w="0" w:type="dxa"/>
-              <w:bottom w:w="0" w:type="dxa"/>
-              <w:left w:w="0" w:type="dxa"/>
-              <w:right w:w="0" w:type="dxa"/>
-            </w:tcMar>
-            <w:vAlign w:val="top"/>
-          </w:tcPr>
-          <w:p>
-            <w:pPr>
-              <w:pStyle w:val="Normal"/>
-              <w:jc w:val="center"/>
-              <w:pBdr>
-                <w:bottom w:val="none" w:sz="0" w:space="0" w:color="000000"/>
-                <w:top w:val="none" w:sz="0" w:space="0" w:color="000000"/>
-                <w:left w:val="none" w:sz="0" w:space="0" w:color="000000"/>
-                <w:right w:val="none" w:sz="0" w:space="0" w:color="000000"/>
-              </w:pBdr>
-              <w:spacing w:after="100" w:before="100" w:line="240"/>
-              <w:ind w:left="100" w:right="100" w:firstLine="0" w:firstLineChars="0"/>
-              <w:rPr>
-                <w:rFonts w:ascii="Helvetica" w:hAnsi="Helvetica" w:eastAsia="Helvetica" w:cs="Helvetica"/>
-                <w:i w:val="false"/>
-                <w:b w:val="false"/>
-                <w:u w:val="none"/>
-                <w:sz w:val="22"/>
-                <w:szCs w:val="22"/>
-                <w:color w:val="000000"/>
-              </w:rPr>
-            </w:pPr>
-            <w:r>
-              <w:rPr>
-                <w:rFonts w:ascii="Helvetica" w:hAnsi="Helvetica" w:eastAsia="Helvetica" w:cs="Helvetica"/>
-                <w:i w:val="false"/>
-                <w:b w:val="false"/>
-                <w:u w:val="none"/>
-                <w:sz w:val="22"/>
-                <w:szCs w:val="22"/>
-                <w:color w:val="000000"/>
-              </w:rPr>
-              <w:t xml:space="preserve">0.29, 1.57</w:t>
-            </w:r>
-          </w:p>
-        </w:tc>
-        <w:tc>
-          <w:tcPr>
-            <w:tcBorders>
-              <w:bottom w:val="none" w:sz="0" w:space="0" w:color="000000"/>
-              <w:top w:val="none" w:sz="0" w:space="0" w:color="000000"/>
-              <w:left w:val="none" w:sz="0" w:space="0" w:color="000000"/>
-              <w:right w:val="none" w:sz="0" w:space="0" w:color="000000"/>
-            </w:tcBorders>
-            <w:shd w:val="clear" w:color="auto" w:fill="FFFFFF"/>
-            <w:tcMar>
-              <w:top w:w="0" w:type="dxa"/>
-              <w:bottom w:w="0" w:type="dxa"/>
-              <w:left w:w="0" w:type="dxa"/>
-              <w:right w:w="0" w:type="dxa"/>
-            </w:tcMar>
-            <w:vAlign w:val="top"/>
-          </w:tcPr>
-          <w:p>
-            <w:pPr>
-              <w:pStyle w:val="Normal"/>
-              <w:jc w:val="center"/>
-              <w:pBdr>
-                <w:bottom w:val="none" w:sz="0" w:space="0" w:color="000000"/>
-                <w:top w:val="none" w:sz="0" w:space="0" w:color="000000"/>
-                <w:left w:val="none" w:sz="0" w:space="0" w:color="000000"/>
-                <w:right w:val="none" w:sz="0" w:space="0" w:color="000000"/>
-              </w:pBdr>
-              <w:spacing w:after="100" w:before="100" w:line="240"/>
-              <w:ind w:left="100" w:right="100" w:firstLine="0" w:firstLineChars="0"/>
-              <w:rPr>
-                <w:rFonts w:ascii="Helvetica" w:hAnsi="Helvetica" w:eastAsia="Helvetica" w:cs="Helvetica"/>
-                <w:i w:val="false"/>
-                <w:b w:val="false"/>
-                <w:u w:val="none"/>
-                <w:sz w:val="22"/>
-                <w:szCs w:val="22"/>
-                <w:color w:val="000000"/>
-              </w:rPr>
-            </w:pPr>
-            <w:r>
-              <w:rPr>
-                <w:rFonts w:ascii="Helvetica" w:hAnsi="Helvetica" w:eastAsia="Helvetica" w:cs="Helvetica"/>
-                <w:i w:val="false"/>
-                <w:b w:val="false"/>
-                <w:u w:val="none"/>
-                <w:sz w:val="22"/>
-                <w:szCs w:val="22"/>
-                <w:color w:val="000000"/>
-              </w:rPr>
-              <w:t xml:space="preserve">0.360</w:t>
+              <w:t xml:space="preserve">0.70</w:t>
+            </w:r>
+          </w:p>
+        </w:tc>
+        <w:tc>
+          <w:tcPr>
+            <w:tcBorders>
+              <w:bottom w:val="none" w:sz="0" w:space="0" w:color="000000"/>
+              <w:top w:val="none" w:sz="0" w:space="0" w:color="000000"/>
+              <w:left w:val="none" w:sz="0" w:space="0" w:color="000000"/>
+              <w:right w:val="none" w:sz="0" w:space="0" w:color="000000"/>
+            </w:tcBorders>
+            <w:shd w:val="clear" w:color="auto" w:fill="FFFFFF"/>
+            <w:tcMar>
+              <w:top w:w="0" w:type="dxa"/>
+              <w:bottom w:w="0" w:type="dxa"/>
+              <w:left w:w="0" w:type="dxa"/>
+              <w:right w:w="0" w:type="dxa"/>
+            </w:tcMar>
+            <w:vAlign w:val="top"/>
+          </w:tcPr>
+          <w:p>
+            <w:pPr>
+              <w:pStyle w:val="Normal"/>
+              <w:jc w:val="center"/>
+              <w:pBdr>
+                <w:bottom w:val="none" w:sz="0" w:space="0" w:color="000000"/>
+                <w:top w:val="none" w:sz="0" w:space="0" w:color="000000"/>
+                <w:left w:val="none" w:sz="0" w:space="0" w:color="000000"/>
+                <w:right w:val="none" w:sz="0" w:space="0" w:color="000000"/>
+              </w:pBdr>
+              <w:spacing w:after="100" w:before="100" w:line="240"/>
+              <w:ind w:left="100" w:right="100" w:firstLine="0" w:firstLineChars="0"/>
+              <w:rPr>
+                <w:rFonts w:ascii="Helvetica" w:hAnsi="Helvetica" w:eastAsia="Helvetica" w:cs="Helvetica"/>
+                <w:i w:val="false"/>
+                <w:b w:val="false"/>
+                <w:u w:val="none"/>
+                <w:sz w:val="22"/>
+                <w:szCs w:val="22"/>
+                <w:color w:val="000000"/>
+              </w:rPr>
+            </w:pPr>
+            <w:r>
+              <w:rPr>
+                <w:rFonts w:ascii="Helvetica" w:hAnsi="Helvetica" w:eastAsia="Helvetica" w:cs="Helvetica"/>
+                <w:i w:val="false"/>
+                <w:b w:val="false"/>
+                <w:u w:val="none"/>
+                <w:sz w:val="22"/>
+                <w:szCs w:val="22"/>
+                <w:color w:val="000000"/>
+              </w:rPr>
+              <w:t xml:space="preserve">0.32, 1.54</w:t>
+            </w:r>
+          </w:p>
+        </w:tc>
+        <w:tc>
+          <w:tcPr>
+            <w:tcBorders>
+              <w:bottom w:val="none" w:sz="0" w:space="0" w:color="000000"/>
+              <w:top w:val="none" w:sz="0" w:space="0" w:color="000000"/>
+              <w:left w:val="none" w:sz="0" w:space="0" w:color="000000"/>
+              <w:right w:val="none" w:sz="0" w:space="0" w:color="000000"/>
+            </w:tcBorders>
+            <w:shd w:val="clear" w:color="auto" w:fill="FFFFFF"/>
+            <w:tcMar>
+              <w:top w:w="0" w:type="dxa"/>
+              <w:bottom w:w="0" w:type="dxa"/>
+              <w:left w:w="0" w:type="dxa"/>
+              <w:right w:w="0" w:type="dxa"/>
+            </w:tcMar>
+            <w:vAlign w:val="top"/>
+          </w:tcPr>
+          <w:p>
+            <w:pPr>
+              <w:pStyle w:val="Normal"/>
+              <w:jc w:val="center"/>
+              <w:pBdr>
+                <w:bottom w:val="none" w:sz="0" w:space="0" w:color="000000"/>
+                <w:top w:val="none" w:sz="0" w:space="0" w:color="000000"/>
+                <w:left w:val="none" w:sz="0" w:space="0" w:color="000000"/>
+                <w:right w:val="none" w:sz="0" w:space="0" w:color="000000"/>
+              </w:pBdr>
+              <w:spacing w:after="100" w:before="100" w:line="240"/>
+              <w:ind w:left="100" w:right="100" w:firstLine="0" w:firstLineChars="0"/>
+              <w:rPr>
+                <w:rFonts w:ascii="Helvetica" w:hAnsi="Helvetica" w:eastAsia="Helvetica" w:cs="Helvetica"/>
+                <w:i w:val="false"/>
+                <w:b w:val="false"/>
+                <w:u w:val="none"/>
+                <w:sz w:val="22"/>
+                <w:szCs w:val="22"/>
+                <w:color w:val="000000"/>
+              </w:rPr>
+            </w:pPr>
+            <w:r>
+              <w:rPr>
+                <w:rFonts w:ascii="Helvetica" w:hAnsi="Helvetica" w:eastAsia="Helvetica" w:cs="Helvetica"/>
+                <w:i w:val="false"/>
+                <w:b w:val="false"/>
+                <w:u w:val="none"/>
+                <w:sz w:val="22"/>
+                <w:szCs w:val="22"/>
+                <w:color w:val="000000"/>
+              </w:rPr>
+              <w:t xml:space="preserve">0.370</w:t>
             </w:r>
           </w:p>
         </w:tc>
@@ -16076,113 +16076,113 @@
                 <w:szCs w:val="22"/>
                 <w:color w:val="000000"/>
               </w:rPr>
-              <w:t xml:space="preserve">0.94</w:t>
-            </w:r>
-          </w:p>
-        </w:tc>
-        <w:tc>
-          <w:tcPr>
-            <w:tcBorders>
-              <w:bottom w:val="none" w:sz="0" w:space="0" w:color="000000"/>
-              <w:top w:val="none" w:sz="0" w:space="0" w:color="000000"/>
-              <w:left w:val="none" w:sz="0" w:space="0" w:color="000000"/>
-              <w:right w:val="none" w:sz="0" w:space="0" w:color="000000"/>
-            </w:tcBorders>
-            <w:shd w:val="clear" w:color="auto" w:fill="FFFFFF"/>
-            <w:tcMar>
-              <w:top w:w="0" w:type="dxa"/>
-              <w:bottom w:w="0" w:type="dxa"/>
-              <w:left w:w="0" w:type="dxa"/>
-              <w:right w:w="0" w:type="dxa"/>
-            </w:tcMar>
-            <w:vAlign w:val="top"/>
-          </w:tcPr>
-          <w:p>
-            <w:pPr>
-              <w:pStyle w:val="Normal"/>
-              <w:jc w:val="center"/>
-              <w:pBdr>
-                <w:bottom w:val="none" w:sz="0" w:space="0" w:color="000000"/>
-                <w:top w:val="none" w:sz="0" w:space="0" w:color="000000"/>
-                <w:left w:val="none" w:sz="0" w:space="0" w:color="000000"/>
-                <w:right w:val="none" w:sz="0" w:space="0" w:color="000000"/>
-              </w:pBdr>
-              <w:spacing w:after="100" w:before="100" w:line="240"/>
-              <w:ind w:left="100" w:right="100" w:firstLine="0" w:firstLineChars="0"/>
-              <w:rPr>
-                <w:rFonts w:ascii="Helvetica" w:hAnsi="Helvetica" w:eastAsia="Helvetica" w:cs="Helvetica"/>
-                <w:i w:val="false"/>
-                <w:b w:val="false"/>
-                <w:u w:val="none"/>
-                <w:sz w:val="22"/>
-                <w:szCs w:val="22"/>
-                <w:color w:val="000000"/>
-              </w:rPr>
-            </w:pPr>
-            <w:r>
-              <w:rPr>
-                <w:rFonts w:ascii="Helvetica" w:hAnsi="Helvetica" w:eastAsia="Helvetica" w:cs="Helvetica"/>
-                <w:i w:val="false"/>
-                <w:b w:val="false"/>
-                <w:u w:val="none"/>
-                <w:sz w:val="22"/>
-                <w:szCs w:val="22"/>
-                <w:color w:val="000000"/>
-              </w:rPr>
-              <w:t xml:space="preserve">0.37, 2.43</w:t>
-            </w:r>
-          </w:p>
-        </w:tc>
-        <w:tc>
-          <w:tcPr>
-            <w:tcBorders>
-              <w:bottom w:val="none" w:sz="0" w:space="0" w:color="000000"/>
-              <w:top w:val="none" w:sz="0" w:space="0" w:color="000000"/>
-              <w:left w:val="none" w:sz="0" w:space="0" w:color="000000"/>
-              <w:right w:val="none" w:sz="0" w:space="0" w:color="000000"/>
-            </w:tcBorders>
-            <w:shd w:val="clear" w:color="auto" w:fill="FFFFFF"/>
-            <w:tcMar>
-              <w:top w:w="0" w:type="dxa"/>
-              <w:bottom w:w="0" w:type="dxa"/>
-              <w:left w:w="0" w:type="dxa"/>
-              <w:right w:w="0" w:type="dxa"/>
-            </w:tcMar>
-            <w:vAlign w:val="top"/>
-          </w:tcPr>
-          <w:p>
-            <w:pPr>
-              <w:pStyle w:val="Normal"/>
-              <w:jc w:val="center"/>
-              <w:pBdr>
-                <w:bottom w:val="none" w:sz="0" w:space="0" w:color="000000"/>
-                <w:top w:val="none" w:sz="0" w:space="0" w:color="000000"/>
-                <w:left w:val="none" w:sz="0" w:space="0" w:color="000000"/>
-                <w:right w:val="none" w:sz="0" w:space="0" w:color="000000"/>
-              </w:pBdr>
-              <w:spacing w:after="100" w:before="100" w:line="240"/>
-              <w:ind w:left="100" w:right="100" w:firstLine="0" w:firstLineChars="0"/>
-              <w:rPr>
-                <w:rFonts w:ascii="Helvetica" w:hAnsi="Helvetica" w:eastAsia="Helvetica" w:cs="Helvetica"/>
-                <w:i w:val="false"/>
-                <w:b w:val="false"/>
-                <w:u w:val="none"/>
-                <w:sz w:val="22"/>
-                <w:szCs w:val="22"/>
-                <w:color w:val="000000"/>
-              </w:rPr>
-            </w:pPr>
-            <w:r>
-              <w:rPr>
-                <w:rFonts w:ascii="Helvetica" w:hAnsi="Helvetica" w:eastAsia="Helvetica" w:cs="Helvetica"/>
-                <w:i w:val="false"/>
-                <w:b w:val="false"/>
-                <w:u w:val="none"/>
-                <w:sz w:val="22"/>
-                <w:szCs w:val="22"/>
-                <w:color w:val="000000"/>
-              </w:rPr>
-              <w:t xml:space="preserve">0.900</w:t>
+              <w:t xml:space="preserve">1.01</w:t>
+            </w:r>
+          </w:p>
+        </w:tc>
+        <w:tc>
+          <w:tcPr>
+            <w:tcBorders>
+              <w:bottom w:val="none" w:sz="0" w:space="0" w:color="000000"/>
+              <w:top w:val="none" w:sz="0" w:space="0" w:color="000000"/>
+              <w:left w:val="none" w:sz="0" w:space="0" w:color="000000"/>
+              <w:right w:val="none" w:sz="0" w:space="0" w:color="000000"/>
+            </w:tcBorders>
+            <w:shd w:val="clear" w:color="auto" w:fill="FFFFFF"/>
+            <w:tcMar>
+              <w:top w:w="0" w:type="dxa"/>
+              <w:bottom w:w="0" w:type="dxa"/>
+              <w:left w:w="0" w:type="dxa"/>
+              <w:right w:w="0" w:type="dxa"/>
+            </w:tcMar>
+            <w:vAlign w:val="top"/>
+          </w:tcPr>
+          <w:p>
+            <w:pPr>
+              <w:pStyle w:val="Normal"/>
+              <w:jc w:val="center"/>
+              <w:pBdr>
+                <w:bottom w:val="none" w:sz="0" w:space="0" w:color="000000"/>
+                <w:top w:val="none" w:sz="0" w:space="0" w:color="000000"/>
+                <w:left w:val="none" w:sz="0" w:space="0" w:color="000000"/>
+                <w:right w:val="none" w:sz="0" w:space="0" w:color="000000"/>
+              </w:pBdr>
+              <w:spacing w:after="100" w:before="100" w:line="240"/>
+              <w:ind w:left="100" w:right="100" w:firstLine="0" w:firstLineChars="0"/>
+              <w:rPr>
+                <w:rFonts w:ascii="Helvetica" w:hAnsi="Helvetica" w:eastAsia="Helvetica" w:cs="Helvetica"/>
+                <w:i w:val="false"/>
+                <w:b w:val="false"/>
+                <w:u w:val="none"/>
+                <w:sz w:val="22"/>
+                <w:szCs w:val="22"/>
+                <w:color w:val="000000"/>
+              </w:rPr>
+            </w:pPr>
+            <w:r>
+              <w:rPr>
+                <w:rFonts w:ascii="Helvetica" w:hAnsi="Helvetica" w:eastAsia="Helvetica" w:cs="Helvetica"/>
+                <w:i w:val="false"/>
+                <w:b w:val="false"/>
+                <w:u w:val="none"/>
+                <w:sz w:val="22"/>
+                <w:szCs w:val="22"/>
+                <w:color w:val="000000"/>
+              </w:rPr>
+              <w:t xml:space="preserve">0.38, 2.71</w:t>
+            </w:r>
+          </w:p>
+        </w:tc>
+        <w:tc>
+          <w:tcPr>
+            <w:tcBorders>
+              <w:bottom w:val="none" w:sz="0" w:space="0" w:color="000000"/>
+              <w:top w:val="none" w:sz="0" w:space="0" w:color="000000"/>
+              <w:left w:val="none" w:sz="0" w:space="0" w:color="000000"/>
+              <w:right w:val="none" w:sz="0" w:space="0" w:color="000000"/>
+            </w:tcBorders>
+            <w:shd w:val="clear" w:color="auto" w:fill="FFFFFF"/>
+            <w:tcMar>
+              <w:top w:w="0" w:type="dxa"/>
+              <w:bottom w:w="0" w:type="dxa"/>
+              <w:left w:w="0" w:type="dxa"/>
+              <w:right w:w="0" w:type="dxa"/>
+            </w:tcMar>
+            <w:vAlign w:val="top"/>
+          </w:tcPr>
+          <w:p>
+            <w:pPr>
+              <w:pStyle w:val="Normal"/>
+              <w:jc w:val="center"/>
+              <w:pBdr>
+                <w:bottom w:val="none" w:sz="0" w:space="0" w:color="000000"/>
+                <w:top w:val="none" w:sz="0" w:space="0" w:color="000000"/>
+                <w:left w:val="none" w:sz="0" w:space="0" w:color="000000"/>
+                <w:right w:val="none" w:sz="0" w:space="0" w:color="000000"/>
+              </w:pBdr>
+              <w:spacing w:after="100" w:before="100" w:line="240"/>
+              <w:ind w:left="100" w:right="100" w:firstLine="0" w:firstLineChars="0"/>
+              <w:rPr>
+                <w:rFonts w:ascii="Helvetica" w:hAnsi="Helvetica" w:eastAsia="Helvetica" w:cs="Helvetica"/>
+                <w:i w:val="false"/>
+                <w:b w:val="false"/>
+                <w:u w:val="none"/>
+                <w:sz w:val="22"/>
+                <w:szCs w:val="22"/>
+                <w:color w:val="000000"/>
+              </w:rPr>
+            </w:pPr>
+            <w:r>
+              <w:rPr>
+                <w:rFonts w:ascii="Helvetica" w:hAnsi="Helvetica" w:eastAsia="Helvetica" w:cs="Helvetica"/>
+                <w:i w:val="false"/>
+                <w:b w:val="false"/>
+                <w:u w:val="none"/>
+                <w:sz w:val="22"/>
+                <w:szCs w:val="22"/>
+                <w:color w:val="000000"/>
+              </w:rPr>
+              <w:t xml:space="preserve">0.980</w:t>
             </w:r>
           </w:p>
         </w:tc>
@@ -16241,7 +16241,7 @@
                 <w:szCs w:val="22"/>
                 <w:color w:val="000000"/>
               </w:rPr>
-              <w:t xml:space="preserve">ckd_epi_gfr_cre_cys</w:t>
+              <w:t xml:space="preserve">baseline_cre_egfr</w:t>
             </w:r>
           </w:p>
         </w:tc>
@@ -16559,7 +16559,7 @@
                 <w:szCs w:val="22"/>
                 <w:color w:val="000000"/>
               </w:rPr>
-              <w:t xml:space="preserve">0.95</w:t>
+              <w:t xml:space="preserve">0.97</w:t>
             </w:r>
           </w:p>
         </w:tc>
@@ -16612,7 +16612,7 @@
                 <w:szCs w:val="22"/>
                 <w:color w:val="000000"/>
               </w:rPr>
-              <w:t xml:space="preserve">0.92, 0.98</w:t>
+              <w:t xml:space="preserve">0.94, 1.00</w:t>
             </w:r>
           </w:p>
         </w:tc>
@@ -16665,7 +16665,7 @@
                 <w:szCs w:val="22"/>
                 <w:color w:val="000000"/>
               </w:rPr>
-              <w:t xml:space="preserve">0.003</w:t>
+              <w:t xml:space="preserve">0.031</w:t>
             </w:r>
           </w:p>
         </w:tc>
